--- a/RequirementAnalysis/UCSpec/word/CUDProduct/DeleteProduct.docx
+++ b/RequirementAnalysis/UCSpec/word/CUDProduct/DeleteProduct.docx
@@ -2,431 +2,1209 @@
 <file path=word/document.xml><?xml version="1.0" encoding="utf-8"?>
 <w:document xmlns:wpc="http://schemas.microsoft.com/office/word/2010/wordprocessingCanvas" xmlns:cx="http://schemas.microsoft.com/office/drawing/2014/chartex" xmlns:cx1="http://schemas.microsoft.com/office/drawing/2015/9/8/chartex" xmlns:cx2="http://schemas.microsoft.com/office/drawing/2015/10/21/chartex" xmlns:cx3="http://schemas.microsoft.com/office/drawing/2016/5/9/chartex" xmlns:cx4="http://schemas.microsoft.com/office/drawing/2016/5/10/chartex" xmlns:cx5="http://schemas.microsoft.com/office/drawing/2016/5/11/chartex" xmlns:cx6="http://schemas.microsoft.com/office/drawing/2016/5/12/chartex" xmlns:cx7="http://schemas.microsoft.com/office/drawing/2016/5/13/chartex" xmlns:cx8="http://schemas.microsoft.com/office/drawing/2016/5/14/chartex" xmlns:mc="http://schemas.openxmlformats.org/markup-compatibility/2006" xmlns:aink="http://schemas.microsoft.com/office/drawing/2016/ink" xmlns:am3d="http://schemas.microsoft.com/office/drawing/2017/model3d" xmlns:o="urn:schemas-microsoft-com:office:office" xmlns:oel="http://schemas.microsoft.com/office/2019/extlst" xmlns:r="http://schemas.openxmlformats.org/officeDocument/2006/relationships" xmlns:m="http://schemas.openxmlformats.org/officeDocument/2006/math" xmlns:v="urn:schemas-microsoft-com:vml" xmlns:wp14="http://schemas.microsoft.com/office/word/2010/wordprocessingDrawing" xmlns:wp="http://schemas.openxmlformats.org/drawingml/2006/wordprocessingDrawing" xmlns:w10="urn:schemas-microsoft-com:office:word" xmlns:w="http://schemas.openxmlformats.org/wordprocessingml/2006/main" xmlns:w14="http://schemas.microsoft.com/office/word/2010/wordml" xmlns:w15="http://schemas.microsoft.com/office/word/2012/wordml" xmlns:w16cex="http://schemas.microsoft.com/office/word/2018/wordml/cex" xmlns:w16cid="http://schemas.microsoft.com/office/word/2016/wordml/cid" xmlns:w16="http://schemas.microsoft.com/office/word/2018/wordml" xmlns:w16du="http://schemas.microsoft.com/office/word/2023/wordml/word16du" xmlns:w16sdtdh="http://schemas.microsoft.com/office/word/2020/wordml/sdtdatahash" xmlns:w16sdtfl="http://schemas.microsoft.com/office/word/2024/wordml/sdtformatlock" xmlns:w16se="http://schemas.microsoft.com/office/word/2015/wordml/symex" xmlns:wpg="http://schemas.microsoft.com/office/word/2010/wordprocessingGroup" xmlns:wpi="http://schemas.microsoft.com/office/word/2010/wordprocessingInk" xmlns:wne="http://schemas.microsoft.com/office/word/2006/wordml" xmlns:wps="http://schemas.microsoft.com/office/word/2010/wordprocessingShape" mc:Ignorable="w14 w15 w16se w16cid w16 w16cex w16sdtdh w16sdtfl w16du wp14">
   <w:body>
-    <w:p>
-      <w:pPr>
-        <w:jc w:val="center"/>
-        <w:rPr>
-          <w:rFonts w:ascii="Times New Roman" w:hAnsi="Times New Roman" w:cs="Times New Roman"/>
-          <w:b/>
-          <w:bCs/>
-          <w:sz w:val="48"/>
-          <w:szCs w:val="48"/>
-        </w:rPr>
-      </w:pPr>
-      <w:r>
-        <w:rPr>
-          <w:rFonts w:ascii="Times New Roman" w:hAnsi="Times New Roman" w:cs="Times New Roman"/>
-          <w:b/>
-          <w:bCs/>
-          <w:sz w:val="48"/>
-          <w:szCs w:val="48"/>
-        </w:rPr>
-        <w:t xml:space="preserve">Use Case </w:t>
-      </w:r>
-      <w:r>
-        <w:rPr>
-          <w:rFonts w:ascii="Times New Roman" w:hAnsi="Times New Roman" w:cs="Times New Roman"/>
-          <w:b/>
-          <w:bCs/>
-          <w:sz w:val="48"/>
-          <w:szCs w:val="48"/>
-        </w:rPr>
-        <w:t>Delete</w:t>
-      </w:r>
-      <w:r>
-        <w:rPr>
-          <w:rFonts w:ascii="Times New Roman" w:hAnsi="Times New Roman" w:cs="Times New Roman"/>
-          <w:b/>
-          <w:bCs/>
-          <w:sz w:val="48"/>
-          <w:szCs w:val="48"/>
-        </w:rPr>
-        <w:t xml:space="preserve"> Product</w:t>
-      </w:r>
-    </w:p>
-    <w:p>
-      <w:pPr>
-        <w:pStyle w:val="Heading1"/>
-      </w:pPr>
-      <w:r>
-        <w:t>Use case code</w:t>
-      </w:r>
-    </w:p>
-    <w:p>
-      <w:pPr>
-        <w:ind w:left="360"/>
-        <w:rPr>
-          <w:rFonts w:ascii="Times New Roman" w:hAnsi="Times New Roman" w:cs="Times New Roman"/>
-        </w:rPr>
-      </w:pPr>
-      <w:r>
-        <w:rPr>
-          <w:rFonts w:ascii="Times New Roman" w:hAnsi="Times New Roman" w:cs="Times New Roman"/>
-        </w:rPr>
-        <w:t>UC234</w:t>
-      </w:r>
-      <w:r>
-        <w:rPr>
-          <w:rFonts w:ascii="Times New Roman" w:hAnsi="Times New Roman" w:cs="Times New Roman"/>
-        </w:rPr>
-        <w:t>.4</w:t>
-      </w:r>
-    </w:p>
-    <w:p>
-      <w:pPr>
-        <w:pStyle w:val="Heading1"/>
-      </w:pPr>
-      <w:r>
-        <w:t>Brief Description</w:t>
-      </w:r>
-    </w:p>
-    <w:p>
-      <w:pPr>
-        <w:rPr>
-          <w:rFonts w:ascii="Times New Roman" w:hAnsi="Times New Roman" w:cs="Times New Roman"/>
-        </w:rPr>
-      </w:pPr>
-      <w:proofErr w:type="gramStart"/>
-      <w:r>
-        <w:rPr>
-          <w:rFonts w:ascii="Times New Roman" w:hAnsi="Times New Roman" w:cs="Times New Roman"/>
-        </w:rPr>
-        <w:t>This use</w:t>
-      </w:r>
-      <w:proofErr w:type="gramEnd"/>
-      <w:r>
-        <w:rPr>
-          <w:rFonts w:ascii="Times New Roman" w:hAnsi="Times New Roman" w:cs="Times New Roman"/>
-        </w:rPr>
-        <w:t xml:space="preserve"> case lets the Product Manager remove products from the AIMS sales list. The system checks security rules, such as the maximum number of products that can be </w:t>
-      </w:r>
-      <w:proofErr w:type="gramStart"/>
-      <w:r>
-        <w:rPr>
-          <w:rFonts w:ascii="Times New Roman" w:hAnsi="Times New Roman" w:cs="Times New Roman"/>
-        </w:rPr>
-        <w:t>deleted, and</w:t>
-      </w:r>
-      <w:proofErr w:type="gramEnd"/>
-      <w:r>
-        <w:rPr>
-          <w:rFonts w:ascii="Times New Roman" w:hAnsi="Times New Roman" w:cs="Times New Roman"/>
-        </w:rPr>
-        <w:t xml:space="preserve"> verifies the stock quantity to decide whether the product will be completely deleted or only marked as inactive.</w:t>
-      </w:r>
-    </w:p>
-    <w:p>
-      <w:pPr>
-        <w:pStyle w:val="Heading1"/>
-      </w:pPr>
-      <w:r>
-        <w:t>Actors</w:t>
-      </w:r>
-    </w:p>
-    <w:p>
-      <w:pPr>
-        <w:pStyle w:val="Heading2"/>
-        <w:rPr>
-          <w:rFonts w:ascii="Times New Roman" w:hAnsi="Times New Roman" w:cs="Times New Roman"/>
-        </w:rPr>
-      </w:pPr>
-      <w:r>
-        <w:rPr>
-          <w:rFonts w:ascii="Times New Roman" w:hAnsi="Times New Roman" w:cs="Times New Roman"/>
-        </w:rPr>
-        <w:t>Product Manager</w:t>
-      </w:r>
-      <w:r>
-        <w:rPr>
-          <w:rFonts w:ascii="Times New Roman" w:hAnsi="Times New Roman" w:cs="Times New Roman"/>
-        </w:rPr>
-        <w:tab/>
-      </w:r>
-    </w:p>
-    <w:p>
-      <w:pPr>
-        <w:pStyle w:val="Heading1"/>
-      </w:pPr>
-      <w:r>
-        <w:t>Preconditions</w:t>
-      </w:r>
-    </w:p>
-    <w:p>
-      <w:pPr>
-        <w:pStyle w:val="ListParagraph"/>
-        <w:numPr>
-          <w:ilvl w:val="0"/>
-          <w:numId w:val="9"/>
-        </w:numPr>
-        <w:rPr>
-          <w:rFonts w:ascii="Times New Roman" w:hAnsi="Times New Roman" w:cs="Times New Roman"/>
-        </w:rPr>
-      </w:pPr>
-      <w:r>
-        <w:rPr>
-          <w:rFonts w:ascii="Times New Roman" w:hAnsi="Times New Roman" w:cs="Times New Roman"/>
-        </w:rPr>
-        <w:t>Product Manager successfully logged into the AIMS System with appropriate account provided.</w:t>
-      </w:r>
-    </w:p>
-    <w:p>
-      <w:pPr>
-        <w:pStyle w:val="ListParagraph"/>
-        <w:numPr>
-          <w:ilvl w:val="0"/>
-          <w:numId w:val="9"/>
-        </w:numPr>
-        <w:rPr>
-          <w:rFonts w:ascii="Times New Roman" w:hAnsi="Times New Roman" w:cs="Times New Roman"/>
-        </w:rPr>
-      </w:pPr>
-      <w:r>
-        <w:rPr>
-          <w:rFonts w:ascii="Times New Roman" w:hAnsi="Times New Roman" w:cs="Times New Roman"/>
-        </w:rPr>
-        <w:t>Product Manager select Delete function.</w:t>
-      </w:r>
-    </w:p>
-    <w:p>
-      <w:pPr>
-        <w:pStyle w:val="ListParagraph"/>
-        <w:numPr>
-          <w:ilvl w:val="0"/>
-          <w:numId w:val="9"/>
-        </w:numPr>
-        <w:rPr>
-          <w:rFonts w:ascii="Times New Roman" w:hAnsi="Times New Roman" w:cs="Times New Roman"/>
-        </w:rPr>
-      </w:pPr>
-      <w:r>
-        <w:rPr>
-          <w:rFonts w:ascii="Times New Roman" w:hAnsi="Times New Roman" w:cs="Times New Roman"/>
-        </w:rPr>
-        <w:t>The AIMS System is currently operating normally.</w:t>
-      </w:r>
-      <w:r>
-        <w:rPr>
-          <w:rFonts w:ascii="Times New Roman" w:hAnsi="Times New Roman" w:cs="Times New Roman"/>
-        </w:rPr>
-        <w:t xml:space="preserve"> </w:t>
-      </w:r>
-    </w:p>
-    <w:p>
-      <w:pPr>
-        <w:pStyle w:val="Heading1"/>
-      </w:pPr>
-      <w:r>
-        <w:t>Basic Flow of Events</w:t>
-      </w:r>
-    </w:p>
-    <w:p>
-      <w:pPr>
-        <w:pStyle w:val="ListParagraph"/>
-        <w:numPr>
-          <w:ilvl w:val="0"/>
-          <w:numId w:val="10"/>
-        </w:numPr>
-        <w:rPr>
-          <w:rFonts w:ascii="Times New Roman" w:hAnsi="Times New Roman" w:cs="Times New Roman"/>
-        </w:rPr>
-      </w:pPr>
-      <w:r>
-        <w:rPr>
-          <w:rFonts w:ascii="Times New Roman" w:hAnsi="Times New Roman" w:cs="Times New Roman"/>
-        </w:rPr>
-        <w:t>Product Manger select Delete Product</w:t>
-      </w:r>
-    </w:p>
-    <w:p>
-      <w:pPr>
-        <w:pStyle w:val="ListParagraph"/>
-        <w:numPr>
-          <w:ilvl w:val="0"/>
-          <w:numId w:val="10"/>
-        </w:numPr>
-        <w:rPr>
-          <w:rFonts w:ascii="Times New Roman" w:hAnsi="Times New Roman" w:cs="Times New Roman"/>
-        </w:rPr>
-      </w:pPr>
-      <w:r>
-        <w:rPr>
-          <w:rFonts w:ascii="Times New Roman" w:hAnsi="Times New Roman" w:cs="Times New Roman"/>
-        </w:rPr>
-        <w:t xml:space="preserve">Product Manager </w:t>
-      </w:r>
-      <w:proofErr w:type="gramStart"/>
-      <w:r>
-        <w:rPr>
-          <w:rFonts w:ascii="Times New Roman" w:hAnsi="Times New Roman" w:cs="Times New Roman"/>
-        </w:rPr>
-        <w:t>select</w:t>
-      </w:r>
-      <w:proofErr w:type="gramEnd"/>
-      <w:r>
-        <w:rPr>
-          <w:rFonts w:ascii="Times New Roman" w:hAnsi="Times New Roman" w:cs="Times New Roman"/>
-        </w:rPr>
-        <w:t xml:space="preserve"> up to ten products to delete at a time.</w:t>
-      </w:r>
-    </w:p>
-    <w:p>
-      <w:pPr>
-        <w:pStyle w:val="ListParagraph"/>
-        <w:numPr>
-          <w:ilvl w:val="0"/>
-          <w:numId w:val="10"/>
-        </w:numPr>
-        <w:rPr>
-          <w:rFonts w:ascii="Times New Roman" w:hAnsi="Times New Roman" w:cs="Times New Roman"/>
-        </w:rPr>
-      </w:pPr>
-      <w:r>
-        <w:rPr>
-          <w:rFonts w:ascii="Times New Roman" w:hAnsi="Times New Roman" w:cs="Times New Roman"/>
-        </w:rPr>
-        <w:t xml:space="preserve">Product Manager </w:t>
-      </w:r>
-      <w:proofErr w:type="gramStart"/>
-      <w:r>
-        <w:rPr>
-          <w:rFonts w:ascii="Times New Roman" w:hAnsi="Times New Roman" w:cs="Times New Roman"/>
-        </w:rPr>
-        <w:t>confirm</w:t>
-      </w:r>
-      <w:proofErr w:type="gramEnd"/>
-      <w:r>
-        <w:rPr>
-          <w:rFonts w:ascii="Times New Roman" w:hAnsi="Times New Roman" w:cs="Times New Roman"/>
-        </w:rPr>
-        <w:t xml:space="preserve"> the </w:t>
-      </w:r>
-      <w:proofErr w:type="gramStart"/>
-      <w:r>
-        <w:rPr>
-          <w:rFonts w:ascii="Times New Roman" w:hAnsi="Times New Roman" w:cs="Times New Roman"/>
-        </w:rPr>
-        <w:t>delete</w:t>
-      </w:r>
-      <w:proofErr w:type="gramEnd"/>
-      <w:r>
-        <w:rPr>
-          <w:rFonts w:ascii="Times New Roman" w:hAnsi="Times New Roman" w:cs="Times New Roman"/>
-        </w:rPr>
-        <w:t xml:space="preserve"> order</w:t>
-      </w:r>
-    </w:p>
-    <w:p>
-      <w:pPr>
-        <w:pStyle w:val="ListParagraph"/>
-        <w:numPr>
-          <w:ilvl w:val="0"/>
-          <w:numId w:val="10"/>
-        </w:numPr>
-        <w:rPr>
-          <w:rFonts w:ascii="Times New Roman" w:hAnsi="Times New Roman" w:cs="Times New Roman"/>
-        </w:rPr>
-      </w:pPr>
-      <w:r>
-        <w:rPr>
-          <w:rFonts w:ascii="Times New Roman" w:hAnsi="Times New Roman" w:cs="Times New Roman"/>
-        </w:rPr>
-        <w:t xml:space="preserve">Software check security limit </w:t>
-      </w:r>
-      <w:proofErr w:type="gramStart"/>
-      <w:r>
-        <w:rPr>
-          <w:rFonts w:ascii="Times New Roman" w:hAnsi="Times New Roman" w:cs="Times New Roman"/>
-        </w:rPr>
-        <w:t>delete</w:t>
-      </w:r>
-      <w:proofErr w:type="gramEnd"/>
-      <w:r>
-        <w:rPr>
-          <w:rFonts w:ascii="Times New Roman" w:hAnsi="Times New Roman" w:cs="Times New Roman"/>
-        </w:rPr>
-        <w:t>.</w:t>
-      </w:r>
-    </w:p>
-    <w:p>
-      <w:pPr>
-        <w:pStyle w:val="ListParagraph"/>
-        <w:numPr>
-          <w:ilvl w:val="0"/>
-          <w:numId w:val="10"/>
-        </w:numPr>
-        <w:rPr>
-          <w:rFonts w:ascii="Times New Roman" w:hAnsi="Times New Roman" w:cs="Times New Roman"/>
-        </w:rPr>
-      </w:pPr>
-      <w:r>
-        <w:rPr>
-          <w:rFonts w:ascii="Times New Roman" w:hAnsi="Times New Roman" w:cs="Times New Roman"/>
-        </w:rPr>
-        <w:t>Software check product quantity</w:t>
-      </w:r>
-    </w:p>
-    <w:p>
-      <w:pPr>
-        <w:pStyle w:val="ListParagraph"/>
-        <w:numPr>
-          <w:ilvl w:val="0"/>
-          <w:numId w:val="10"/>
-        </w:numPr>
-        <w:rPr>
-          <w:rFonts w:ascii="Times New Roman" w:hAnsi="Times New Roman" w:cs="Times New Roman"/>
-        </w:rPr>
-      </w:pPr>
-      <w:r>
-        <w:rPr>
-          <w:rFonts w:ascii="Times New Roman" w:hAnsi="Times New Roman" w:cs="Times New Roman"/>
-        </w:rPr>
-        <w:t xml:space="preserve">Software </w:t>
-      </w:r>
-      <w:proofErr w:type="gramStart"/>
-      <w:r>
-        <w:rPr>
-          <w:rFonts w:ascii="Times New Roman" w:hAnsi="Times New Roman" w:cs="Times New Roman"/>
-        </w:rPr>
-        <w:t>remove</w:t>
-      </w:r>
-      <w:proofErr w:type="gramEnd"/>
-      <w:r>
-        <w:rPr>
-          <w:rFonts w:ascii="Times New Roman" w:hAnsi="Times New Roman" w:cs="Times New Roman"/>
-        </w:rPr>
-        <w:t xml:space="preserve"> from sale list</w:t>
-      </w:r>
-    </w:p>
-    <w:p>
-      <w:pPr>
-        <w:pStyle w:val="Heading1"/>
-      </w:pPr>
-      <w:r>
-        <w:t>Alternative flows</w:t>
-      </w:r>
-    </w:p>
     <w:tbl>
       <w:tblPr>
         <w:tblStyle w:val="TableGrid"/>
-        <w:tblW w:w="0" w:type="auto"/>
+        <w:tblW w:w="9493" w:type="dxa"/>
         <w:tblLook w:val="04A0" w:firstRow="1" w:lastRow="0" w:firstColumn="1" w:lastColumn="0" w:noHBand="0" w:noVBand="1"/>
       </w:tblPr>
       <w:tblGrid>
-        <w:gridCol w:w="625"/>
-        <w:gridCol w:w="1530"/>
-        <w:gridCol w:w="3060"/>
-        <w:gridCol w:w="2790"/>
-        <w:gridCol w:w="1345"/>
+        <w:gridCol w:w="9493"/>
       </w:tblGrid>
       <w:tr>
         <w:tc>
           <w:tcPr>
-            <w:tcW w:w="625" w:type="dxa"/>
-            <w:vAlign w:val="center"/>
+            <w:tcW w:w="9493" w:type="dxa"/>
           </w:tcPr>
           <w:p>
             <w:pPr>
+              <w:spacing w:line="360" w:lineRule="auto"/>
               <w:jc w:val="center"/>
+              <w:rPr>
+                <w:rFonts w:ascii="Times New Roman" w:hAnsi="Times New Roman" w:cs="Times New Roman"/>
+                <w:b/>
+                <w:bCs/>
+                <w:sz w:val="32"/>
+                <w:szCs w:val="32"/>
+              </w:rPr>
+            </w:pPr>
+            <w:r>
+              <w:rPr>
+                <w:rFonts w:ascii="Times New Roman" w:hAnsi="Times New Roman" w:cs="Times New Roman"/>
+                <w:b/>
+                <w:bCs/>
+                <w:sz w:val="32"/>
+                <w:szCs w:val="32"/>
+              </w:rPr>
+              <w:t>Use Case “</w:t>
+            </w:r>
+            <w:r>
+              <w:rPr>
+                <w:rFonts w:ascii="Times New Roman" w:hAnsi="Times New Roman" w:cs="Times New Roman"/>
+                <w:b/>
+                <w:bCs/>
+                <w:sz w:val="32"/>
+                <w:szCs w:val="32"/>
+              </w:rPr>
+              <w:t>Delete Product</w:t>
+            </w:r>
+            <w:r>
+              <w:rPr>
+                <w:rFonts w:ascii="Times New Roman" w:hAnsi="Times New Roman" w:cs="Times New Roman"/>
+                <w:b/>
+                <w:bCs/>
+                <w:sz w:val="32"/>
+                <w:szCs w:val="32"/>
+              </w:rPr>
+              <w:t>”</w:t>
+            </w:r>
+          </w:p>
+          <w:p>
+            <w:pPr>
+              <w:pStyle w:val="ListParagraph"/>
+              <w:numPr>
+                <w:ilvl w:val="0"/>
+                <w:numId w:val="16"/>
+              </w:numPr>
+              <w:autoSpaceDE w:val="0"/>
+              <w:autoSpaceDN w:val="0"/>
+              <w:spacing w:before="120" w:after="120" w:line="360" w:lineRule="auto"/>
+              <w:jc w:val="both"/>
+              <w:rPr>
+                <w:rFonts w:ascii="Times New Roman" w:hAnsi="Times New Roman" w:cs="Times New Roman"/>
+                <w:b/>
+                <w:bCs/>
+                <w:sz w:val="28"/>
+                <w:szCs w:val="28"/>
+              </w:rPr>
+            </w:pPr>
+            <w:r>
+              <w:rPr>
+                <w:rFonts w:ascii="Times New Roman" w:hAnsi="Times New Roman" w:cs="Times New Roman"/>
+                <w:b/>
+                <w:bCs/>
+                <w:sz w:val="28"/>
+                <w:szCs w:val="28"/>
+              </w:rPr>
+              <w:t>Use case code</w:t>
+            </w:r>
+          </w:p>
+          <w:p>
+            <w:pPr>
+              <w:pStyle w:val="ListParagraph"/>
+              <w:spacing w:line="360" w:lineRule="auto"/>
+              <w:rPr>
+                <w:rFonts w:ascii="Times New Roman" w:hAnsi="Times New Roman" w:cs="Times New Roman"/>
+              </w:rPr>
+            </w:pPr>
+            <w:r>
+              <w:rPr>
+                <w:rFonts w:ascii="Times New Roman" w:hAnsi="Times New Roman" w:cs="Times New Roman"/>
+              </w:rPr>
+              <w:t>UC234.4</w:t>
+            </w:r>
+          </w:p>
+          <w:p>
+            <w:pPr>
+              <w:pStyle w:val="ListParagraph"/>
+              <w:numPr>
+                <w:ilvl w:val="0"/>
+                <w:numId w:val="16"/>
+              </w:numPr>
+              <w:autoSpaceDE w:val="0"/>
+              <w:autoSpaceDN w:val="0"/>
+              <w:spacing w:before="120" w:after="120" w:line="360" w:lineRule="auto"/>
+              <w:jc w:val="both"/>
+              <w:rPr>
+                <w:rFonts w:ascii="Times New Roman" w:hAnsi="Times New Roman" w:cs="Times New Roman"/>
+                <w:b/>
+                <w:bCs/>
+                <w:sz w:val="28"/>
+                <w:szCs w:val="28"/>
+              </w:rPr>
+            </w:pPr>
+            <w:r>
+              <w:rPr>
+                <w:rFonts w:ascii="Times New Roman" w:hAnsi="Times New Roman" w:cs="Times New Roman"/>
+                <w:b/>
+                <w:bCs/>
+                <w:sz w:val="28"/>
+                <w:szCs w:val="28"/>
+              </w:rPr>
+              <w:t>Brief Description</w:t>
+            </w:r>
+          </w:p>
+          <w:p>
+            <w:pPr>
+              <w:pStyle w:val="ListParagraph"/>
+              <w:spacing w:line="360" w:lineRule="auto"/>
+              <w:rPr>
+                <w:rFonts w:ascii="Times New Roman" w:hAnsi="Times New Roman" w:cs="Times New Roman"/>
+              </w:rPr>
+            </w:pPr>
+            <w:proofErr w:type="gramStart"/>
+            <w:r>
+              <w:rPr>
+                <w:rFonts w:ascii="Times New Roman" w:hAnsi="Times New Roman" w:cs="Times New Roman"/>
+              </w:rPr>
+              <w:t>This use</w:t>
+            </w:r>
+            <w:proofErr w:type="gramEnd"/>
+            <w:r>
+              <w:rPr>
+                <w:rFonts w:ascii="Times New Roman" w:hAnsi="Times New Roman" w:cs="Times New Roman"/>
+              </w:rPr>
+              <w:t xml:space="preserve"> case lets the Product Manager remove products from the AIMS sales list. The system checks security rules, such as the maximum number of products that can be </w:t>
+            </w:r>
+            <w:proofErr w:type="gramStart"/>
+            <w:r>
+              <w:rPr>
+                <w:rFonts w:ascii="Times New Roman" w:hAnsi="Times New Roman" w:cs="Times New Roman"/>
+              </w:rPr>
+              <w:t>deleted, and</w:t>
+            </w:r>
+            <w:proofErr w:type="gramEnd"/>
+            <w:r>
+              <w:rPr>
+                <w:rFonts w:ascii="Times New Roman" w:hAnsi="Times New Roman" w:cs="Times New Roman"/>
+              </w:rPr>
+              <w:t xml:space="preserve"> verifies the stock quantity to decide whether the product will be completely deleted or only marked as inactive.</w:t>
+            </w:r>
+          </w:p>
+          <w:p>
+            <w:pPr>
+              <w:pStyle w:val="ListParagraph"/>
+              <w:numPr>
+                <w:ilvl w:val="0"/>
+                <w:numId w:val="16"/>
+              </w:numPr>
+              <w:autoSpaceDE w:val="0"/>
+              <w:autoSpaceDN w:val="0"/>
+              <w:spacing w:before="120" w:after="120" w:line="360" w:lineRule="auto"/>
+              <w:jc w:val="both"/>
+              <w:rPr>
+                <w:rFonts w:ascii="Times New Roman" w:hAnsi="Times New Roman" w:cs="Times New Roman"/>
+                <w:b/>
+                <w:bCs/>
+                <w:sz w:val="28"/>
+                <w:szCs w:val="28"/>
+              </w:rPr>
+            </w:pPr>
+            <w:r>
+              <w:rPr>
+                <w:rFonts w:ascii="Times New Roman" w:hAnsi="Times New Roman" w:cs="Times New Roman"/>
+                <w:b/>
+                <w:bCs/>
+                <w:sz w:val="28"/>
+                <w:szCs w:val="28"/>
+              </w:rPr>
+              <w:t>Actors</w:t>
+            </w:r>
+          </w:p>
+          <w:p>
+            <w:pPr>
+              <w:pStyle w:val="ListParagraph"/>
+              <w:numPr>
+                <w:ilvl w:val="1"/>
+                <w:numId w:val="16"/>
+              </w:numPr>
+              <w:autoSpaceDE w:val="0"/>
+              <w:autoSpaceDN w:val="0"/>
+              <w:spacing w:before="120" w:after="120" w:line="360" w:lineRule="auto"/>
+              <w:jc w:val="both"/>
+              <w:rPr>
+                <w:rFonts w:ascii="Times New Roman" w:hAnsi="Times New Roman" w:cs="Times New Roman"/>
+                <w:b/>
+                <w:bCs/>
+                <w:sz w:val="28"/>
+                <w:szCs w:val="28"/>
+              </w:rPr>
+            </w:pPr>
+            <w:r>
+              <w:rPr>
+                <w:rFonts w:ascii="Times New Roman" w:hAnsi="Times New Roman" w:cs="Times New Roman"/>
+              </w:rPr>
+              <w:t>Product Manager</w:t>
+            </w:r>
+          </w:p>
+          <w:p>
+            <w:pPr>
+              <w:pStyle w:val="ListParagraph"/>
+              <w:numPr>
+                <w:ilvl w:val="0"/>
+                <w:numId w:val="16"/>
+              </w:numPr>
+              <w:autoSpaceDE w:val="0"/>
+              <w:autoSpaceDN w:val="0"/>
+              <w:spacing w:before="120" w:after="120" w:line="360" w:lineRule="auto"/>
+              <w:jc w:val="both"/>
+              <w:rPr>
+                <w:rFonts w:ascii="Times New Roman" w:hAnsi="Times New Roman" w:cs="Times New Roman"/>
+                <w:b/>
+                <w:bCs/>
+                <w:sz w:val="28"/>
+                <w:szCs w:val="28"/>
+              </w:rPr>
+            </w:pPr>
+            <w:r>
+              <w:rPr>
+                <w:rFonts w:ascii="Times New Roman" w:hAnsi="Times New Roman" w:cs="Times New Roman"/>
+                <w:b/>
+                <w:bCs/>
+                <w:sz w:val="28"/>
+                <w:szCs w:val="28"/>
+              </w:rPr>
+              <w:t>Preconditions</w:t>
+            </w:r>
+          </w:p>
+          <w:p>
+            <w:pPr>
+              <w:pStyle w:val="ListParagraph"/>
+              <w:numPr>
+                <w:ilvl w:val="0"/>
+                <w:numId w:val="21"/>
+              </w:numPr>
+              <w:spacing w:line="360" w:lineRule="auto"/>
+              <w:rPr>
+                <w:rFonts w:ascii="Times New Roman" w:hAnsi="Times New Roman" w:cs="Times New Roman"/>
+              </w:rPr>
+            </w:pPr>
+            <w:r>
+              <w:rPr>
+                <w:rFonts w:ascii="Times New Roman" w:hAnsi="Times New Roman" w:cs="Times New Roman"/>
+              </w:rPr>
+              <w:t>Product Manager successfully logged into the AIMS System with appropriate account provided.</w:t>
+            </w:r>
+          </w:p>
+          <w:p>
+            <w:pPr>
+              <w:pStyle w:val="ListParagraph"/>
+              <w:numPr>
+                <w:ilvl w:val="0"/>
+                <w:numId w:val="21"/>
+              </w:numPr>
+              <w:spacing w:line="360" w:lineRule="auto"/>
+              <w:rPr>
+                <w:rFonts w:ascii="Times New Roman" w:hAnsi="Times New Roman" w:cs="Times New Roman"/>
+              </w:rPr>
+            </w:pPr>
+            <w:r>
+              <w:rPr>
+                <w:rFonts w:ascii="Times New Roman" w:hAnsi="Times New Roman" w:cs="Times New Roman"/>
+              </w:rPr>
+              <w:t>The AIMS System is currently operating normally.</w:t>
+            </w:r>
+          </w:p>
+          <w:p>
+            <w:pPr>
+              <w:pStyle w:val="ListParagraph"/>
+              <w:numPr>
+                <w:ilvl w:val="0"/>
+                <w:numId w:val="16"/>
+              </w:numPr>
+              <w:autoSpaceDE w:val="0"/>
+              <w:autoSpaceDN w:val="0"/>
+              <w:spacing w:before="120" w:after="120" w:line="360" w:lineRule="auto"/>
+              <w:jc w:val="both"/>
+              <w:rPr>
+                <w:rFonts w:ascii="Times New Roman" w:hAnsi="Times New Roman" w:cs="Times New Roman"/>
+                <w:b/>
+                <w:bCs/>
+                <w:sz w:val="28"/>
+                <w:szCs w:val="28"/>
+              </w:rPr>
+            </w:pPr>
+            <w:r>
+              <w:rPr>
+                <w:rFonts w:ascii="Times New Roman" w:hAnsi="Times New Roman" w:cs="Times New Roman"/>
+                <w:b/>
+                <w:bCs/>
+                <w:sz w:val="28"/>
+                <w:szCs w:val="28"/>
+              </w:rPr>
+              <w:t>Basic Flow of Events</w:t>
+            </w:r>
+          </w:p>
+          <w:p>
+            <w:pPr>
+              <w:pStyle w:val="NormalWeb"/>
+              <w:numPr>
+                <w:ilvl w:val="0"/>
+                <w:numId w:val="23"/>
+              </w:numPr>
+              <w:autoSpaceDE w:val="0"/>
+              <w:autoSpaceDN w:val="0"/>
+              <w:spacing w:line="360" w:lineRule="auto"/>
+              <w:jc w:val="both"/>
+            </w:pPr>
+            <w:r>
+              <w:t>Product Manager request access to the product management interface.</w:t>
+            </w:r>
+          </w:p>
+          <w:p>
+            <w:pPr>
+              <w:pStyle w:val="NormalWeb"/>
+              <w:numPr>
+                <w:ilvl w:val="0"/>
+                <w:numId w:val="23"/>
+              </w:numPr>
+              <w:autoSpaceDE w:val="0"/>
+              <w:autoSpaceDN w:val="0"/>
+              <w:spacing w:line="360" w:lineRule="auto"/>
+              <w:jc w:val="both"/>
+            </w:pPr>
+            <w:r>
+              <w:t>Software displays list of products and options for adding, editing, deleting and adjusting quantities.</w:t>
+            </w:r>
+          </w:p>
+          <w:p>
+            <w:pPr>
+              <w:pStyle w:val="NormalWeb"/>
+              <w:numPr>
+                <w:ilvl w:val="0"/>
+                <w:numId w:val="23"/>
+              </w:numPr>
+              <w:autoSpaceDE w:val="0"/>
+              <w:autoSpaceDN w:val="0"/>
+              <w:spacing w:line="360" w:lineRule="auto"/>
+              <w:jc w:val="both"/>
+            </w:pPr>
+            <w:r>
+              <w:t>Product Manger select Delete Product</w:t>
+            </w:r>
+          </w:p>
+          <w:p>
+            <w:pPr>
+              <w:pStyle w:val="NormalWeb"/>
+              <w:numPr>
+                <w:ilvl w:val="0"/>
+                <w:numId w:val="23"/>
+              </w:numPr>
+              <w:autoSpaceDE w:val="0"/>
+              <w:autoSpaceDN w:val="0"/>
+              <w:spacing w:line="360" w:lineRule="auto"/>
+              <w:jc w:val="both"/>
+            </w:pPr>
+            <w:r>
+              <w:t xml:space="preserve">Product Manager </w:t>
+            </w:r>
+            <w:proofErr w:type="gramStart"/>
+            <w:r>
+              <w:t>select</w:t>
+            </w:r>
+            <w:proofErr w:type="gramEnd"/>
+            <w:r>
+              <w:t xml:space="preserve"> up to ten products to delete at a time.</w:t>
+            </w:r>
+          </w:p>
+          <w:p>
+            <w:pPr>
+              <w:pStyle w:val="NormalWeb"/>
+              <w:numPr>
+                <w:ilvl w:val="0"/>
+                <w:numId w:val="23"/>
+              </w:numPr>
+              <w:autoSpaceDE w:val="0"/>
+              <w:autoSpaceDN w:val="0"/>
+              <w:spacing w:line="360" w:lineRule="auto"/>
+              <w:jc w:val="both"/>
+            </w:pPr>
+            <w:r>
+              <w:t xml:space="preserve">Product Manager </w:t>
+            </w:r>
+            <w:proofErr w:type="gramStart"/>
+            <w:r>
+              <w:t>confirm</w:t>
+            </w:r>
+            <w:proofErr w:type="gramEnd"/>
+            <w:r>
+              <w:t xml:space="preserve"> the </w:t>
+            </w:r>
+            <w:proofErr w:type="gramStart"/>
+            <w:r>
+              <w:t>delete</w:t>
+            </w:r>
+            <w:proofErr w:type="gramEnd"/>
+            <w:r>
+              <w:t xml:space="preserve"> order</w:t>
+            </w:r>
+          </w:p>
+          <w:p>
+            <w:pPr>
+              <w:pStyle w:val="NormalWeb"/>
+              <w:numPr>
+                <w:ilvl w:val="0"/>
+                <w:numId w:val="23"/>
+              </w:numPr>
+              <w:autoSpaceDE w:val="0"/>
+              <w:autoSpaceDN w:val="0"/>
+              <w:spacing w:line="360" w:lineRule="auto"/>
+              <w:jc w:val="both"/>
+            </w:pPr>
+            <w:r>
+              <w:t xml:space="preserve">Software check security limit </w:t>
+            </w:r>
+            <w:proofErr w:type="gramStart"/>
+            <w:r>
+              <w:t>delete</w:t>
+            </w:r>
+            <w:proofErr w:type="gramEnd"/>
+            <w:r>
+              <w:t>.</w:t>
+            </w:r>
+          </w:p>
+          <w:p>
+            <w:pPr>
+              <w:pStyle w:val="NormalWeb"/>
+              <w:numPr>
+                <w:ilvl w:val="0"/>
+                <w:numId w:val="23"/>
+              </w:numPr>
+              <w:autoSpaceDE w:val="0"/>
+              <w:autoSpaceDN w:val="0"/>
+              <w:spacing w:line="360" w:lineRule="auto"/>
+              <w:jc w:val="both"/>
+            </w:pPr>
+            <w:r>
+              <w:t>Software check product quantity</w:t>
+            </w:r>
+          </w:p>
+          <w:p>
+            <w:pPr>
+              <w:pStyle w:val="NormalWeb"/>
+              <w:numPr>
+                <w:ilvl w:val="0"/>
+                <w:numId w:val="23"/>
+              </w:numPr>
+              <w:autoSpaceDE w:val="0"/>
+              <w:autoSpaceDN w:val="0"/>
+              <w:spacing w:line="360" w:lineRule="auto"/>
+              <w:jc w:val="both"/>
+            </w:pPr>
+            <w:r>
+              <w:t xml:space="preserve">Software </w:t>
+            </w:r>
+            <w:proofErr w:type="gramStart"/>
+            <w:r>
+              <w:t>remove</w:t>
+            </w:r>
+            <w:proofErr w:type="gramEnd"/>
+            <w:r>
+              <w:t xml:space="preserve"> from sale list</w:t>
+            </w:r>
+          </w:p>
+          <w:p>
+            <w:pPr>
+              <w:pStyle w:val="NormalWeb"/>
+              <w:numPr>
+                <w:ilvl w:val="0"/>
+                <w:numId w:val="23"/>
+              </w:numPr>
+              <w:autoSpaceDE w:val="0"/>
+              <w:autoSpaceDN w:val="0"/>
+              <w:spacing w:line="360" w:lineRule="auto"/>
+              <w:jc w:val="both"/>
+            </w:pPr>
+            <w:r>
+              <w:t>Software update product list</w:t>
+            </w:r>
+          </w:p>
+          <w:p>
+            <w:pPr>
+              <w:pStyle w:val="NormalWeb"/>
+              <w:numPr>
+                <w:ilvl w:val="0"/>
+                <w:numId w:val="23"/>
+              </w:numPr>
+              <w:autoSpaceDE w:val="0"/>
+              <w:autoSpaceDN w:val="0"/>
+              <w:spacing w:line="360" w:lineRule="auto"/>
+              <w:jc w:val="both"/>
+            </w:pPr>
+            <w:r>
+              <w:t>Software display notifications and save record into history</w:t>
+            </w:r>
+          </w:p>
+          <w:p>
+            <w:pPr>
+              <w:pStyle w:val="ListParagraph"/>
+              <w:numPr>
+                <w:ilvl w:val="0"/>
+                <w:numId w:val="16"/>
+              </w:numPr>
+              <w:autoSpaceDE w:val="0"/>
+              <w:autoSpaceDN w:val="0"/>
+              <w:spacing w:before="120" w:after="120" w:line="360" w:lineRule="auto"/>
+              <w:jc w:val="both"/>
+              <w:rPr>
+                <w:rFonts w:ascii="Times New Roman" w:hAnsi="Times New Roman" w:cs="Times New Roman"/>
+                <w:b/>
+                <w:bCs/>
+                <w:sz w:val="28"/>
+                <w:szCs w:val="28"/>
+              </w:rPr>
+            </w:pPr>
+            <w:r>
+              <w:rPr>
+                <w:rFonts w:ascii="Times New Roman" w:hAnsi="Times New Roman" w:cs="Times New Roman"/>
+                <w:b/>
+                <w:bCs/>
+                <w:sz w:val="28"/>
+                <w:szCs w:val="28"/>
+              </w:rPr>
+              <w:t>Alternative flows</w:t>
+            </w:r>
+          </w:p>
+          <w:p>
+            <w:pPr>
+              <w:pStyle w:val="Caption"/>
+              <w:keepNext/>
+              <w:spacing w:line="360" w:lineRule="auto"/>
+            </w:pPr>
+            <w:r>
+              <w:lastRenderedPageBreak/>
+              <w:t>Table 1 - Alternative flows of events for UC “</w:t>
+            </w:r>
+            <w:r>
+              <w:t>Delete Product</w:t>
+            </w:r>
+            <w:r>
+              <w:t>”</w:t>
+            </w:r>
+          </w:p>
+          <w:tbl>
+            <w:tblPr>
+              <w:tblStyle w:val="TableGrid"/>
+              <w:tblW w:w="0" w:type="auto"/>
+              <w:tblLook w:val="04A0" w:firstRow="1" w:lastRow="0" w:firstColumn="1" w:lastColumn="0" w:noHBand="0" w:noVBand="1"/>
+            </w:tblPr>
+            <w:tblGrid>
+              <w:gridCol w:w="622"/>
+              <w:gridCol w:w="1166"/>
+              <w:gridCol w:w="2857"/>
+              <w:gridCol w:w="3060"/>
+              <w:gridCol w:w="1562"/>
+            </w:tblGrid>
+            <w:tr>
+              <w:tc>
+                <w:tcPr>
+                  <w:tcW w:w="622" w:type="dxa"/>
+                  <w:shd w:val="clear" w:color="auto" w:fill="D86DCB" w:themeFill="accent5" w:themeFillTint="99"/>
+                </w:tcPr>
+                <w:p>
+                  <w:pPr>
+                    <w:spacing w:line="360" w:lineRule="auto"/>
+                    <w:jc w:val="center"/>
+                    <w:rPr>
+                      <w:rFonts w:ascii="Times New Roman" w:hAnsi="Times New Roman" w:cs="Times New Roman"/>
+                      <w:b/>
+                      <w:bCs/>
+                      <w:sz w:val="20"/>
+                    </w:rPr>
+                  </w:pPr>
+                  <w:r>
+                    <w:rPr>
+                      <w:rFonts w:ascii="Times New Roman" w:hAnsi="Times New Roman" w:cs="Times New Roman"/>
+                      <w:b/>
+                      <w:bCs/>
+                      <w:sz w:val="20"/>
+                    </w:rPr>
+                    <w:t>No</w:t>
+                  </w:r>
+                </w:p>
+              </w:tc>
+              <w:tc>
+                <w:tcPr>
+                  <w:tcW w:w="1166" w:type="dxa"/>
+                  <w:shd w:val="clear" w:color="auto" w:fill="D86DCB" w:themeFill="accent5" w:themeFillTint="99"/>
+                </w:tcPr>
+                <w:p>
+                  <w:pPr>
+                    <w:spacing w:line="360" w:lineRule="auto"/>
+                    <w:jc w:val="center"/>
+                    <w:rPr>
+                      <w:rFonts w:ascii="Times New Roman" w:hAnsi="Times New Roman" w:cs="Times New Roman"/>
+                      <w:b/>
+                      <w:bCs/>
+                      <w:sz w:val="20"/>
+                    </w:rPr>
+                  </w:pPr>
+                  <w:r>
+                    <w:rPr>
+                      <w:rFonts w:ascii="Times New Roman" w:hAnsi="Times New Roman" w:cs="Times New Roman"/>
+                      <w:b/>
+                      <w:bCs/>
+                      <w:sz w:val="20"/>
+                    </w:rPr>
+                    <w:t>Location</w:t>
+                  </w:r>
+                </w:p>
+              </w:tc>
+              <w:tc>
+                <w:tcPr>
+                  <w:tcW w:w="2857" w:type="dxa"/>
+                  <w:shd w:val="clear" w:color="auto" w:fill="D86DCB" w:themeFill="accent5" w:themeFillTint="99"/>
+                </w:tcPr>
+                <w:p>
+                  <w:pPr>
+                    <w:spacing w:line="360" w:lineRule="auto"/>
+                    <w:jc w:val="center"/>
+                    <w:rPr>
+                      <w:rFonts w:ascii="Times New Roman" w:hAnsi="Times New Roman" w:cs="Times New Roman"/>
+                      <w:b/>
+                      <w:bCs/>
+                      <w:sz w:val="20"/>
+                    </w:rPr>
+                  </w:pPr>
+                  <w:r>
+                    <w:rPr>
+                      <w:rFonts w:ascii="Times New Roman" w:hAnsi="Times New Roman" w:cs="Times New Roman"/>
+                      <w:b/>
+                      <w:bCs/>
+                      <w:sz w:val="20"/>
+                    </w:rPr>
+                    <w:t>Condition</w:t>
+                  </w:r>
+                </w:p>
+              </w:tc>
+              <w:tc>
+                <w:tcPr>
+                  <w:tcW w:w="3060" w:type="dxa"/>
+                  <w:shd w:val="clear" w:color="auto" w:fill="D86DCB" w:themeFill="accent5" w:themeFillTint="99"/>
+                </w:tcPr>
+                <w:p>
+                  <w:pPr>
+                    <w:spacing w:line="360" w:lineRule="auto"/>
+                    <w:jc w:val="center"/>
+                    <w:rPr>
+                      <w:rFonts w:ascii="Times New Roman" w:hAnsi="Times New Roman" w:cs="Times New Roman"/>
+                      <w:b/>
+                      <w:bCs/>
+                      <w:sz w:val="20"/>
+                    </w:rPr>
+                  </w:pPr>
+                  <w:r>
+                    <w:rPr>
+                      <w:rFonts w:ascii="Times New Roman" w:hAnsi="Times New Roman" w:cs="Times New Roman"/>
+                      <w:b/>
+                      <w:bCs/>
+                      <w:sz w:val="20"/>
+                    </w:rPr>
+                    <w:t>Action</w:t>
+                  </w:r>
+                </w:p>
+              </w:tc>
+              <w:tc>
+                <w:tcPr>
+                  <w:tcW w:w="1562" w:type="dxa"/>
+                  <w:shd w:val="clear" w:color="auto" w:fill="D86DCB" w:themeFill="accent5" w:themeFillTint="99"/>
+                </w:tcPr>
+                <w:p>
+                  <w:pPr>
+                    <w:spacing w:line="360" w:lineRule="auto"/>
+                    <w:jc w:val="center"/>
+                    <w:rPr>
+                      <w:rFonts w:ascii="Times New Roman" w:hAnsi="Times New Roman" w:cs="Times New Roman"/>
+                      <w:b/>
+                      <w:bCs/>
+                      <w:sz w:val="20"/>
+                    </w:rPr>
+                  </w:pPr>
+                  <w:r>
+                    <w:rPr>
+                      <w:rFonts w:ascii="Times New Roman" w:hAnsi="Times New Roman" w:cs="Times New Roman"/>
+                      <w:b/>
+                      <w:bCs/>
+                      <w:sz w:val="20"/>
+                    </w:rPr>
+                    <w:t>Resume location</w:t>
+                  </w:r>
+                </w:p>
+              </w:tc>
+            </w:tr>
+            <w:tr>
+              <w:tc>
+                <w:tcPr>
+                  <w:tcW w:w="622" w:type="dxa"/>
+                </w:tcPr>
+                <w:p>
+                  <w:pPr>
+                    <w:pStyle w:val="ListParagraph"/>
+                    <w:numPr>
+                      <w:ilvl w:val="0"/>
+                      <w:numId w:val="15"/>
+                    </w:numPr>
+                    <w:autoSpaceDE w:val="0"/>
+                    <w:autoSpaceDN w:val="0"/>
+                    <w:spacing w:before="120" w:after="120" w:line="360" w:lineRule="auto"/>
+                    <w:jc w:val="both"/>
+                    <w:rPr>
+                      <w:rFonts w:ascii="Times New Roman" w:hAnsi="Times New Roman" w:cs="Times New Roman"/>
+                      <w:sz w:val="20"/>
+                    </w:rPr>
+                  </w:pPr>
+                </w:p>
+              </w:tc>
+              <w:tc>
+                <w:tcPr>
+                  <w:tcW w:w="1166" w:type="dxa"/>
+                </w:tcPr>
+                <w:p>
+                  <w:pPr>
+                    <w:spacing w:line="360" w:lineRule="auto"/>
+                    <w:rPr>
+                      <w:rFonts w:ascii="Times New Roman" w:hAnsi="Times New Roman" w:cs="Times New Roman"/>
+                      <w:sz w:val="20"/>
+                      <w:szCs w:val="20"/>
+                    </w:rPr>
+                  </w:pPr>
+                  <w:r>
+                    <w:rPr>
+                      <w:rFonts w:ascii="Times New Roman" w:hAnsi="Times New Roman" w:cs="Times New Roman"/>
+                      <w:sz w:val="20"/>
+                      <w:szCs w:val="20"/>
+                    </w:rPr>
+                    <w:t xml:space="preserve">At step </w:t>
+                  </w:r>
+                  <w:r>
+                    <w:rPr>
+                      <w:rFonts w:ascii="Times New Roman" w:hAnsi="Times New Roman" w:cs="Times New Roman"/>
+                      <w:sz w:val="20"/>
+                      <w:szCs w:val="20"/>
+                    </w:rPr>
+                    <w:t>5</w:t>
+                  </w:r>
+                </w:p>
+              </w:tc>
+              <w:tc>
+                <w:tcPr>
+                  <w:tcW w:w="2857" w:type="dxa"/>
+                </w:tcPr>
+                <w:p>
+                  <w:pPr>
+                    <w:spacing w:line="360" w:lineRule="auto"/>
+                    <w:rPr>
+                      <w:rFonts w:ascii="Times New Roman" w:hAnsi="Times New Roman" w:cs="Times New Roman"/>
+                      <w:sz w:val="20"/>
+                      <w:szCs w:val="20"/>
+                    </w:rPr>
+                  </w:pPr>
+                  <w:r>
+                    <w:rPr>
+                      <w:rFonts w:ascii="Times New Roman" w:hAnsi="Times New Roman" w:cs="Times New Roman"/>
+                      <w:sz w:val="20"/>
+                      <w:szCs w:val="20"/>
+                    </w:rPr>
+                    <w:t>If Product Manager selects more than 10 products to delete at once.</w:t>
+                  </w:r>
+                </w:p>
+              </w:tc>
+              <w:tc>
+                <w:tcPr>
+                  <w:tcW w:w="3060" w:type="dxa"/>
+                </w:tcPr>
+                <w:p>
+                  <w:pPr>
+                    <w:pStyle w:val="ListParagraph"/>
+                    <w:numPr>
+                      <w:ilvl w:val="0"/>
+                      <w:numId w:val="12"/>
+                    </w:numPr>
+                    <w:autoSpaceDE w:val="0"/>
+                    <w:autoSpaceDN w:val="0"/>
+                    <w:spacing w:before="120" w:after="120" w:line="360" w:lineRule="auto"/>
+                    <w:rPr>
+                      <w:rFonts w:ascii="Times New Roman" w:hAnsi="Times New Roman" w:cs="Times New Roman"/>
+                      <w:sz w:val="20"/>
+                      <w:szCs w:val="20"/>
+                    </w:rPr>
+                  </w:pPr>
+                  <w:r>
+                    <w:rPr>
+                      <w:rFonts w:ascii="Times New Roman" w:hAnsi="Times New Roman" w:cs="Times New Roman"/>
+                      <w:sz w:val="20"/>
+                      <w:szCs w:val="20"/>
+                    </w:rPr>
+                    <w:t>Software displaying the warning only allows a maximum of 10 products to be selected.</w:t>
+                  </w:r>
+                </w:p>
+              </w:tc>
+              <w:tc>
+                <w:tcPr>
+                  <w:tcW w:w="1562" w:type="dxa"/>
+                </w:tcPr>
+                <w:p>
+                  <w:pPr>
+                    <w:spacing w:line="360" w:lineRule="auto"/>
+                    <w:rPr>
+                      <w:rFonts w:ascii="Times New Roman" w:hAnsi="Times New Roman" w:cs="Times New Roman"/>
+                      <w:sz w:val="20"/>
+                      <w:szCs w:val="20"/>
+                    </w:rPr>
+                  </w:pPr>
+                  <w:r>
+                    <w:rPr>
+                      <w:rFonts w:ascii="Times New Roman" w:hAnsi="Times New Roman" w:cs="Times New Roman"/>
+                      <w:sz w:val="20"/>
+                      <w:szCs w:val="20"/>
+                    </w:rPr>
+                    <w:t xml:space="preserve">At step </w:t>
+                  </w:r>
+                  <w:r>
+                    <w:rPr>
+                      <w:rFonts w:ascii="Times New Roman" w:hAnsi="Times New Roman" w:cs="Times New Roman"/>
+                      <w:sz w:val="20"/>
+                      <w:szCs w:val="20"/>
+                    </w:rPr>
+                    <w:t>4</w:t>
+                  </w:r>
+                </w:p>
+              </w:tc>
+            </w:tr>
+            <w:tr>
+              <w:tc>
+                <w:tcPr>
+                  <w:tcW w:w="622" w:type="dxa"/>
+                </w:tcPr>
+                <w:p>
+                  <w:pPr>
+                    <w:pStyle w:val="ListParagraph"/>
+                    <w:numPr>
+                      <w:ilvl w:val="0"/>
+                      <w:numId w:val="15"/>
+                    </w:numPr>
+                    <w:autoSpaceDE w:val="0"/>
+                    <w:autoSpaceDN w:val="0"/>
+                    <w:spacing w:before="120" w:after="120" w:line="360" w:lineRule="auto"/>
+                    <w:jc w:val="both"/>
+                    <w:rPr>
+                      <w:rFonts w:ascii="Times New Roman" w:hAnsi="Times New Roman" w:cs="Times New Roman"/>
+                      <w:sz w:val="20"/>
+                    </w:rPr>
+                  </w:pPr>
+                </w:p>
+              </w:tc>
+              <w:tc>
+                <w:tcPr>
+                  <w:tcW w:w="1166" w:type="dxa"/>
+                </w:tcPr>
+                <w:p>
+                  <w:pPr>
+                    <w:spacing w:line="360" w:lineRule="auto"/>
+                    <w:rPr>
+                      <w:rFonts w:ascii="Times New Roman" w:hAnsi="Times New Roman" w:cs="Times New Roman"/>
+                      <w:sz w:val="20"/>
+                      <w:szCs w:val="20"/>
+                    </w:rPr>
+                  </w:pPr>
+                  <w:r>
+                    <w:rPr>
+                      <w:rFonts w:ascii="Times New Roman" w:hAnsi="Times New Roman" w:cs="Times New Roman"/>
+                      <w:sz w:val="20"/>
+                      <w:szCs w:val="20"/>
+                    </w:rPr>
+                    <w:t xml:space="preserve">At step </w:t>
+                  </w:r>
+                  <w:r>
+                    <w:rPr>
+                      <w:rFonts w:ascii="Times New Roman" w:hAnsi="Times New Roman" w:cs="Times New Roman"/>
+                      <w:sz w:val="20"/>
+                      <w:szCs w:val="20"/>
+                    </w:rPr>
+                    <w:t>6</w:t>
+                  </w:r>
+                </w:p>
+              </w:tc>
+              <w:tc>
+                <w:tcPr>
+                  <w:tcW w:w="2857" w:type="dxa"/>
+                </w:tcPr>
+                <w:p>
+                  <w:pPr>
+                    <w:spacing w:line="360" w:lineRule="auto"/>
+                    <w:rPr>
+                      <w:rFonts w:ascii="Times New Roman" w:hAnsi="Times New Roman" w:cs="Times New Roman"/>
+                      <w:sz w:val="20"/>
+                      <w:szCs w:val="20"/>
+                    </w:rPr>
+                  </w:pPr>
+                  <w:r>
+                    <w:rPr>
+                      <w:rFonts w:ascii="Times New Roman" w:hAnsi="Times New Roman" w:cs="Times New Roman"/>
+                      <w:sz w:val="20"/>
+                      <w:szCs w:val="20"/>
+                    </w:rPr>
+                    <w:t xml:space="preserve">If total number of products that Product Manager deleted today </w:t>
+                  </w:r>
+                  <w:proofErr w:type="gramStart"/>
+                  <w:r>
+                    <w:rPr>
+                      <w:rFonts w:ascii="Times New Roman" w:hAnsi="Times New Roman" w:cs="Times New Roman"/>
+                      <w:sz w:val="20"/>
+                      <w:szCs w:val="20"/>
+                    </w:rPr>
+                    <w:t>over</w:t>
+                  </w:r>
+                  <w:proofErr w:type="gramEnd"/>
+                  <w:r>
+                    <w:rPr>
+                      <w:rFonts w:ascii="Times New Roman" w:hAnsi="Times New Roman" w:cs="Times New Roman"/>
+                      <w:sz w:val="20"/>
+                      <w:szCs w:val="20"/>
+                    </w:rPr>
+                    <w:t xml:space="preserve"> 20 products.</w:t>
+                  </w:r>
+                </w:p>
+              </w:tc>
+              <w:tc>
+                <w:tcPr>
+                  <w:tcW w:w="3060" w:type="dxa"/>
+                </w:tcPr>
+                <w:p>
+                  <w:pPr>
+                    <w:pStyle w:val="ListParagraph"/>
+                    <w:numPr>
+                      <w:ilvl w:val="0"/>
+                      <w:numId w:val="12"/>
+                    </w:numPr>
+                    <w:autoSpaceDE w:val="0"/>
+                    <w:autoSpaceDN w:val="0"/>
+                    <w:spacing w:before="120" w:after="120" w:line="360" w:lineRule="auto"/>
+                    <w:rPr>
+                      <w:rFonts w:ascii="Times New Roman" w:hAnsi="Times New Roman" w:cs="Times New Roman"/>
+                      <w:sz w:val="20"/>
+                      <w:szCs w:val="20"/>
+                    </w:rPr>
+                  </w:pPr>
+                  <w:r>
+                    <w:rPr>
+                      <w:rFonts w:ascii="Times New Roman" w:hAnsi="Times New Roman" w:cs="Times New Roman"/>
+                      <w:sz w:val="20"/>
+                      <w:szCs w:val="20"/>
+                    </w:rPr>
+                    <w:t xml:space="preserve">Software </w:t>
+                  </w:r>
+                  <w:proofErr w:type="gramStart"/>
+                  <w:r>
+                    <w:rPr>
+                      <w:rFonts w:ascii="Times New Roman" w:hAnsi="Times New Roman" w:cs="Times New Roman"/>
+                      <w:sz w:val="20"/>
+                      <w:szCs w:val="20"/>
+                    </w:rPr>
+                    <w:t>notify</w:t>
+                  </w:r>
+                  <w:proofErr w:type="gramEnd"/>
+                  <w:r>
+                    <w:rPr>
+                      <w:rFonts w:ascii="Times New Roman" w:hAnsi="Times New Roman" w:cs="Times New Roman"/>
+                      <w:sz w:val="20"/>
+                      <w:szCs w:val="20"/>
+                    </w:rPr>
+                    <w:t xml:space="preserve"> the Product Manager of a security violation and refused to delete</w:t>
+                  </w:r>
+                </w:p>
+              </w:tc>
+              <w:tc>
+                <w:tcPr>
+                  <w:tcW w:w="1562" w:type="dxa"/>
+                </w:tcPr>
+                <w:p>
+                  <w:pPr>
+                    <w:spacing w:line="360" w:lineRule="auto"/>
+                    <w:rPr>
+                      <w:rFonts w:ascii="Times New Roman" w:hAnsi="Times New Roman" w:cs="Times New Roman"/>
+                      <w:sz w:val="20"/>
+                      <w:szCs w:val="20"/>
+                    </w:rPr>
+                  </w:pPr>
+                  <w:r>
+                    <w:rPr>
+                      <w:rFonts w:ascii="Times New Roman" w:hAnsi="Times New Roman" w:cs="Times New Roman"/>
+                      <w:sz w:val="20"/>
+                      <w:szCs w:val="20"/>
+                    </w:rPr>
+                    <w:t xml:space="preserve">At step </w:t>
+                  </w:r>
+                  <w:r>
+                    <w:rPr>
+                      <w:rFonts w:ascii="Times New Roman" w:hAnsi="Times New Roman" w:cs="Times New Roman"/>
+                      <w:sz w:val="20"/>
+                      <w:szCs w:val="20"/>
+                    </w:rPr>
+                    <w:t>4</w:t>
+                  </w:r>
+                </w:p>
+              </w:tc>
+            </w:tr>
+            <w:tr>
+              <w:tc>
+                <w:tcPr>
+                  <w:tcW w:w="622" w:type="dxa"/>
+                </w:tcPr>
+                <w:p>
+                  <w:pPr>
+                    <w:pStyle w:val="ListParagraph"/>
+                    <w:numPr>
+                      <w:ilvl w:val="0"/>
+                      <w:numId w:val="15"/>
+                    </w:numPr>
+                    <w:autoSpaceDE w:val="0"/>
+                    <w:autoSpaceDN w:val="0"/>
+                    <w:spacing w:before="120" w:after="120" w:line="360" w:lineRule="auto"/>
+                    <w:jc w:val="both"/>
+                    <w:rPr>
+                      <w:rFonts w:ascii="Times New Roman" w:hAnsi="Times New Roman" w:cs="Times New Roman"/>
+                      <w:sz w:val="20"/>
+                    </w:rPr>
+                  </w:pPr>
+                </w:p>
+              </w:tc>
+              <w:tc>
+                <w:tcPr>
+                  <w:tcW w:w="1166" w:type="dxa"/>
+                </w:tcPr>
+                <w:p>
+                  <w:pPr>
+                    <w:spacing w:line="360" w:lineRule="auto"/>
+                    <w:rPr>
+                      <w:rFonts w:ascii="Times New Roman" w:hAnsi="Times New Roman" w:cs="Times New Roman"/>
+                      <w:sz w:val="20"/>
+                      <w:szCs w:val="20"/>
+                    </w:rPr>
+                  </w:pPr>
+                  <w:r>
+                    <w:rPr>
+                      <w:rFonts w:ascii="Times New Roman" w:hAnsi="Times New Roman" w:cs="Times New Roman"/>
+                      <w:sz w:val="20"/>
+                      <w:szCs w:val="20"/>
+                    </w:rPr>
+                    <w:t xml:space="preserve">At step </w:t>
+                  </w:r>
+                  <w:r>
+                    <w:rPr>
+                      <w:rFonts w:ascii="Times New Roman" w:hAnsi="Times New Roman" w:cs="Times New Roman"/>
+                      <w:sz w:val="20"/>
+                      <w:szCs w:val="20"/>
+                    </w:rPr>
+                    <w:t>7</w:t>
+                  </w:r>
+                </w:p>
+              </w:tc>
+              <w:tc>
+                <w:tcPr>
+                  <w:tcW w:w="2857" w:type="dxa"/>
+                </w:tcPr>
+                <w:p>
+                  <w:pPr>
+                    <w:spacing w:line="360" w:lineRule="auto"/>
+                    <w:rPr>
+                      <w:rFonts w:ascii="Times New Roman" w:hAnsi="Times New Roman" w:cs="Times New Roman"/>
+                      <w:sz w:val="20"/>
+                      <w:szCs w:val="20"/>
+                    </w:rPr>
+                  </w:pPr>
+                  <w:r>
+                    <w:rPr>
+                      <w:rFonts w:ascii="Times New Roman" w:hAnsi="Times New Roman" w:cs="Times New Roman"/>
+                      <w:sz w:val="20"/>
+                      <w:szCs w:val="20"/>
+                    </w:rPr>
+                    <w:t>If quantity of product removed greater than 0</w:t>
+                  </w:r>
+                </w:p>
+              </w:tc>
+              <w:tc>
+                <w:tcPr>
+                  <w:tcW w:w="3060" w:type="dxa"/>
+                </w:tcPr>
+                <w:p>
+                  <w:pPr>
+                    <w:pStyle w:val="ListParagraph"/>
+                    <w:numPr>
+                      <w:ilvl w:val="0"/>
+                      <w:numId w:val="12"/>
+                    </w:numPr>
+                    <w:autoSpaceDE w:val="0"/>
+                    <w:autoSpaceDN w:val="0"/>
+                    <w:spacing w:before="120" w:after="120" w:line="360" w:lineRule="auto"/>
+                    <w:rPr>
+                      <w:rFonts w:ascii="Times New Roman" w:hAnsi="Times New Roman" w:cs="Times New Roman"/>
+                      <w:sz w:val="20"/>
+                      <w:szCs w:val="20"/>
+                    </w:rPr>
+                  </w:pPr>
+                  <w:r>
+                    <w:rPr>
+                      <w:rFonts w:ascii="Times New Roman" w:hAnsi="Times New Roman" w:cs="Times New Roman"/>
+                      <w:sz w:val="20"/>
+                      <w:szCs w:val="20"/>
+                    </w:rPr>
+                    <w:t xml:space="preserve">Software automatic change status to </w:t>
+                  </w:r>
+                  <w:proofErr w:type="spellStart"/>
+                  <w:r>
+                    <w:rPr>
+                      <w:rFonts w:ascii="Times New Roman" w:hAnsi="Times New Roman" w:cs="Times New Roman"/>
+                      <w:sz w:val="20"/>
+                      <w:szCs w:val="20"/>
+                    </w:rPr>
+                    <w:t>deactive</w:t>
+                  </w:r>
+                  <w:proofErr w:type="spellEnd"/>
+                  <w:r>
+                    <w:rPr>
+                      <w:rFonts w:ascii="Times New Roman" w:hAnsi="Times New Roman" w:cs="Times New Roman"/>
+                      <w:sz w:val="20"/>
+                      <w:szCs w:val="20"/>
+                    </w:rPr>
+                    <w:t>.</w:t>
+                  </w:r>
+                </w:p>
+              </w:tc>
+              <w:tc>
+                <w:tcPr>
+                  <w:tcW w:w="1562" w:type="dxa"/>
+                </w:tcPr>
+                <w:p>
+                  <w:pPr>
+                    <w:spacing w:line="360" w:lineRule="auto"/>
+                    <w:rPr>
+                      <w:rFonts w:ascii="Times New Roman" w:hAnsi="Times New Roman" w:cs="Times New Roman"/>
+                      <w:sz w:val="20"/>
+                      <w:szCs w:val="20"/>
+                    </w:rPr>
+                  </w:pPr>
+                  <w:r>
+                    <w:rPr>
+                      <w:rFonts w:ascii="Times New Roman" w:hAnsi="Times New Roman" w:cs="Times New Roman"/>
+                      <w:sz w:val="20"/>
+                      <w:szCs w:val="20"/>
+                    </w:rPr>
+                    <w:t xml:space="preserve">At step </w:t>
+                  </w:r>
+                  <w:r>
+                    <w:rPr>
+                      <w:rFonts w:ascii="Times New Roman" w:hAnsi="Times New Roman" w:cs="Times New Roman"/>
+                      <w:sz w:val="20"/>
+                      <w:szCs w:val="20"/>
+                    </w:rPr>
+                    <w:t>9</w:t>
+                  </w:r>
+                </w:p>
+              </w:tc>
+            </w:tr>
+          </w:tbl>
+          <w:p>
+            <w:pPr>
+              <w:pStyle w:val="ListParagraph"/>
+              <w:numPr>
+                <w:ilvl w:val="0"/>
+                <w:numId w:val="16"/>
+              </w:numPr>
+              <w:autoSpaceDE w:val="0"/>
+              <w:autoSpaceDN w:val="0"/>
+              <w:spacing w:before="120" w:after="120" w:line="360" w:lineRule="auto"/>
+              <w:jc w:val="both"/>
               <w:rPr>
                 <w:rFonts w:ascii="Times New Roman" w:hAnsi="Times New Roman" w:cs="Times New Roman"/>
                 <w:b/>
@@ -439,18 +1217,493 @@
                 <w:b/>
                 <w:bCs/>
               </w:rPr>
-              <w:t>No</w:t>
+              <w:t>Input data</w:t>
             </w:r>
           </w:p>
-        </w:tc>
-        <w:tc>
-          <w:tcPr>
-            <w:tcW w:w="1530" w:type="dxa"/>
-            <w:vAlign w:val="center"/>
-          </w:tcPr>
           <w:p>
             <w:pPr>
-              <w:jc w:val="center"/>
+              <w:pStyle w:val="Caption"/>
+              <w:keepNext/>
+              <w:spacing w:line="360" w:lineRule="auto"/>
+            </w:pPr>
+            <w:r>
+              <w:t>Table 2 - Input data of UC “</w:t>
+            </w:r>
+            <w:r>
+              <w:t>Delete Product</w:t>
+            </w:r>
+            <w:r>
+              <w:t>”</w:t>
+            </w:r>
+          </w:p>
+          <w:tbl>
+            <w:tblPr>
+              <w:tblStyle w:val="TableGrid"/>
+              <w:tblW w:w="9085" w:type="dxa"/>
+              <w:tblLook w:val="04A0" w:firstRow="1" w:lastRow="0" w:firstColumn="1" w:lastColumn="0" w:noHBand="0" w:noVBand="1"/>
+            </w:tblPr>
+            <w:tblGrid>
+              <w:gridCol w:w="521"/>
+              <w:gridCol w:w="1554"/>
+              <w:gridCol w:w="1822"/>
+              <w:gridCol w:w="1183"/>
+              <w:gridCol w:w="1771"/>
+              <w:gridCol w:w="2234"/>
+            </w:tblGrid>
+            <w:tr>
+              <w:tc>
+                <w:tcPr>
+                  <w:tcW w:w="528" w:type="dxa"/>
+                  <w:shd w:val="clear" w:color="auto" w:fill="8DD873" w:themeFill="accent6" w:themeFillTint="99"/>
+                  <w:vAlign w:val="center"/>
+                </w:tcPr>
+                <w:p>
+                  <w:pPr>
+                    <w:spacing w:line="360" w:lineRule="auto"/>
+                    <w:rPr>
+                      <w:rFonts w:ascii="Times New Roman" w:hAnsi="Times New Roman" w:cs="Times New Roman"/>
+                      <w:b/>
+                      <w:bCs/>
+                      <w:sz w:val="20"/>
+                    </w:rPr>
+                  </w:pPr>
+                  <w:r>
+                    <w:rPr>
+                      <w:rFonts w:ascii="Times New Roman" w:hAnsi="Times New Roman" w:cs="Times New Roman"/>
+                      <w:b/>
+                      <w:bCs/>
+                      <w:sz w:val="20"/>
+                    </w:rPr>
+                    <w:t>No</w:t>
+                  </w:r>
+                </w:p>
+              </w:tc>
+              <w:tc>
+                <w:tcPr>
+                  <w:tcW w:w="1587" w:type="dxa"/>
+                  <w:shd w:val="clear" w:color="auto" w:fill="8DD873" w:themeFill="accent6" w:themeFillTint="99"/>
+                  <w:vAlign w:val="center"/>
+                </w:tcPr>
+                <w:p>
+                  <w:pPr>
+                    <w:spacing w:line="360" w:lineRule="auto"/>
+                    <w:rPr>
+                      <w:rFonts w:ascii="Times New Roman" w:hAnsi="Times New Roman" w:cs="Times New Roman"/>
+                      <w:b/>
+                      <w:bCs/>
+                      <w:sz w:val="20"/>
+                    </w:rPr>
+                  </w:pPr>
+                  <w:r>
+                    <w:rPr>
+                      <w:rFonts w:ascii="Times New Roman" w:hAnsi="Times New Roman" w:cs="Times New Roman"/>
+                      <w:b/>
+                      <w:bCs/>
+                      <w:sz w:val="20"/>
+                    </w:rPr>
+                    <w:t>Data fields</w:t>
+                  </w:r>
+                </w:p>
+              </w:tc>
+              <w:tc>
+                <w:tcPr>
+                  <w:tcW w:w="1900" w:type="dxa"/>
+                  <w:shd w:val="clear" w:color="auto" w:fill="8DD873" w:themeFill="accent6" w:themeFillTint="99"/>
+                  <w:vAlign w:val="center"/>
+                </w:tcPr>
+                <w:p>
+                  <w:pPr>
+                    <w:spacing w:line="360" w:lineRule="auto"/>
+                    <w:rPr>
+                      <w:rFonts w:ascii="Times New Roman" w:hAnsi="Times New Roman" w:cs="Times New Roman"/>
+                      <w:b/>
+                      <w:bCs/>
+                      <w:sz w:val="20"/>
+                    </w:rPr>
+                  </w:pPr>
+                  <w:r>
+                    <w:rPr>
+                      <w:rFonts w:ascii="Times New Roman" w:hAnsi="Times New Roman" w:cs="Times New Roman"/>
+                      <w:b/>
+                      <w:bCs/>
+                      <w:sz w:val="20"/>
+                    </w:rPr>
+                    <w:t>Description</w:t>
+                  </w:r>
+                </w:p>
+              </w:tc>
+              <w:tc>
+                <w:tcPr>
+                  <w:tcW w:w="867" w:type="dxa"/>
+                  <w:shd w:val="clear" w:color="auto" w:fill="8DD873" w:themeFill="accent6" w:themeFillTint="99"/>
+                  <w:vAlign w:val="center"/>
+                </w:tcPr>
+                <w:p>
+                  <w:pPr>
+                    <w:spacing w:line="360" w:lineRule="auto"/>
+                    <w:rPr>
+                      <w:rFonts w:ascii="Times New Roman" w:hAnsi="Times New Roman" w:cs="Times New Roman"/>
+                      <w:b/>
+                      <w:bCs/>
+                      <w:sz w:val="20"/>
+                    </w:rPr>
+                  </w:pPr>
+                  <w:r>
+                    <w:rPr>
+                      <w:rFonts w:ascii="Times New Roman" w:hAnsi="Times New Roman" w:cs="Times New Roman"/>
+                      <w:b/>
+                      <w:bCs/>
+                      <w:sz w:val="20"/>
+                    </w:rPr>
+                    <w:t>Mandatory</w:t>
+                  </w:r>
+                </w:p>
+              </w:tc>
+              <w:tc>
+                <w:tcPr>
+                  <w:tcW w:w="1866" w:type="dxa"/>
+                  <w:shd w:val="clear" w:color="auto" w:fill="8DD873" w:themeFill="accent6" w:themeFillTint="99"/>
+                  <w:vAlign w:val="center"/>
+                </w:tcPr>
+                <w:p>
+                  <w:pPr>
+                    <w:spacing w:line="360" w:lineRule="auto"/>
+                    <w:rPr>
+                      <w:rFonts w:ascii="Times New Roman" w:hAnsi="Times New Roman" w:cs="Times New Roman"/>
+                      <w:b/>
+                      <w:bCs/>
+                      <w:sz w:val="20"/>
+                    </w:rPr>
+                  </w:pPr>
+                  <w:r>
+                    <w:rPr>
+                      <w:rFonts w:ascii="Times New Roman" w:hAnsi="Times New Roman" w:cs="Times New Roman"/>
+                      <w:b/>
+                      <w:bCs/>
+                      <w:sz w:val="20"/>
+                    </w:rPr>
+                    <w:t>Valid condition</w:t>
+                  </w:r>
+                </w:p>
+              </w:tc>
+              <w:tc>
+                <w:tcPr>
+                  <w:tcW w:w="2337" w:type="dxa"/>
+                  <w:shd w:val="clear" w:color="auto" w:fill="8DD873" w:themeFill="accent6" w:themeFillTint="99"/>
+                  <w:vAlign w:val="center"/>
+                </w:tcPr>
+                <w:p>
+                  <w:pPr>
+                    <w:spacing w:line="360" w:lineRule="auto"/>
+                    <w:rPr>
+                      <w:rFonts w:ascii="Times New Roman" w:hAnsi="Times New Roman" w:cs="Times New Roman"/>
+                      <w:b/>
+                      <w:bCs/>
+                      <w:sz w:val="20"/>
+                    </w:rPr>
+                  </w:pPr>
+                  <w:r>
+                    <w:rPr>
+                      <w:rFonts w:ascii="Times New Roman" w:hAnsi="Times New Roman" w:cs="Times New Roman"/>
+                      <w:b/>
+                      <w:bCs/>
+                      <w:sz w:val="20"/>
+                    </w:rPr>
+                    <w:t>Example</w:t>
+                  </w:r>
+                </w:p>
+              </w:tc>
+            </w:tr>
+            <w:tr>
+              <w:tc>
+                <w:tcPr>
+                  <w:tcW w:w="528" w:type="dxa"/>
+                  <w:vAlign w:val="center"/>
+                </w:tcPr>
+                <w:p>
+                  <w:pPr>
+                    <w:numPr>
+                      <w:ilvl w:val="0"/>
+                      <w:numId w:val="14"/>
+                    </w:numPr>
+                    <w:autoSpaceDE w:val="0"/>
+                    <w:autoSpaceDN w:val="0"/>
+                    <w:spacing w:before="120" w:after="120" w:line="360" w:lineRule="auto"/>
+                    <w:jc w:val="both"/>
+                    <w:rPr>
+                      <w:rFonts w:ascii="Times New Roman" w:hAnsi="Times New Roman" w:cs="Times New Roman"/>
+                      <w:sz w:val="20"/>
+                    </w:rPr>
+                  </w:pPr>
+                </w:p>
+              </w:tc>
+              <w:tc>
+                <w:tcPr>
+                  <w:tcW w:w="1587" w:type="dxa"/>
+                </w:tcPr>
+                <w:p>
+                  <w:pPr>
+                    <w:spacing w:line="360" w:lineRule="auto"/>
+                    <w:rPr>
+                      <w:rFonts w:ascii="Times New Roman" w:hAnsi="Times New Roman" w:cs="Times New Roman"/>
+                      <w:sz w:val="20"/>
+                      <w:szCs w:val="20"/>
+                    </w:rPr>
+                  </w:pPr>
+                  <w:r>
+                    <w:rPr>
+                      <w:rFonts w:ascii="Times New Roman" w:hAnsi="Times New Roman" w:cs="Times New Roman"/>
+                      <w:sz w:val="20"/>
+                      <w:szCs w:val="20"/>
+                    </w:rPr>
+                    <w:t>Selected Barcode</w:t>
+                  </w:r>
+                </w:p>
+              </w:tc>
+              <w:tc>
+                <w:tcPr>
+                  <w:tcW w:w="1900" w:type="dxa"/>
+                </w:tcPr>
+                <w:p>
+                  <w:pPr>
+                    <w:spacing w:line="360" w:lineRule="auto"/>
+                    <w:rPr>
+                      <w:rFonts w:ascii="Times New Roman" w:hAnsi="Times New Roman" w:cs="Times New Roman"/>
+                      <w:sz w:val="20"/>
+                      <w:szCs w:val="20"/>
+                    </w:rPr>
+                  </w:pPr>
+                  <w:r>
+                    <w:rPr>
+                      <w:rFonts w:ascii="Times New Roman" w:hAnsi="Times New Roman" w:cs="Times New Roman"/>
+                      <w:sz w:val="20"/>
+                      <w:szCs w:val="20"/>
+                    </w:rPr>
+                    <w:t>Unique identifier for the product</w:t>
+                  </w:r>
+                </w:p>
+              </w:tc>
+              <w:tc>
+                <w:tcPr>
+                  <w:tcW w:w="867" w:type="dxa"/>
+                </w:tcPr>
+                <w:p>
+                  <w:pPr>
+                    <w:spacing w:line="360" w:lineRule="auto"/>
+                    <w:rPr>
+                      <w:rFonts w:ascii="Times New Roman" w:hAnsi="Times New Roman" w:cs="Times New Roman"/>
+                      <w:sz w:val="20"/>
+                      <w:szCs w:val="20"/>
+                    </w:rPr>
+                  </w:pPr>
+                  <w:r>
+                    <w:rPr>
+                      <w:rFonts w:ascii="Times New Roman" w:hAnsi="Times New Roman" w:cs="Times New Roman"/>
+                      <w:sz w:val="20"/>
+                      <w:szCs w:val="20"/>
+                    </w:rPr>
+                    <w:t>Yes</w:t>
+                  </w:r>
+                </w:p>
+              </w:tc>
+              <w:tc>
+                <w:tcPr>
+                  <w:tcW w:w="1866" w:type="dxa"/>
+                </w:tcPr>
+                <w:p>
+                  <w:pPr>
+                    <w:spacing w:line="360" w:lineRule="auto"/>
+                    <w:rPr>
+                      <w:rFonts w:ascii="Times New Roman" w:hAnsi="Times New Roman" w:cs="Times New Roman"/>
+                      <w:sz w:val="20"/>
+                      <w:szCs w:val="20"/>
+                    </w:rPr>
+                  </w:pPr>
+                  <w:r>
+                    <w:rPr>
+                      <w:rFonts w:ascii="Times New Roman" w:hAnsi="Times New Roman" w:cs="Times New Roman"/>
+                      <w:sz w:val="20"/>
+                      <w:szCs w:val="20"/>
+                    </w:rPr>
+                    <w:t>Barcode available in system</w:t>
+                  </w:r>
+                </w:p>
+              </w:tc>
+              <w:tc>
+                <w:tcPr>
+                  <w:tcW w:w="2337" w:type="dxa"/>
+                </w:tcPr>
+                <w:p>
+                  <w:pPr>
+                    <w:spacing w:line="360" w:lineRule="auto"/>
+                    <w:rPr>
+                      <w:rFonts w:ascii="Times New Roman" w:hAnsi="Times New Roman" w:cs="Times New Roman"/>
+                      <w:sz w:val="20"/>
+                      <w:szCs w:val="20"/>
+                    </w:rPr>
+                  </w:pPr>
+                  <w:r>
+                    <w:rPr>
+                      <w:rFonts w:ascii="Times New Roman" w:hAnsi="Times New Roman" w:cs="Times New Roman"/>
+                      <w:sz w:val="20"/>
+                      <w:szCs w:val="20"/>
+                    </w:rPr>
+                    <w:t>893123456789</w:t>
+                  </w:r>
+                </w:p>
+              </w:tc>
+            </w:tr>
+            <w:tr>
+              <w:tc>
+                <w:tcPr>
+                  <w:tcW w:w="528" w:type="dxa"/>
+                  <w:vAlign w:val="center"/>
+                </w:tcPr>
+                <w:p>
+                  <w:pPr>
+                    <w:numPr>
+                      <w:ilvl w:val="0"/>
+                      <w:numId w:val="14"/>
+                    </w:numPr>
+                    <w:autoSpaceDE w:val="0"/>
+                    <w:autoSpaceDN w:val="0"/>
+                    <w:spacing w:before="120" w:after="120" w:line="360" w:lineRule="auto"/>
+                    <w:jc w:val="both"/>
+                    <w:rPr>
+                      <w:rFonts w:ascii="Times New Roman" w:hAnsi="Times New Roman" w:cs="Times New Roman"/>
+                      <w:sz w:val="20"/>
+                    </w:rPr>
+                  </w:pPr>
+                </w:p>
+              </w:tc>
+              <w:tc>
+                <w:tcPr>
+                  <w:tcW w:w="1587" w:type="dxa"/>
+                </w:tcPr>
+                <w:p>
+                  <w:pPr>
+                    <w:spacing w:line="360" w:lineRule="auto"/>
+                    <w:rPr>
+                      <w:rFonts w:ascii="Times New Roman" w:hAnsi="Times New Roman" w:cs="Times New Roman"/>
+                      <w:sz w:val="20"/>
+                      <w:szCs w:val="20"/>
+                    </w:rPr>
+                  </w:pPr>
+                  <w:r>
+                    <w:rPr>
+                      <w:rFonts w:ascii="Times New Roman" w:hAnsi="Times New Roman" w:cs="Times New Roman"/>
+                      <w:sz w:val="20"/>
+                      <w:szCs w:val="20"/>
+                    </w:rPr>
+                    <w:t>Confirmation</w:t>
+                  </w:r>
+                </w:p>
+              </w:tc>
+              <w:tc>
+                <w:tcPr>
+                  <w:tcW w:w="1900" w:type="dxa"/>
+                </w:tcPr>
+                <w:p>
+                  <w:pPr>
+                    <w:spacing w:line="360" w:lineRule="auto"/>
+                    <w:rPr>
+                      <w:rFonts w:ascii="Times New Roman" w:hAnsi="Times New Roman" w:cs="Times New Roman"/>
+                      <w:sz w:val="20"/>
+                      <w:szCs w:val="20"/>
+                    </w:rPr>
+                  </w:pPr>
+                  <w:r>
+                    <w:rPr>
+                      <w:rFonts w:ascii="Times New Roman" w:hAnsi="Times New Roman" w:cs="Times New Roman"/>
+                      <w:sz w:val="20"/>
+                      <w:szCs w:val="20"/>
+                    </w:rPr>
+                    <w:t>Notification that Product Manager confirm to delete</w:t>
+                  </w:r>
+                </w:p>
+              </w:tc>
+              <w:tc>
+                <w:tcPr>
+                  <w:tcW w:w="867" w:type="dxa"/>
+                </w:tcPr>
+                <w:p>
+                  <w:pPr>
+                    <w:spacing w:line="360" w:lineRule="auto"/>
+                    <w:rPr>
+                      <w:rFonts w:ascii="Times New Roman" w:hAnsi="Times New Roman" w:cs="Times New Roman"/>
+                      <w:sz w:val="20"/>
+                      <w:szCs w:val="20"/>
+                    </w:rPr>
+                  </w:pPr>
+                  <w:r>
+                    <w:rPr>
+                      <w:rFonts w:ascii="Times New Roman" w:hAnsi="Times New Roman" w:cs="Times New Roman"/>
+                      <w:sz w:val="20"/>
+                      <w:szCs w:val="20"/>
+                    </w:rPr>
+                    <w:t>Yes</w:t>
+                  </w:r>
+                </w:p>
+              </w:tc>
+              <w:tc>
+                <w:tcPr>
+                  <w:tcW w:w="1866" w:type="dxa"/>
+                </w:tcPr>
+                <w:p>
+                  <w:pPr>
+                    <w:spacing w:line="360" w:lineRule="auto"/>
+                    <w:rPr>
+                      <w:rFonts w:ascii="Times New Roman" w:hAnsi="Times New Roman" w:cs="Times New Roman"/>
+                      <w:sz w:val="20"/>
+                      <w:szCs w:val="20"/>
+                    </w:rPr>
+                  </w:pPr>
+                  <w:r>
+                    <w:rPr>
+                      <w:rFonts w:ascii="Times New Roman" w:hAnsi="Times New Roman" w:cs="Times New Roman"/>
+                      <w:sz w:val="20"/>
+                      <w:szCs w:val="20"/>
+                    </w:rPr>
+                    <w:t>Boolean</w:t>
+                  </w:r>
+                </w:p>
+              </w:tc>
+              <w:tc>
+                <w:tcPr>
+                  <w:tcW w:w="2337" w:type="dxa"/>
+                </w:tcPr>
+                <w:p>
+                  <w:pPr>
+                    <w:spacing w:line="360" w:lineRule="auto"/>
+                    <w:rPr>
+                      <w:rFonts w:ascii="Times New Roman" w:hAnsi="Times New Roman" w:cs="Times New Roman"/>
+                      <w:sz w:val="20"/>
+                      <w:szCs w:val="20"/>
+                    </w:rPr>
+                  </w:pPr>
+                  <w:r>
+                    <w:rPr>
+                      <w:rFonts w:ascii="Times New Roman" w:hAnsi="Times New Roman" w:cs="Times New Roman"/>
+                      <w:sz w:val="20"/>
+                      <w:szCs w:val="20"/>
+                    </w:rPr>
+                    <w:t>Yes</w:t>
+                  </w:r>
+                </w:p>
+              </w:tc>
+            </w:tr>
+          </w:tbl>
+          <w:p>
+            <w:pPr>
+              <w:pStyle w:val="ListParagraph"/>
+              <w:numPr>
+                <w:ilvl w:val="0"/>
+                <w:numId w:val="16"/>
+              </w:numPr>
+              <w:autoSpaceDE w:val="0"/>
+              <w:autoSpaceDN w:val="0"/>
+              <w:spacing w:before="120" w:after="120" w:line="360" w:lineRule="auto"/>
+              <w:jc w:val="both"/>
               <w:rPr>
                 <w:rFonts w:ascii="Times New Roman" w:hAnsi="Times New Roman" w:cs="Times New Roman"/>
                 <w:b/>
@@ -463,18 +1716,835 @@
                 <w:b/>
                 <w:bCs/>
               </w:rPr>
-              <w:t>Location</w:t>
+              <w:t>Output data</w:t>
             </w:r>
           </w:p>
-        </w:tc>
-        <w:tc>
-          <w:tcPr>
-            <w:tcW w:w="3060" w:type="dxa"/>
-            <w:vAlign w:val="center"/>
-          </w:tcPr>
           <w:p>
             <w:pPr>
-              <w:jc w:val="center"/>
+              <w:pStyle w:val="Caption"/>
+              <w:keepNext/>
+              <w:spacing w:line="360" w:lineRule="auto"/>
+            </w:pPr>
+            <w:r>
+              <w:t>Table 3 - Output data of UC “</w:t>
+            </w:r>
+            <w:r>
+              <w:t>Delete Product</w:t>
+            </w:r>
+            <w:r>
+              <w:t>”</w:t>
+            </w:r>
+          </w:p>
+          <w:tbl>
+            <w:tblPr>
+              <w:tblStyle w:val="TableGrid"/>
+              <w:tblW w:w="9085" w:type="dxa"/>
+              <w:tblLook w:val="04A0" w:firstRow="1" w:lastRow="0" w:firstColumn="1" w:lastColumn="0" w:noHBand="0" w:noVBand="1"/>
+            </w:tblPr>
+            <w:tblGrid>
+              <w:gridCol w:w="625"/>
+              <w:gridCol w:w="1350"/>
+              <w:gridCol w:w="2250"/>
+              <w:gridCol w:w="2700"/>
+              <w:gridCol w:w="2160"/>
+            </w:tblGrid>
+            <w:tr>
+              <w:tc>
+                <w:tcPr>
+                  <w:tcW w:w="625" w:type="dxa"/>
+                  <w:shd w:val="clear" w:color="auto" w:fill="F1A983" w:themeFill="accent2" w:themeFillTint="99"/>
+                  <w:vAlign w:val="center"/>
+                </w:tcPr>
+                <w:p>
+                  <w:pPr>
+                    <w:widowControl w:val="0"/>
+                    <w:spacing w:line="360" w:lineRule="auto"/>
+                    <w:ind w:left="4"/>
+                    <w:jc w:val="center"/>
+                    <w:rPr>
+                      <w:rFonts w:ascii="Times New Roman" w:hAnsi="Times New Roman" w:cs="Times New Roman"/>
+                      <w:b/>
+                      <w:bCs/>
+                      <w:sz w:val="20"/>
+                    </w:rPr>
+                  </w:pPr>
+                  <w:r>
+                    <w:rPr>
+                      <w:rFonts w:ascii="Times New Roman" w:hAnsi="Times New Roman" w:cs="Times New Roman"/>
+                      <w:b/>
+                      <w:bCs/>
+                      <w:sz w:val="20"/>
+                    </w:rPr>
+                    <w:t>No</w:t>
+                  </w:r>
+                </w:p>
+              </w:tc>
+              <w:tc>
+                <w:tcPr>
+                  <w:tcW w:w="1350" w:type="dxa"/>
+                  <w:shd w:val="clear" w:color="auto" w:fill="F1A983" w:themeFill="accent2" w:themeFillTint="99"/>
+                  <w:vAlign w:val="center"/>
+                </w:tcPr>
+                <w:p>
+                  <w:pPr>
+                    <w:widowControl w:val="0"/>
+                    <w:spacing w:line="360" w:lineRule="auto"/>
+                    <w:ind w:left="4"/>
+                    <w:jc w:val="center"/>
+                    <w:rPr>
+                      <w:rFonts w:ascii="Times New Roman" w:hAnsi="Times New Roman" w:cs="Times New Roman"/>
+                      <w:b/>
+                      <w:bCs/>
+                      <w:sz w:val="20"/>
+                    </w:rPr>
+                  </w:pPr>
+                  <w:r>
+                    <w:rPr>
+                      <w:rFonts w:ascii="Times New Roman" w:hAnsi="Times New Roman" w:cs="Times New Roman"/>
+                      <w:b/>
+                      <w:bCs/>
+                      <w:sz w:val="20"/>
+                    </w:rPr>
+                    <w:t>Data fields</w:t>
+                  </w:r>
+                </w:p>
+              </w:tc>
+              <w:tc>
+                <w:tcPr>
+                  <w:tcW w:w="2250" w:type="dxa"/>
+                  <w:shd w:val="clear" w:color="auto" w:fill="F1A983" w:themeFill="accent2" w:themeFillTint="99"/>
+                  <w:vAlign w:val="center"/>
+                </w:tcPr>
+                <w:p>
+                  <w:pPr>
+                    <w:widowControl w:val="0"/>
+                    <w:spacing w:line="360" w:lineRule="auto"/>
+                    <w:ind w:left="4"/>
+                    <w:jc w:val="center"/>
+                    <w:rPr>
+                      <w:rFonts w:ascii="Times New Roman" w:hAnsi="Times New Roman" w:cs="Times New Roman"/>
+                      <w:b/>
+                      <w:bCs/>
+                      <w:sz w:val="20"/>
+                    </w:rPr>
+                  </w:pPr>
+                  <w:r>
+                    <w:rPr>
+                      <w:rFonts w:ascii="Times New Roman" w:hAnsi="Times New Roman" w:cs="Times New Roman"/>
+                      <w:b/>
+                      <w:bCs/>
+                      <w:sz w:val="20"/>
+                    </w:rPr>
+                    <w:t>Description</w:t>
+                  </w:r>
+                </w:p>
+              </w:tc>
+              <w:tc>
+                <w:tcPr>
+                  <w:tcW w:w="2700" w:type="dxa"/>
+                  <w:shd w:val="clear" w:color="auto" w:fill="F1A983" w:themeFill="accent2" w:themeFillTint="99"/>
+                  <w:vAlign w:val="center"/>
+                </w:tcPr>
+                <w:p>
+                  <w:pPr>
+                    <w:widowControl w:val="0"/>
+                    <w:spacing w:line="360" w:lineRule="auto"/>
+                    <w:ind w:left="4"/>
+                    <w:jc w:val="center"/>
+                    <w:rPr>
+                      <w:rFonts w:ascii="Times New Roman" w:hAnsi="Times New Roman" w:cs="Times New Roman"/>
+                      <w:b/>
+                      <w:bCs/>
+                      <w:sz w:val="20"/>
+                    </w:rPr>
+                  </w:pPr>
+                  <w:r>
+                    <w:rPr>
+                      <w:rFonts w:ascii="Times New Roman" w:hAnsi="Times New Roman" w:cs="Times New Roman"/>
+                      <w:b/>
+                      <w:bCs/>
+                      <w:sz w:val="20"/>
+                    </w:rPr>
+                    <w:t>Display format</w:t>
+                  </w:r>
+                </w:p>
+              </w:tc>
+              <w:tc>
+                <w:tcPr>
+                  <w:tcW w:w="2160" w:type="dxa"/>
+                  <w:shd w:val="clear" w:color="auto" w:fill="F1A983" w:themeFill="accent2" w:themeFillTint="99"/>
+                  <w:vAlign w:val="center"/>
+                </w:tcPr>
+                <w:p>
+                  <w:pPr>
+                    <w:widowControl w:val="0"/>
+                    <w:spacing w:line="360" w:lineRule="auto"/>
+                    <w:ind w:left="4"/>
+                    <w:jc w:val="center"/>
+                    <w:rPr>
+                      <w:rFonts w:ascii="Times New Roman" w:hAnsi="Times New Roman" w:cs="Times New Roman"/>
+                      <w:b/>
+                      <w:bCs/>
+                      <w:sz w:val="20"/>
+                    </w:rPr>
+                  </w:pPr>
+                  <w:r>
+                    <w:rPr>
+                      <w:rFonts w:ascii="Times New Roman" w:hAnsi="Times New Roman" w:cs="Times New Roman"/>
+                      <w:b/>
+                      <w:bCs/>
+                      <w:sz w:val="20"/>
+                    </w:rPr>
+                    <w:t>Example</w:t>
+                  </w:r>
+                </w:p>
+              </w:tc>
+            </w:tr>
+            <w:tr>
+              <w:tc>
+                <w:tcPr>
+                  <w:tcW w:w="625" w:type="dxa"/>
+                  <w:vAlign w:val="center"/>
+                </w:tcPr>
+                <w:p>
+                  <w:pPr>
+                    <w:pStyle w:val="ListParagraph"/>
+                    <w:numPr>
+                      <w:ilvl w:val="0"/>
+                      <w:numId w:val="13"/>
+                    </w:numPr>
+                    <w:spacing w:before="60" w:line="360" w:lineRule="auto"/>
+                    <w:jc w:val="center"/>
+                    <w:rPr>
+                      <w:rFonts w:ascii="Times New Roman" w:hAnsi="Times New Roman" w:cs="Times New Roman"/>
+                      <w:sz w:val="20"/>
+                    </w:rPr>
+                  </w:pPr>
+                </w:p>
+              </w:tc>
+              <w:tc>
+                <w:tcPr>
+                  <w:tcW w:w="1350" w:type="dxa"/>
+                  <w:vAlign w:val="center"/>
+                </w:tcPr>
+                <w:p>
+                  <w:pPr>
+                    <w:spacing w:line="360" w:lineRule="auto"/>
+                    <w:rPr>
+                      <w:rFonts w:ascii="Times New Roman" w:hAnsi="Times New Roman" w:cs="Times New Roman"/>
+                      <w:sz w:val="20"/>
+                      <w:szCs w:val="20"/>
+                    </w:rPr>
+                  </w:pPr>
+                  <w:r>
+                    <w:rPr>
+                      <w:rFonts w:ascii="Times New Roman" w:hAnsi="Times New Roman" w:cs="Times New Roman"/>
+                      <w:sz w:val="20"/>
+                      <w:szCs w:val="20"/>
+                    </w:rPr>
+                    <w:t>Operation Status</w:t>
+                  </w:r>
+                </w:p>
+              </w:tc>
+              <w:tc>
+                <w:tcPr>
+                  <w:tcW w:w="2250" w:type="dxa"/>
+                  <w:vAlign w:val="center"/>
+                </w:tcPr>
+                <w:p>
+                  <w:pPr>
+                    <w:spacing w:line="360" w:lineRule="auto"/>
+                    <w:rPr>
+                      <w:rFonts w:ascii="Times New Roman" w:hAnsi="Times New Roman" w:cs="Times New Roman"/>
+                      <w:sz w:val="20"/>
+                      <w:szCs w:val="20"/>
+                    </w:rPr>
+                  </w:pPr>
+                  <w:r>
+                    <w:rPr>
+                      <w:rFonts w:ascii="Times New Roman" w:hAnsi="Times New Roman" w:cs="Times New Roman"/>
+                      <w:sz w:val="20"/>
+                      <w:szCs w:val="20"/>
+                    </w:rPr>
+                    <w:t>Notification of the result for the performed action (add, edit, delete, or adjust).</w:t>
+                  </w:r>
+                </w:p>
+              </w:tc>
+              <w:tc>
+                <w:tcPr>
+                  <w:tcW w:w="2700" w:type="dxa"/>
+                  <w:vAlign w:val="center"/>
+                </w:tcPr>
+                <w:p>
+                  <w:pPr>
+                    <w:spacing w:line="360" w:lineRule="auto"/>
+                    <w:rPr>
+                      <w:rFonts w:ascii="Times New Roman" w:hAnsi="Times New Roman" w:cs="Times New Roman"/>
+                      <w:sz w:val="20"/>
+                      <w:szCs w:val="20"/>
+                    </w:rPr>
+                  </w:pPr>
+                  <w:r>
+                    <w:rPr>
+                      <w:rFonts w:ascii="Times New Roman" w:hAnsi="Times New Roman" w:cs="Times New Roman"/>
+                      <w:sz w:val="20"/>
+                      <w:szCs w:val="20"/>
+                    </w:rPr>
+                    <w:t>Text notification</w:t>
+                  </w:r>
+                </w:p>
+              </w:tc>
+              <w:tc>
+                <w:tcPr>
+                  <w:tcW w:w="2160" w:type="dxa"/>
+                  <w:vAlign w:val="center"/>
+                </w:tcPr>
+                <w:p>
+                  <w:pPr>
+                    <w:spacing w:line="360" w:lineRule="auto"/>
+                    <w:rPr>
+                      <w:rFonts w:ascii="Times New Roman" w:hAnsi="Times New Roman" w:cs="Times New Roman"/>
+                      <w:sz w:val="20"/>
+                      <w:szCs w:val="20"/>
+                    </w:rPr>
+                  </w:pPr>
+                  <w:r>
+                    <w:rPr>
+                      <w:rFonts w:ascii="Times New Roman" w:hAnsi="Times New Roman" w:cs="Times New Roman"/>
+                      <w:sz w:val="20"/>
+                      <w:szCs w:val="20"/>
+                    </w:rPr>
+                    <w:t>Products deleted successfully</w:t>
+                  </w:r>
+                </w:p>
+              </w:tc>
+            </w:tr>
+            <w:tr>
+              <w:tc>
+                <w:tcPr>
+                  <w:tcW w:w="625" w:type="dxa"/>
+                  <w:vAlign w:val="center"/>
+                </w:tcPr>
+                <w:p>
+                  <w:pPr>
+                    <w:pStyle w:val="ListParagraph"/>
+                    <w:numPr>
+                      <w:ilvl w:val="0"/>
+                      <w:numId w:val="13"/>
+                    </w:numPr>
+                    <w:autoSpaceDE w:val="0"/>
+                    <w:autoSpaceDN w:val="0"/>
+                    <w:spacing w:before="60" w:line="360" w:lineRule="auto"/>
+                    <w:jc w:val="center"/>
+                    <w:rPr>
+                      <w:rFonts w:ascii="Times New Roman" w:hAnsi="Times New Roman" w:cs="Times New Roman"/>
+                      <w:sz w:val="20"/>
+                    </w:rPr>
+                  </w:pPr>
+                </w:p>
+              </w:tc>
+              <w:tc>
+                <w:tcPr>
+                  <w:tcW w:w="1350" w:type="dxa"/>
+                  <w:vAlign w:val="center"/>
+                </w:tcPr>
+                <w:p>
+                  <w:pPr>
+                    <w:spacing w:line="360" w:lineRule="auto"/>
+                    <w:rPr>
+                      <w:rFonts w:ascii="Times New Roman" w:hAnsi="Times New Roman" w:cs="Times New Roman"/>
+                      <w:sz w:val="20"/>
+                      <w:szCs w:val="20"/>
+                    </w:rPr>
+                  </w:pPr>
+                  <w:r>
+                    <w:rPr>
+                      <w:rFonts w:ascii="Times New Roman" w:hAnsi="Times New Roman" w:cs="Times New Roman"/>
+                      <w:sz w:val="20"/>
+                      <w:szCs w:val="20"/>
+                    </w:rPr>
+                    <w:t>Product Status</w:t>
+                  </w:r>
+                </w:p>
+              </w:tc>
+              <w:tc>
+                <w:tcPr>
+                  <w:tcW w:w="2250" w:type="dxa"/>
+                  <w:vAlign w:val="center"/>
+                </w:tcPr>
+                <w:p>
+                  <w:pPr>
+                    <w:spacing w:line="360" w:lineRule="auto"/>
+                    <w:rPr>
+                      <w:rFonts w:ascii="Times New Roman" w:hAnsi="Times New Roman" w:cs="Times New Roman"/>
+                      <w:sz w:val="20"/>
+                      <w:szCs w:val="20"/>
+                    </w:rPr>
+                  </w:pPr>
+                  <w:r>
+                    <w:rPr>
+                      <w:rFonts w:ascii="Times New Roman" w:hAnsi="Times New Roman" w:cs="Times New Roman"/>
+                      <w:sz w:val="20"/>
+                      <w:szCs w:val="20"/>
+                    </w:rPr>
+                    <w:t>The commercial availability of the product (available or deactivated).</w:t>
+                  </w:r>
+                </w:p>
+              </w:tc>
+              <w:tc>
+                <w:tcPr>
+                  <w:tcW w:w="2700" w:type="dxa"/>
+                  <w:vAlign w:val="center"/>
+                </w:tcPr>
+                <w:p>
+                  <w:pPr>
+                    <w:spacing w:line="360" w:lineRule="auto"/>
+                    <w:rPr>
+                      <w:rFonts w:ascii="Times New Roman" w:hAnsi="Times New Roman" w:cs="Times New Roman"/>
+                      <w:sz w:val="20"/>
+                      <w:szCs w:val="20"/>
+                    </w:rPr>
+                  </w:pPr>
+                  <w:r>
+                    <w:rPr>
+                      <w:rFonts w:ascii="Times New Roman" w:hAnsi="Times New Roman" w:cs="Times New Roman"/>
+                      <w:sz w:val="20"/>
+                      <w:szCs w:val="20"/>
+                    </w:rPr>
+                    <w:t>Label/Tag</w:t>
+                  </w:r>
+                </w:p>
+              </w:tc>
+              <w:tc>
+                <w:tcPr>
+                  <w:tcW w:w="2160" w:type="dxa"/>
+                  <w:vAlign w:val="center"/>
+                </w:tcPr>
+                <w:p>
+                  <w:pPr>
+                    <w:spacing w:line="360" w:lineRule="auto"/>
+                    <w:rPr>
+                      <w:rFonts w:ascii="Times New Roman" w:hAnsi="Times New Roman" w:cs="Times New Roman"/>
+                      <w:sz w:val="20"/>
+                      <w:szCs w:val="20"/>
+                    </w:rPr>
+                  </w:pPr>
+                  <w:r>
+                    <w:rPr>
+                      <w:rFonts w:ascii="Times New Roman" w:hAnsi="Times New Roman" w:cs="Times New Roman"/>
+                      <w:sz w:val="20"/>
+                      <w:szCs w:val="20"/>
+                    </w:rPr>
+                    <w:t>Deactivated</w:t>
+                  </w:r>
+                </w:p>
+              </w:tc>
+            </w:tr>
+            <w:tr>
+              <w:tc>
+                <w:tcPr>
+                  <w:tcW w:w="625" w:type="dxa"/>
+                  <w:vAlign w:val="center"/>
+                </w:tcPr>
+                <w:p>
+                  <w:pPr>
+                    <w:pStyle w:val="ListParagraph"/>
+                    <w:numPr>
+                      <w:ilvl w:val="0"/>
+                      <w:numId w:val="13"/>
+                    </w:numPr>
+                    <w:autoSpaceDE w:val="0"/>
+                    <w:autoSpaceDN w:val="0"/>
+                    <w:spacing w:before="60" w:line="360" w:lineRule="auto"/>
+                    <w:jc w:val="center"/>
+                    <w:rPr>
+                      <w:rFonts w:ascii="Times New Roman" w:hAnsi="Times New Roman" w:cs="Times New Roman"/>
+                      <w:sz w:val="20"/>
+                    </w:rPr>
+                  </w:pPr>
+                </w:p>
+              </w:tc>
+              <w:tc>
+                <w:tcPr>
+                  <w:tcW w:w="1350" w:type="dxa"/>
+                  <w:vAlign w:val="center"/>
+                </w:tcPr>
+                <w:p>
+                  <w:pPr>
+                    <w:spacing w:line="360" w:lineRule="auto"/>
+                    <w:rPr>
+                      <w:rFonts w:ascii="Times New Roman" w:hAnsi="Times New Roman" w:cs="Times New Roman"/>
+                      <w:sz w:val="20"/>
+                      <w:szCs w:val="20"/>
+                    </w:rPr>
+                  </w:pPr>
+                  <w:r>
+                    <w:rPr>
+                      <w:rFonts w:ascii="Times New Roman" w:hAnsi="Times New Roman" w:cs="Times New Roman"/>
+                      <w:sz w:val="20"/>
+                      <w:szCs w:val="20"/>
+                    </w:rPr>
+                    <w:t>Error Message</w:t>
+                  </w:r>
+                </w:p>
+              </w:tc>
+              <w:tc>
+                <w:tcPr>
+                  <w:tcW w:w="2250" w:type="dxa"/>
+                  <w:vAlign w:val="center"/>
+                </w:tcPr>
+                <w:p>
+                  <w:pPr>
+                    <w:spacing w:line="360" w:lineRule="auto"/>
+                    <w:rPr>
+                      <w:rFonts w:ascii="Times New Roman" w:hAnsi="Times New Roman" w:cs="Times New Roman"/>
+                      <w:sz w:val="20"/>
+                      <w:szCs w:val="20"/>
+                    </w:rPr>
+                  </w:pPr>
+                  <w:r>
+                    <w:rPr>
+                      <w:rFonts w:ascii="Times New Roman" w:hAnsi="Times New Roman" w:cs="Times New Roman"/>
+                      <w:sz w:val="20"/>
+                      <w:szCs w:val="20"/>
+                    </w:rPr>
+                    <w:t>Detailed notification when input data is invalid or violates system rules.</w:t>
+                  </w:r>
+                </w:p>
+              </w:tc>
+              <w:tc>
+                <w:tcPr>
+                  <w:tcW w:w="2700" w:type="dxa"/>
+                  <w:vAlign w:val="center"/>
+                </w:tcPr>
+                <w:p>
+                  <w:pPr>
+                    <w:spacing w:line="360" w:lineRule="auto"/>
+                    <w:rPr>
+                      <w:rFonts w:ascii="Times New Roman" w:hAnsi="Times New Roman" w:cs="Times New Roman"/>
+                      <w:sz w:val="20"/>
+                      <w:szCs w:val="20"/>
+                    </w:rPr>
+                  </w:pPr>
+                  <w:r>
+                    <w:rPr>
+                      <w:rFonts w:ascii="Times New Roman" w:hAnsi="Times New Roman" w:cs="Times New Roman"/>
+                      <w:sz w:val="20"/>
+                      <w:szCs w:val="20"/>
+                    </w:rPr>
+                    <w:t>Text (Red)</w:t>
+                  </w:r>
+                </w:p>
+              </w:tc>
+              <w:tc>
+                <w:tcPr>
+                  <w:tcW w:w="2160" w:type="dxa"/>
+                  <w:vAlign w:val="center"/>
+                </w:tcPr>
+                <w:p>
+                  <w:pPr>
+                    <w:spacing w:line="360" w:lineRule="auto"/>
+                    <w:rPr>
+                      <w:rFonts w:ascii="Times New Roman" w:hAnsi="Times New Roman" w:cs="Times New Roman"/>
+                      <w:sz w:val="20"/>
+                      <w:szCs w:val="20"/>
+                    </w:rPr>
+                  </w:pPr>
+                  <w:r>
+                    <w:rPr>
+                      <w:rFonts w:ascii="Times New Roman" w:hAnsi="Times New Roman" w:cs="Times New Roman"/>
+                      <w:sz w:val="20"/>
+                      <w:szCs w:val="20"/>
+                    </w:rPr>
+                    <w:t>Can’t delete more product.</w:t>
+                  </w:r>
+                </w:p>
+              </w:tc>
+            </w:tr>
+            <w:tr>
+              <w:tc>
+                <w:tcPr>
+                  <w:tcW w:w="625" w:type="dxa"/>
+                  <w:vAlign w:val="center"/>
+                </w:tcPr>
+                <w:p>
+                  <w:pPr>
+                    <w:pStyle w:val="ListParagraph"/>
+                    <w:numPr>
+                      <w:ilvl w:val="0"/>
+                      <w:numId w:val="13"/>
+                    </w:numPr>
+                    <w:autoSpaceDE w:val="0"/>
+                    <w:autoSpaceDN w:val="0"/>
+                    <w:spacing w:before="60" w:line="360" w:lineRule="auto"/>
+                    <w:jc w:val="center"/>
+                    <w:rPr>
+                      <w:rFonts w:ascii="Times New Roman" w:hAnsi="Times New Roman" w:cs="Times New Roman"/>
+                      <w:sz w:val="20"/>
+                    </w:rPr>
+                  </w:pPr>
+                </w:p>
+              </w:tc>
+              <w:tc>
+                <w:tcPr>
+                  <w:tcW w:w="1350" w:type="dxa"/>
+                  <w:vAlign w:val="center"/>
+                </w:tcPr>
+                <w:p>
+                  <w:pPr>
+                    <w:spacing w:line="360" w:lineRule="auto"/>
+                    <w:rPr>
+                      <w:rFonts w:ascii="Times New Roman" w:hAnsi="Times New Roman" w:cs="Times New Roman"/>
+                      <w:sz w:val="20"/>
+                      <w:szCs w:val="20"/>
+                    </w:rPr>
+                  </w:pPr>
+                  <w:r>
+                    <w:rPr>
+                      <w:rFonts w:ascii="Times New Roman" w:hAnsi="Times New Roman" w:cs="Times New Roman"/>
+                      <w:sz w:val="20"/>
+                      <w:szCs w:val="20"/>
+                    </w:rPr>
+                    <w:t>History Log</w:t>
+                  </w:r>
+                </w:p>
+              </w:tc>
+              <w:tc>
+                <w:tcPr>
+                  <w:tcW w:w="2250" w:type="dxa"/>
+                  <w:vAlign w:val="center"/>
+                </w:tcPr>
+                <w:p>
+                  <w:pPr>
+                    <w:spacing w:line="360" w:lineRule="auto"/>
+                    <w:rPr>
+                      <w:rFonts w:ascii="Times New Roman" w:hAnsi="Times New Roman" w:cs="Times New Roman"/>
+                      <w:sz w:val="20"/>
+                      <w:szCs w:val="20"/>
+                    </w:rPr>
+                  </w:pPr>
+                  <w:r>
+                    <w:rPr>
+                      <w:rFonts w:ascii="Times New Roman" w:hAnsi="Times New Roman" w:cs="Times New Roman"/>
+                      <w:sz w:val="20"/>
+                      <w:szCs w:val="20"/>
+                    </w:rPr>
+                    <w:t>A record list of all product additions, edits, and deletions.</w:t>
+                  </w:r>
+                </w:p>
+              </w:tc>
+              <w:tc>
+                <w:tcPr>
+                  <w:tcW w:w="2700" w:type="dxa"/>
+                  <w:vAlign w:val="center"/>
+                </w:tcPr>
+                <w:p>
+                  <w:pPr>
+                    <w:spacing w:line="360" w:lineRule="auto"/>
+                    <w:rPr>
+                      <w:rFonts w:ascii="Times New Roman" w:hAnsi="Times New Roman" w:cs="Times New Roman"/>
+                      <w:sz w:val="20"/>
+                      <w:szCs w:val="20"/>
+                    </w:rPr>
+                  </w:pPr>
+                  <w:r>
+                    <w:rPr>
+                      <w:rFonts w:ascii="Times New Roman" w:hAnsi="Times New Roman" w:cs="Times New Roman"/>
+                      <w:sz w:val="20"/>
+                      <w:szCs w:val="20"/>
+                    </w:rPr>
+                    <w:t>Timeline/Log entry</w:t>
+                  </w:r>
+                </w:p>
+              </w:tc>
+              <w:tc>
+                <w:tcPr>
+                  <w:tcW w:w="2160" w:type="dxa"/>
+                  <w:vAlign w:val="center"/>
+                </w:tcPr>
+                <w:p>
+                  <w:pPr>
+                    <w:spacing w:line="360" w:lineRule="auto"/>
+                    <w:rPr>
+                      <w:rFonts w:ascii="Times New Roman" w:hAnsi="Times New Roman" w:cs="Times New Roman"/>
+                      <w:sz w:val="20"/>
+                      <w:szCs w:val="20"/>
+                    </w:rPr>
+                  </w:pPr>
+                  <w:r>
+                    <w:rPr>
+                      <w:rFonts w:ascii="Times New Roman" w:hAnsi="Times New Roman" w:cs="Times New Roman"/>
+                      <w:sz w:val="20"/>
+                      <w:szCs w:val="20"/>
+                    </w:rPr>
+                    <w:t xml:space="preserve">16/03/2026: Manager A </w:t>
+                  </w:r>
+                  <w:proofErr w:type="gramStart"/>
+                  <w:r>
+                    <w:rPr>
+                      <w:rFonts w:ascii="Times New Roman" w:hAnsi="Times New Roman" w:cs="Times New Roman"/>
+                      <w:sz w:val="20"/>
+                      <w:szCs w:val="20"/>
+                    </w:rPr>
+                    <w:t>deleted(</w:t>
+                  </w:r>
+                  <w:proofErr w:type="gramEnd"/>
+                  <w:r>
+                    <w:rPr>
+                      <w:rFonts w:ascii="Times New Roman" w:hAnsi="Times New Roman" w:cs="Times New Roman"/>
+                      <w:sz w:val="20"/>
+                      <w:szCs w:val="20"/>
+                    </w:rPr>
+                    <w:t>list product)</w:t>
+                  </w:r>
+                </w:p>
+              </w:tc>
+            </w:tr>
+            <w:tr>
+              <w:tc>
+                <w:tcPr>
+                  <w:tcW w:w="625" w:type="dxa"/>
+                  <w:vAlign w:val="center"/>
+                </w:tcPr>
+                <w:p>
+                  <w:pPr>
+                    <w:pStyle w:val="ListParagraph"/>
+                    <w:numPr>
+                      <w:ilvl w:val="0"/>
+                      <w:numId w:val="13"/>
+                    </w:numPr>
+                    <w:autoSpaceDE w:val="0"/>
+                    <w:autoSpaceDN w:val="0"/>
+                    <w:spacing w:before="60" w:line="360" w:lineRule="auto"/>
+                    <w:jc w:val="center"/>
+                    <w:rPr>
+                      <w:rFonts w:ascii="Times New Roman" w:hAnsi="Times New Roman" w:cs="Times New Roman"/>
+                      <w:sz w:val="20"/>
+                    </w:rPr>
+                  </w:pPr>
+                </w:p>
+              </w:tc>
+              <w:tc>
+                <w:tcPr>
+                  <w:tcW w:w="1350" w:type="dxa"/>
+                  <w:vAlign w:val="center"/>
+                </w:tcPr>
+                <w:p>
+                  <w:pPr>
+                    <w:spacing w:line="360" w:lineRule="auto"/>
+                    <w:rPr>
+                      <w:rFonts w:ascii="Times New Roman" w:hAnsi="Times New Roman" w:cs="Times New Roman"/>
+                      <w:sz w:val="20"/>
+                      <w:szCs w:val="20"/>
+                    </w:rPr>
+                  </w:pPr>
+                  <w:r>
+                    <w:rPr>
+                      <w:rFonts w:ascii="Times New Roman" w:hAnsi="Times New Roman" w:cs="Times New Roman"/>
+                      <w:sz w:val="20"/>
+                      <w:szCs w:val="20"/>
+                    </w:rPr>
+                    <w:t>Product List</w:t>
+                  </w:r>
+                </w:p>
+              </w:tc>
+              <w:tc>
+                <w:tcPr>
+                  <w:tcW w:w="2250" w:type="dxa"/>
+                  <w:vAlign w:val="center"/>
+                </w:tcPr>
+                <w:p>
+                  <w:pPr>
+                    <w:spacing w:line="360" w:lineRule="auto"/>
+                    <w:rPr>
+                      <w:rFonts w:ascii="Times New Roman" w:hAnsi="Times New Roman" w:cs="Times New Roman"/>
+                      <w:sz w:val="20"/>
+                      <w:szCs w:val="20"/>
+                    </w:rPr>
+                  </w:pPr>
+                  <w:r>
+                    <w:rPr>
+                      <w:rFonts w:ascii="Times New Roman" w:hAnsi="Times New Roman" w:cs="Times New Roman"/>
+                      <w:sz w:val="20"/>
+                      <w:szCs w:val="20"/>
+                    </w:rPr>
+                    <w:t>A list of all media products currently available in the store's inventory.</w:t>
+                  </w:r>
+                </w:p>
+              </w:tc>
+              <w:tc>
+                <w:tcPr>
+                  <w:tcW w:w="2700" w:type="dxa"/>
+                  <w:vAlign w:val="center"/>
+                </w:tcPr>
+                <w:p>
+                  <w:pPr>
+                    <w:spacing w:line="360" w:lineRule="auto"/>
+                    <w:rPr>
+                      <w:rFonts w:ascii="Times New Roman" w:hAnsi="Times New Roman" w:cs="Times New Roman"/>
+                      <w:sz w:val="20"/>
+                      <w:szCs w:val="20"/>
+                    </w:rPr>
+                  </w:pPr>
+                  <w:r>
+                    <w:rPr>
+                      <w:rFonts w:ascii="Times New Roman" w:hAnsi="Times New Roman" w:cs="Times New Roman"/>
+                      <w:sz w:val="20"/>
+                      <w:szCs w:val="20"/>
+                    </w:rPr>
+                    <w:t>Data table</w:t>
+                  </w:r>
+                </w:p>
+              </w:tc>
+              <w:tc>
+                <w:tcPr>
+                  <w:tcW w:w="2160" w:type="dxa"/>
+                  <w:vAlign w:val="center"/>
+                </w:tcPr>
+                <w:p>
+                  <w:pPr>
+                    <w:spacing w:line="360" w:lineRule="auto"/>
+                    <w:rPr>
+                      <w:rFonts w:ascii="Times New Roman" w:hAnsi="Times New Roman" w:cs="Times New Roman"/>
+                      <w:sz w:val="20"/>
+                      <w:szCs w:val="20"/>
+                    </w:rPr>
+                  </w:pPr>
+                  <w:r>
+                    <w:rPr>
+                      <w:rFonts w:ascii="Times New Roman" w:hAnsi="Times New Roman" w:cs="Times New Roman"/>
+                      <w:sz w:val="20"/>
+                      <w:szCs w:val="20"/>
+                    </w:rPr>
+                    <w:t>(List of Books, CDs, …)</w:t>
+                  </w:r>
+                </w:p>
+              </w:tc>
+            </w:tr>
+          </w:tbl>
+          <w:p>
+            <w:pPr>
+              <w:spacing w:line="360" w:lineRule="auto"/>
+              <w:rPr>
+                <w:rFonts w:ascii="Times New Roman" w:hAnsi="Times New Roman" w:cs="Times New Roman"/>
+                <w:b/>
+                <w:bCs/>
+                <w:sz w:val="6"/>
+                <w:szCs w:val="8"/>
+              </w:rPr>
+            </w:pPr>
+          </w:p>
+          <w:p>
+            <w:pPr>
+              <w:pStyle w:val="ListParagraph"/>
+              <w:numPr>
+                <w:ilvl w:val="0"/>
+                <w:numId w:val="16"/>
+              </w:numPr>
+              <w:autoSpaceDE w:val="0"/>
+              <w:autoSpaceDN w:val="0"/>
+              <w:spacing w:before="120" w:after="120" w:line="360" w:lineRule="auto"/>
+              <w:jc w:val="both"/>
               <w:rPr>
                 <w:rFonts w:ascii="Times New Roman" w:hAnsi="Times New Roman" w:cs="Times New Roman"/>
                 <w:b/>
@@ -487,68 +2557,22 @@
                 <w:b/>
                 <w:bCs/>
               </w:rPr>
-              <w:t>Condition</w:t>
+              <w:t>Postconditions</w:t>
             </w:r>
+            <w:bookmarkStart w:id="0" w:name="_MON_1662905405"/>
+            <w:bookmarkEnd w:id="0"/>
           </w:p>
-        </w:tc>
-        <w:tc>
-          <w:tcPr>
-            <w:tcW w:w="2790" w:type="dxa"/>
-            <w:vAlign w:val="center"/>
-          </w:tcPr>
           <w:p>
             <w:pPr>
-              <w:jc w:val="center"/>
-              <w:rPr>
-                <w:rFonts w:ascii="Times New Roman" w:hAnsi="Times New Roman" w:cs="Times New Roman"/>
-                <w:b/>
-                <w:bCs/>
-              </w:rPr>
-            </w:pPr>
-            <w:r>
-              <w:rPr>
-                <w:rFonts w:ascii="Times New Roman" w:hAnsi="Times New Roman" w:cs="Times New Roman"/>
-                <w:b/>
-                <w:bCs/>
-              </w:rPr>
-              <w:t>Action</w:t>
-            </w:r>
-          </w:p>
-        </w:tc>
-        <w:tc>
-          <w:tcPr>
-            <w:tcW w:w="1345" w:type="dxa"/>
-            <w:vAlign w:val="center"/>
-          </w:tcPr>
-          <w:p>
-            <w:pPr>
-              <w:jc w:val="center"/>
-              <w:rPr>
-                <w:rFonts w:ascii="Times New Roman" w:hAnsi="Times New Roman" w:cs="Times New Roman"/>
-                <w:b/>
-                <w:bCs/>
-              </w:rPr>
-            </w:pPr>
-            <w:r>
-              <w:rPr>
-                <w:rFonts w:ascii="Times New Roman" w:hAnsi="Times New Roman" w:cs="Times New Roman"/>
-                <w:b/>
-                <w:bCs/>
-              </w:rPr>
-              <w:t>Resume location</w:t>
-            </w:r>
-          </w:p>
-        </w:tc>
-      </w:tr>
-      <w:tr>
-        <w:tc>
-          <w:tcPr>
-            <w:tcW w:w="625" w:type="dxa"/>
-            <w:vAlign w:val="center"/>
-          </w:tcPr>
-          <w:p>
-            <w:pPr>
-              <w:jc w:val="center"/>
+              <w:pStyle w:val="ListParagraph"/>
+              <w:numPr>
+                <w:ilvl w:val="0"/>
+                <w:numId w:val="28"/>
+              </w:numPr>
+              <w:autoSpaceDE w:val="0"/>
+              <w:autoSpaceDN w:val="0"/>
+              <w:spacing w:before="120" w:line="360" w:lineRule="auto"/>
+              <w:jc w:val="both"/>
               <w:rPr>
                 <w:rFonts w:ascii="Times New Roman" w:hAnsi="Times New Roman" w:cs="Times New Roman"/>
               </w:rPr>
@@ -557,19 +2581,34 @@
               <w:rPr>
                 <w:rFonts w:ascii="Times New Roman" w:hAnsi="Times New Roman" w:cs="Times New Roman"/>
               </w:rPr>
-              <w:lastRenderedPageBreak/>
-              <w:t>1</w:t>
+              <w:t xml:space="preserve">Product Status: Products with Stock = 0 are removed from the sales list; products with Stock &gt; 0 have their status updated </w:t>
+            </w:r>
+            <w:proofErr w:type="gramStart"/>
+            <w:r>
+              <w:rPr>
+                <w:rFonts w:ascii="Times New Roman" w:hAnsi="Times New Roman" w:cs="Times New Roman"/>
+              </w:rPr>
+              <w:t>to</w:t>
+            </w:r>
+            <w:proofErr w:type="gramEnd"/>
+            <w:r>
+              <w:rPr>
+                <w:rFonts w:ascii="Times New Roman" w:hAnsi="Times New Roman" w:cs="Times New Roman"/>
+              </w:rPr>
+              <w:t xml:space="preserve"> "Deactivated".</w:t>
             </w:r>
           </w:p>
-        </w:tc>
-        <w:tc>
-          <w:tcPr>
-            <w:tcW w:w="1530" w:type="dxa"/>
-            <w:vAlign w:val="center"/>
-          </w:tcPr>
           <w:p>
             <w:pPr>
-              <w:jc w:val="center"/>
+              <w:pStyle w:val="ListParagraph"/>
+              <w:numPr>
+                <w:ilvl w:val="0"/>
+                <w:numId w:val="28"/>
+              </w:numPr>
+              <w:autoSpaceDE w:val="0"/>
+              <w:autoSpaceDN w:val="0"/>
+              <w:spacing w:before="120" w:line="360" w:lineRule="auto"/>
+              <w:jc w:val="both"/>
               <w:rPr>
                 <w:rFonts w:ascii="Times New Roman" w:hAnsi="Times New Roman" w:cs="Times New Roman"/>
               </w:rPr>
@@ -578,23 +2617,17 @@
               <w:rPr>
                 <w:rFonts w:ascii="Times New Roman" w:hAnsi="Times New Roman" w:cs="Times New Roman"/>
               </w:rPr>
-              <w:t xml:space="preserve">At step </w:t>
-            </w:r>
-            <w:r>
-              <w:rPr>
-                <w:rFonts w:ascii="Times New Roman" w:hAnsi="Times New Roman" w:cs="Times New Roman"/>
-              </w:rPr>
-              <w:t>2</w:t>
+              <w:t>Security Update: The system updates the Product Manager's daily counter for the number of products deleted.</w:t>
             </w:r>
           </w:p>
-        </w:tc>
-        <w:tc>
-          <w:tcPr>
-            <w:tcW w:w="3060" w:type="dxa"/>
-            <w:vAlign w:val="center"/>
-          </w:tcPr>
           <w:p>
             <w:pPr>
+              <w:pStyle w:val="ListParagraph"/>
+              <w:numPr>
+                <w:ilvl w:val="0"/>
+                <w:numId w:val="28"/>
+              </w:numPr>
+              <w:spacing w:line="360" w:lineRule="auto"/>
               <w:rPr>
                 <w:rFonts w:ascii="Times New Roman" w:hAnsi="Times New Roman" w:cs="Times New Roman"/>
               </w:rPr>
@@ -603,52 +2636,17 @@
               <w:rPr>
                 <w:rFonts w:ascii="Times New Roman" w:hAnsi="Times New Roman" w:cs="Times New Roman"/>
               </w:rPr>
-              <w:t xml:space="preserve">If </w:t>
-            </w:r>
-            <w:r>
-              <w:rPr>
-                <w:rFonts w:ascii="Times New Roman" w:hAnsi="Times New Roman" w:cs="Times New Roman"/>
-                <w:lang w:val="en"/>
-              </w:rPr>
-              <w:t>Product Manager selects more than 10 products to delete at once.</w:t>
+              <w:t>Interface Refresh: The product management interface is automatically refreshed to display the most recent data after the operation.</w:t>
             </w:r>
           </w:p>
-        </w:tc>
-        <w:tc>
-          <w:tcPr>
-            <w:tcW w:w="2790" w:type="dxa"/>
-            <w:vAlign w:val="center"/>
-          </w:tcPr>
           <w:p>
             <w:pPr>
-              <w:rPr>
-                <w:rFonts w:ascii="Times New Roman" w:hAnsi="Times New Roman" w:cs="Times New Roman"/>
-              </w:rPr>
-            </w:pPr>
-            <w:r>
-              <w:rPr>
-                <w:rFonts w:ascii="Times New Roman" w:hAnsi="Times New Roman" w:cs="Times New Roman"/>
-                <w:lang w:val="en"/>
-              </w:rPr>
-              <w:t>S</w:t>
-            </w:r>
-            <w:r>
-              <w:rPr>
-                <w:rFonts w:ascii="Times New Roman" w:hAnsi="Times New Roman" w:cs="Times New Roman"/>
-                <w:lang w:val="en"/>
-              </w:rPr>
-              <w:t>oftware displaying the warning only allows a maximum of 10 products to be selected.</w:t>
-            </w:r>
-          </w:p>
-        </w:tc>
-        <w:tc>
-          <w:tcPr>
-            <w:tcW w:w="1345" w:type="dxa"/>
-            <w:vAlign w:val="center"/>
-          </w:tcPr>
-          <w:p>
-            <w:pPr>
-              <w:jc w:val="center"/>
+              <w:pStyle w:val="ListParagraph"/>
+              <w:numPr>
+                <w:ilvl w:val="0"/>
+                <w:numId w:val="28"/>
+              </w:numPr>
+              <w:spacing w:line="360" w:lineRule="auto"/>
               <w:rPr>
                 <w:rFonts w:ascii="Times New Roman" w:hAnsi="Times New Roman" w:cs="Times New Roman"/>
               </w:rPr>
@@ -657,26 +2655,17 @@
               <w:rPr>
                 <w:rFonts w:ascii="Times New Roman" w:hAnsi="Times New Roman" w:cs="Times New Roman"/>
               </w:rPr>
-              <w:t xml:space="preserve">At step </w:t>
-            </w:r>
-            <w:r>
-              <w:rPr>
-                <w:rFonts w:ascii="Times New Roman" w:hAnsi="Times New Roman" w:cs="Times New Roman"/>
-              </w:rPr>
-              <w:t>2</w:t>
+              <w:t>Audit trail: A new record created in history, log the detail information of the operation</w:t>
             </w:r>
           </w:p>
-        </w:tc>
-      </w:tr>
-      <w:tr>
-        <w:tc>
-          <w:tcPr>
-            <w:tcW w:w="625" w:type="dxa"/>
-            <w:vAlign w:val="center"/>
-          </w:tcPr>
           <w:p>
             <w:pPr>
-              <w:jc w:val="center"/>
+              <w:pStyle w:val="ListParagraph"/>
+              <w:numPr>
+                <w:ilvl w:val="0"/>
+                <w:numId w:val="28"/>
+              </w:numPr>
+              <w:spacing w:line="360" w:lineRule="auto"/>
               <w:rPr>
                 <w:rFonts w:ascii="Times New Roman" w:hAnsi="Times New Roman" w:cs="Times New Roman"/>
               </w:rPr>
@@ -685,382 +2674,44 @@
               <w:rPr>
                 <w:rFonts w:ascii="Times New Roman" w:hAnsi="Times New Roman" w:cs="Times New Roman"/>
               </w:rPr>
-              <w:t>2</w:t>
-            </w:r>
-          </w:p>
-        </w:tc>
-        <w:tc>
-          <w:tcPr>
-            <w:tcW w:w="1530" w:type="dxa"/>
-            <w:vAlign w:val="center"/>
-          </w:tcPr>
-          <w:p>
-            <w:pPr>
-              <w:jc w:val="center"/>
-              <w:rPr>
-                <w:rFonts w:ascii="Times New Roman" w:hAnsi="Times New Roman" w:cs="Times New Roman"/>
-              </w:rPr>
-            </w:pPr>
-            <w:r>
-              <w:rPr>
-                <w:rFonts w:ascii="Times New Roman" w:hAnsi="Times New Roman" w:cs="Times New Roman"/>
-              </w:rPr>
-              <w:t xml:space="preserve">At step </w:t>
-            </w:r>
-            <w:r>
-              <w:rPr>
-                <w:rFonts w:ascii="Times New Roman" w:hAnsi="Times New Roman" w:cs="Times New Roman"/>
-              </w:rPr>
-              <w:t>3</w:t>
-            </w:r>
-          </w:p>
-        </w:tc>
-        <w:tc>
-          <w:tcPr>
-            <w:tcW w:w="3060" w:type="dxa"/>
-            <w:vAlign w:val="center"/>
-          </w:tcPr>
-          <w:p>
-            <w:pPr>
-              <w:rPr>
-                <w:rFonts w:ascii="Times New Roman" w:hAnsi="Times New Roman" w:cs="Times New Roman"/>
-              </w:rPr>
-            </w:pPr>
-            <w:r>
-              <w:rPr>
-                <w:rFonts w:ascii="Times New Roman" w:hAnsi="Times New Roman" w:cs="Times New Roman"/>
-              </w:rPr>
-              <w:t xml:space="preserve">If total number of products that Product Manager deleted today </w:t>
+              <w:t xml:space="preserve">User notification: Product Manager receive notification from </w:t>
             </w:r>
             <w:proofErr w:type="gramStart"/>
             <w:r>
               <w:rPr>
                 <w:rFonts w:ascii="Times New Roman" w:hAnsi="Times New Roman" w:cs="Times New Roman"/>
               </w:rPr>
-              <w:t>over</w:t>
+              <w:t>software,</w:t>
             </w:r>
             <w:proofErr w:type="gramEnd"/>
             <w:r>
               <w:rPr>
                 <w:rFonts w:ascii="Times New Roman" w:hAnsi="Times New Roman" w:cs="Times New Roman"/>
               </w:rPr>
-              <w:t xml:space="preserve"> 20 products.</w:t>
-            </w:r>
-          </w:p>
-        </w:tc>
-        <w:tc>
-          <w:tcPr>
-            <w:tcW w:w="2790" w:type="dxa"/>
-            <w:vAlign w:val="center"/>
-          </w:tcPr>
-          <w:p>
-            <w:pPr>
-              <w:rPr>
-                <w:rFonts w:ascii="Times New Roman" w:hAnsi="Times New Roman" w:cs="Times New Roman"/>
-              </w:rPr>
-            </w:pPr>
-            <w:r>
-              <w:rPr>
-                <w:rFonts w:ascii="Times New Roman" w:hAnsi="Times New Roman" w:cs="Times New Roman"/>
-              </w:rPr>
-              <w:t xml:space="preserve">Software </w:t>
+              <w:t xml:space="preserve"> product list interface must </w:t>
             </w:r>
             <w:proofErr w:type="gramStart"/>
             <w:r>
               <w:rPr>
                 <w:rFonts w:ascii="Times New Roman" w:hAnsi="Times New Roman" w:cs="Times New Roman"/>
               </w:rPr>
-              <w:t>notify</w:t>
+              <w:t>refreshed</w:t>
             </w:r>
             <w:proofErr w:type="gramEnd"/>
             <w:r>
               <w:rPr>
                 <w:rFonts w:ascii="Times New Roman" w:hAnsi="Times New Roman" w:cs="Times New Roman"/>
               </w:rPr>
-              <w:t xml:space="preserve"> the Product Manager of a security violation and refused to delete</w:t>
+              <w:t xml:space="preserve"> to display updated list</w:t>
             </w:r>
           </w:p>
-        </w:tc>
-        <w:tc>
-          <w:tcPr>
-            <w:tcW w:w="1345" w:type="dxa"/>
-            <w:vAlign w:val="center"/>
-          </w:tcPr>
           <w:p>
             <w:pPr>
-              <w:jc w:val="center"/>
-              <w:rPr>
-                <w:rFonts w:ascii="Times New Roman" w:hAnsi="Times New Roman" w:cs="Times New Roman"/>
-              </w:rPr>
+              <w:autoSpaceDE w:val="0"/>
+              <w:autoSpaceDN w:val="0"/>
+              <w:spacing w:before="120" w:line="288" w:lineRule="auto"/>
+              <w:jc w:val="both"/>
             </w:pPr>
-            <w:r>
-              <w:rPr>
-                <w:rFonts w:ascii="Times New Roman" w:hAnsi="Times New Roman" w:cs="Times New Roman"/>
-              </w:rPr>
-              <w:t xml:space="preserve">At step </w:t>
-            </w:r>
-            <w:r>
-              <w:rPr>
-                <w:rFonts w:ascii="Times New Roman" w:hAnsi="Times New Roman" w:cs="Times New Roman"/>
-              </w:rPr>
-              <w:t>2</w:t>
-            </w:r>
-          </w:p>
-        </w:tc>
-      </w:tr>
-      <w:tr>
-        <w:tc>
-          <w:tcPr>
-            <w:tcW w:w="625" w:type="dxa"/>
-            <w:vAlign w:val="center"/>
-          </w:tcPr>
-          <w:p>
-            <w:pPr>
-              <w:jc w:val="center"/>
-              <w:rPr>
-                <w:rFonts w:ascii="Times New Roman" w:hAnsi="Times New Roman" w:cs="Times New Roman"/>
-              </w:rPr>
-            </w:pPr>
-            <w:r>
-              <w:rPr>
-                <w:rFonts w:ascii="Times New Roman" w:hAnsi="Times New Roman" w:cs="Times New Roman"/>
-              </w:rPr>
-              <w:t>3</w:t>
-            </w:r>
-          </w:p>
-        </w:tc>
-        <w:tc>
-          <w:tcPr>
-            <w:tcW w:w="1530" w:type="dxa"/>
-            <w:vAlign w:val="center"/>
-          </w:tcPr>
-          <w:p>
-            <w:pPr>
-              <w:jc w:val="center"/>
-              <w:rPr>
-                <w:rFonts w:ascii="Times New Roman" w:hAnsi="Times New Roman" w:cs="Times New Roman"/>
-              </w:rPr>
-            </w:pPr>
-            <w:r>
-              <w:rPr>
-                <w:rFonts w:ascii="Times New Roman" w:hAnsi="Times New Roman" w:cs="Times New Roman"/>
-              </w:rPr>
-              <w:t>At step 5</w:t>
-            </w:r>
-          </w:p>
-        </w:tc>
-        <w:tc>
-          <w:tcPr>
-            <w:tcW w:w="3060" w:type="dxa"/>
-            <w:vAlign w:val="center"/>
-          </w:tcPr>
-          <w:p>
-            <w:pPr>
-              <w:rPr>
-                <w:rFonts w:ascii="Times New Roman" w:hAnsi="Times New Roman" w:cs="Times New Roman"/>
-              </w:rPr>
-            </w:pPr>
-            <w:r>
-              <w:rPr>
-                <w:rFonts w:ascii="Times New Roman" w:hAnsi="Times New Roman" w:cs="Times New Roman"/>
-              </w:rPr>
-              <w:t>If quantity of product removed greater than 0</w:t>
-            </w:r>
-          </w:p>
-        </w:tc>
-        <w:tc>
-          <w:tcPr>
-            <w:tcW w:w="2790" w:type="dxa"/>
-            <w:vAlign w:val="center"/>
-          </w:tcPr>
-          <w:p>
-            <w:pPr>
-              <w:rPr>
-                <w:rFonts w:ascii="Times New Roman" w:hAnsi="Times New Roman" w:cs="Times New Roman"/>
-              </w:rPr>
-            </w:pPr>
-            <w:r>
-              <w:rPr>
-                <w:rFonts w:ascii="Times New Roman" w:hAnsi="Times New Roman" w:cs="Times New Roman"/>
-              </w:rPr>
-              <w:t xml:space="preserve">Software automatic change status to </w:t>
-            </w:r>
-            <w:proofErr w:type="spellStart"/>
-            <w:r>
-              <w:rPr>
-                <w:rFonts w:ascii="Times New Roman" w:hAnsi="Times New Roman" w:cs="Times New Roman"/>
-              </w:rPr>
-              <w:t>deactive</w:t>
-            </w:r>
-            <w:proofErr w:type="spellEnd"/>
-            <w:r>
-              <w:rPr>
-                <w:rFonts w:ascii="Times New Roman" w:hAnsi="Times New Roman" w:cs="Times New Roman"/>
-              </w:rPr>
-              <w:t>.</w:t>
-            </w:r>
-          </w:p>
-        </w:tc>
-        <w:tc>
-          <w:tcPr>
-            <w:tcW w:w="1345" w:type="dxa"/>
-            <w:vAlign w:val="center"/>
-          </w:tcPr>
-          <w:p>
-            <w:pPr>
-              <w:jc w:val="center"/>
-              <w:rPr>
-                <w:rFonts w:ascii="Times New Roman" w:hAnsi="Times New Roman" w:cs="Times New Roman"/>
-              </w:rPr>
-            </w:pPr>
-            <w:r>
-              <w:rPr>
-                <w:rFonts w:ascii="Times New Roman" w:hAnsi="Times New Roman" w:cs="Times New Roman"/>
-              </w:rPr>
-              <w:t xml:space="preserve">At step </w:t>
-            </w:r>
-            <w:r>
-              <w:rPr>
-                <w:rFonts w:ascii="Times New Roman" w:hAnsi="Times New Roman" w:cs="Times New Roman"/>
-              </w:rPr>
-              <w:t>6</w:t>
-            </w:r>
-          </w:p>
-        </w:tc>
-      </w:tr>
-      <w:tr>
-        <w:tc>
-          <w:tcPr>
-            <w:tcW w:w="625" w:type="dxa"/>
-            <w:vAlign w:val="center"/>
-          </w:tcPr>
-          <w:p>
-            <w:pPr>
-              <w:jc w:val="center"/>
-              <w:rPr>
-                <w:rFonts w:ascii="Times New Roman" w:hAnsi="Times New Roman" w:cs="Times New Roman"/>
-              </w:rPr>
-            </w:pPr>
-            <w:r>
-              <w:rPr>
-                <w:rFonts w:ascii="Times New Roman" w:hAnsi="Times New Roman" w:cs="Times New Roman"/>
-              </w:rPr>
-              <w:t>4</w:t>
-            </w:r>
-          </w:p>
-        </w:tc>
-        <w:tc>
-          <w:tcPr>
-            <w:tcW w:w="1530" w:type="dxa"/>
-            <w:vAlign w:val="center"/>
-          </w:tcPr>
-          <w:p>
-            <w:pPr>
-              <w:jc w:val="center"/>
-              <w:rPr>
-                <w:rFonts w:ascii="Times New Roman" w:hAnsi="Times New Roman" w:cs="Times New Roman"/>
-              </w:rPr>
-            </w:pPr>
-            <w:r>
-              <w:rPr>
-                <w:rFonts w:ascii="Times New Roman" w:hAnsi="Times New Roman" w:cs="Times New Roman"/>
-              </w:rPr>
-              <w:t>Any step</w:t>
-            </w:r>
-          </w:p>
-        </w:tc>
-        <w:tc>
-          <w:tcPr>
-            <w:tcW w:w="3060" w:type="dxa"/>
-            <w:vAlign w:val="center"/>
-          </w:tcPr>
-          <w:p>
-            <w:pPr>
-              <w:rPr>
-                <w:rFonts w:ascii="Times New Roman" w:hAnsi="Times New Roman" w:cs="Times New Roman"/>
-              </w:rPr>
-            </w:pPr>
-            <w:r>
-              <w:rPr>
-                <w:rFonts w:ascii="Times New Roman" w:hAnsi="Times New Roman" w:cs="Times New Roman"/>
-              </w:rPr>
-              <w:t xml:space="preserve">If Product Manager </w:t>
-            </w:r>
-            <w:proofErr w:type="gramStart"/>
-            <w:r>
-              <w:rPr>
-                <w:rFonts w:ascii="Times New Roman" w:hAnsi="Times New Roman" w:cs="Times New Roman"/>
-              </w:rPr>
-              <w:t>cancel</w:t>
-            </w:r>
-            <w:proofErr w:type="gramEnd"/>
-            <w:r>
-              <w:rPr>
-                <w:rFonts w:ascii="Times New Roman" w:hAnsi="Times New Roman" w:cs="Times New Roman"/>
-              </w:rPr>
-              <w:t xml:space="preserve"> process</w:t>
-            </w:r>
-          </w:p>
-        </w:tc>
-        <w:tc>
-          <w:tcPr>
-            <w:tcW w:w="2790" w:type="dxa"/>
-            <w:vAlign w:val="center"/>
-          </w:tcPr>
-          <w:p>
-            <w:pPr>
-              <w:rPr>
-                <w:rFonts w:ascii="Times New Roman" w:hAnsi="Times New Roman" w:cs="Times New Roman"/>
-              </w:rPr>
-            </w:pPr>
-            <w:r>
-              <w:rPr>
-                <w:rFonts w:ascii="Times New Roman" w:hAnsi="Times New Roman" w:cs="Times New Roman"/>
-              </w:rPr>
-              <w:t xml:space="preserve">Software </w:t>
-            </w:r>
-            <w:proofErr w:type="gramStart"/>
-            <w:r>
-              <w:rPr>
-                <w:rFonts w:ascii="Times New Roman" w:hAnsi="Times New Roman" w:cs="Times New Roman"/>
-              </w:rPr>
-              <w:t>do</w:t>
-            </w:r>
-            <w:proofErr w:type="gramEnd"/>
-            <w:r>
-              <w:rPr>
-                <w:rFonts w:ascii="Times New Roman" w:hAnsi="Times New Roman" w:cs="Times New Roman"/>
-              </w:rPr>
-              <w:t xml:space="preserve"> not save any changes and return product list interface</w:t>
-            </w:r>
-          </w:p>
-        </w:tc>
-        <w:tc>
-          <w:tcPr>
-            <w:tcW w:w="1345" w:type="dxa"/>
-            <w:vAlign w:val="center"/>
-          </w:tcPr>
-          <w:p>
-            <w:pPr>
-              <w:jc w:val="center"/>
-              <w:rPr>
-                <w:rFonts w:ascii="Times New Roman" w:hAnsi="Times New Roman" w:cs="Times New Roman"/>
-              </w:rPr>
-            </w:pPr>
-            <w:r>
-              <w:rPr>
-                <w:rFonts w:ascii="Times New Roman" w:hAnsi="Times New Roman" w:cs="Times New Roman"/>
-              </w:rPr>
-              <w:t xml:space="preserve">End </w:t>
-            </w:r>
-            <w:proofErr w:type="spellStart"/>
-            <w:r>
-              <w:rPr>
-                <w:rFonts w:ascii="Times New Roman" w:hAnsi="Times New Roman" w:cs="Times New Roman"/>
-              </w:rPr>
-              <w:t>usecase</w:t>
-            </w:r>
-            <w:proofErr w:type="spellEnd"/>
           </w:p>
         </w:tc>
       </w:tr>
@@ -1068,1033 +2719,17 @@
     <w:p>
       <w:pPr>
         <w:rPr>
-          <w:rFonts w:ascii="Times New Roman" w:hAnsi="Times New Roman" w:cs="Times New Roman"/>
+          <w:i/>
         </w:rPr>
       </w:pPr>
     </w:p>
     <w:p>
       <w:pPr>
-        <w:rPr>
-          <w:rFonts w:ascii="Times New Roman" w:hAnsi="Times New Roman" w:cs="Times New Roman"/>
-        </w:rPr>
-      </w:pPr>
-    </w:p>
-    <w:p>
-      <w:pPr>
-        <w:rPr>
-          <w:rFonts w:ascii="Times New Roman" w:hAnsi="Times New Roman" w:cs="Times New Roman"/>
-        </w:rPr>
-      </w:pPr>
-    </w:p>
-    <w:p>
-      <w:pPr>
-        <w:rPr>
-          <w:rFonts w:ascii="Times New Roman" w:hAnsi="Times New Roman" w:cs="Times New Roman"/>
-        </w:rPr>
-      </w:pPr>
-    </w:p>
-    <w:p>
-      <w:pPr>
-        <w:pStyle w:val="Heading1"/>
-      </w:pPr>
-      <w:r>
-        <w:t>Input data</w:t>
-      </w:r>
-    </w:p>
-    <w:tbl>
-      <w:tblPr>
-        <w:tblStyle w:val="TableGrid"/>
-        <w:tblW w:w="0" w:type="auto"/>
-        <w:tblLayout w:type="fixed"/>
-        <w:tblLook w:val="04A0" w:firstRow="1" w:lastRow="0" w:firstColumn="1" w:lastColumn="0" w:noHBand="0" w:noVBand="1"/>
-      </w:tblPr>
-      <w:tblGrid>
-        <w:gridCol w:w="631"/>
-        <w:gridCol w:w="1524"/>
-        <w:gridCol w:w="2340"/>
-        <w:gridCol w:w="1440"/>
-        <w:gridCol w:w="1759"/>
-        <w:gridCol w:w="1656"/>
-      </w:tblGrid>
-      <w:tr>
-        <w:tc>
-          <w:tcPr>
-            <w:tcW w:w="631" w:type="dxa"/>
-          </w:tcPr>
-          <w:p>
-            <w:pPr>
-              <w:jc w:val="center"/>
-              <w:rPr>
-                <w:rFonts w:ascii="Times New Roman" w:hAnsi="Times New Roman" w:cs="Times New Roman"/>
-                <w:b/>
-                <w:bCs/>
-              </w:rPr>
-            </w:pPr>
-            <w:r>
-              <w:rPr>
-                <w:rFonts w:ascii="Times New Roman" w:hAnsi="Times New Roman" w:cs="Times New Roman"/>
-                <w:b/>
-                <w:bCs/>
-              </w:rPr>
-              <w:t>No</w:t>
-            </w:r>
-          </w:p>
-        </w:tc>
-        <w:tc>
-          <w:tcPr>
-            <w:tcW w:w="1524" w:type="dxa"/>
-          </w:tcPr>
-          <w:p>
-            <w:pPr>
-              <w:jc w:val="center"/>
-              <w:rPr>
-                <w:rFonts w:ascii="Times New Roman" w:hAnsi="Times New Roman" w:cs="Times New Roman"/>
-                <w:b/>
-                <w:bCs/>
-              </w:rPr>
-            </w:pPr>
-            <w:r>
-              <w:rPr>
-                <w:rFonts w:ascii="Times New Roman" w:hAnsi="Times New Roman" w:cs="Times New Roman"/>
-                <w:b/>
-                <w:bCs/>
-              </w:rPr>
-              <w:t>Data fields</w:t>
-            </w:r>
-          </w:p>
-        </w:tc>
-        <w:tc>
-          <w:tcPr>
-            <w:tcW w:w="2340" w:type="dxa"/>
-          </w:tcPr>
-          <w:p>
-            <w:pPr>
-              <w:jc w:val="center"/>
-              <w:rPr>
-                <w:rFonts w:ascii="Times New Roman" w:hAnsi="Times New Roman" w:cs="Times New Roman"/>
-                <w:b/>
-                <w:bCs/>
-              </w:rPr>
-            </w:pPr>
-            <w:r>
-              <w:rPr>
-                <w:rFonts w:ascii="Times New Roman" w:hAnsi="Times New Roman" w:cs="Times New Roman"/>
-                <w:b/>
-                <w:bCs/>
-              </w:rPr>
-              <w:t>Description</w:t>
-            </w:r>
-          </w:p>
-        </w:tc>
-        <w:tc>
-          <w:tcPr>
-            <w:tcW w:w="1440" w:type="dxa"/>
-          </w:tcPr>
-          <w:p>
-            <w:pPr>
-              <w:jc w:val="center"/>
-              <w:rPr>
-                <w:rFonts w:ascii="Times New Roman" w:hAnsi="Times New Roman" w:cs="Times New Roman"/>
-                <w:b/>
-                <w:bCs/>
-              </w:rPr>
-            </w:pPr>
-            <w:r>
-              <w:rPr>
-                <w:rFonts w:ascii="Times New Roman" w:hAnsi="Times New Roman" w:cs="Times New Roman"/>
-                <w:b/>
-                <w:bCs/>
-              </w:rPr>
-              <w:t>Mandatory</w:t>
-            </w:r>
-          </w:p>
-        </w:tc>
-        <w:tc>
-          <w:tcPr>
-            <w:tcW w:w="1759" w:type="dxa"/>
-          </w:tcPr>
-          <w:p>
-            <w:pPr>
-              <w:jc w:val="center"/>
-              <w:rPr>
-                <w:rFonts w:ascii="Times New Roman" w:hAnsi="Times New Roman" w:cs="Times New Roman"/>
-                <w:b/>
-                <w:bCs/>
-              </w:rPr>
-            </w:pPr>
-            <w:r>
-              <w:rPr>
-                <w:rFonts w:ascii="Times New Roman" w:hAnsi="Times New Roman" w:cs="Times New Roman"/>
-                <w:b/>
-                <w:bCs/>
-              </w:rPr>
-              <w:t>Valid condition</w:t>
-            </w:r>
-          </w:p>
-        </w:tc>
-        <w:tc>
-          <w:tcPr>
-            <w:tcW w:w="1656" w:type="dxa"/>
-          </w:tcPr>
-          <w:p>
-            <w:pPr>
-              <w:jc w:val="center"/>
-              <w:rPr>
-                <w:rFonts w:ascii="Times New Roman" w:hAnsi="Times New Roman" w:cs="Times New Roman"/>
-                <w:b/>
-                <w:bCs/>
-              </w:rPr>
-            </w:pPr>
-            <w:r>
-              <w:rPr>
-                <w:rFonts w:ascii="Times New Roman" w:hAnsi="Times New Roman" w:cs="Times New Roman"/>
-                <w:b/>
-                <w:bCs/>
-              </w:rPr>
-              <w:t>Example</w:t>
-            </w:r>
-          </w:p>
-        </w:tc>
-      </w:tr>
-      <w:tr>
-        <w:tc>
-          <w:tcPr>
-            <w:tcW w:w="631" w:type="dxa"/>
-            <w:vAlign w:val="center"/>
-          </w:tcPr>
-          <w:p>
-            <w:pPr>
-              <w:jc w:val="center"/>
-              <w:rPr>
-                <w:rFonts w:ascii="Times New Roman" w:hAnsi="Times New Roman" w:cs="Times New Roman"/>
-              </w:rPr>
-            </w:pPr>
-            <w:r>
-              <w:rPr>
-                <w:rFonts w:ascii="Times New Roman" w:hAnsi="Times New Roman" w:cs="Times New Roman"/>
-              </w:rPr>
-              <w:t>1</w:t>
-            </w:r>
-          </w:p>
-        </w:tc>
-        <w:tc>
-          <w:tcPr>
-            <w:tcW w:w="1524" w:type="dxa"/>
-            <w:vAlign w:val="center"/>
-          </w:tcPr>
-          <w:p>
-            <w:pPr>
-              <w:jc w:val="center"/>
-              <w:rPr>
-                <w:rFonts w:ascii="Times New Roman" w:hAnsi="Times New Roman" w:cs="Times New Roman"/>
-              </w:rPr>
-            </w:pPr>
-            <w:r>
-              <w:rPr>
-                <w:rFonts w:ascii="Times New Roman" w:hAnsi="Times New Roman" w:cs="Times New Roman"/>
-              </w:rPr>
-              <w:t>Selected Barcode</w:t>
-            </w:r>
-          </w:p>
-        </w:tc>
-        <w:tc>
-          <w:tcPr>
-            <w:tcW w:w="2340" w:type="dxa"/>
-            <w:vAlign w:val="center"/>
-          </w:tcPr>
-          <w:p>
-            <w:pPr>
-              <w:jc w:val="center"/>
-              <w:rPr>
-                <w:rFonts w:ascii="Times New Roman" w:hAnsi="Times New Roman" w:cs="Times New Roman"/>
-              </w:rPr>
-            </w:pPr>
-            <w:r>
-              <w:rPr>
-                <w:rFonts w:ascii="Times New Roman" w:hAnsi="Times New Roman" w:cs="Times New Roman"/>
-              </w:rPr>
-              <w:t>Unique identifier for the product</w:t>
-            </w:r>
-          </w:p>
-        </w:tc>
-        <w:tc>
-          <w:tcPr>
-            <w:tcW w:w="1440" w:type="dxa"/>
-            <w:vAlign w:val="center"/>
-          </w:tcPr>
-          <w:p>
-            <w:pPr>
-              <w:jc w:val="center"/>
-              <w:rPr>
-                <w:rFonts w:ascii="Times New Roman" w:hAnsi="Times New Roman" w:cs="Times New Roman"/>
-              </w:rPr>
-            </w:pPr>
-            <w:r>
-              <w:rPr>
-                <w:rFonts w:ascii="Times New Roman" w:hAnsi="Times New Roman" w:cs="Times New Roman"/>
-              </w:rPr>
-              <w:t>Yes</w:t>
-            </w:r>
-          </w:p>
-        </w:tc>
-        <w:tc>
-          <w:tcPr>
-            <w:tcW w:w="1759" w:type="dxa"/>
-            <w:vAlign w:val="center"/>
-          </w:tcPr>
-          <w:p>
-            <w:pPr>
-              <w:jc w:val="center"/>
-              <w:rPr>
-                <w:rFonts w:ascii="Times New Roman" w:hAnsi="Times New Roman" w:cs="Times New Roman"/>
-              </w:rPr>
-            </w:pPr>
-            <w:r>
-              <w:rPr>
-                <w:rFonts w:ascii="Times New Roman" w:hAnsi="Times New Roman" w:cs="Times New Roman"/>
-              </w:rPr>
-              <w:t>Barcode available in system</w:t>
-            </w:r>
-          </w:p>
-        </w:tc>
-        <w:tc>
-          <w:tcPr>
-            <w:tcW w:w="1656" w:type="dxa"/>
-            <w:vAlign w:val="center"/>
-          </w:tcPr>
-          <w:p>
-            <w:pPr>
-              <w:jc w:val="center"/>
-              <w:rPr>
-                <w:rFonts w:ascii="Times New Roman" w:hAnsi="Times New Roman" w:cs="Times New Roman"/>
-              </w:rPr>
-            </w:pPr>
-            <w:r>
-              <w:rPr>
-                <w:rFonts w:ascii="Times New Roman" w:hAnsi="Times New Roman" w:cs="Times New Roman"/>
-              </w:rPr>
-              <w:t>893123456789</w:t>
-            </w:r>
-          </w:p>
-        </w:tc>
-      </w:tr>
-      <w:tr>
-        <w:tc>
-          <w:tcPr>
-            <w:tcW w:w="631" w:type="dxa"/>
-            <w:vAlign w:val="center"/>
-          </w:tcPr>
-          <w:p>
-            <w:pPr>
-              <w:jc w:val="center"/>
-              <w:rPr>
-                <w:rFonts w:ascii="Times New Roman" w:hAnsi="Times New Roman" w:cs="Times New Roman"/>
-              </w:rPr>
-            </w:pPr>
-            <w:r>
-              <w:rPr>
-                <w:rFonts w:ascii="Times New Roman" w:hAnsi="Times New Roman" w:cs="Times New Roman"/>
-              </w:rPr>
-              <w:t>2</w:t>
-            </w:r>
-          </w:p>
-        </w:tc>
-        <w:tc>
-          <w:tcPr>
-            <w:tcW w:w="1524" w:type="dxa"/>
-            <w:vAlign w:val="center"/>
-          </w:tcPr>
-          <w:p>
-            <w:pPr>
-              <w:jc w:val="center"/>
-              <w:rPr>
-                <w:rFonts w:ascii="Times New Roman" w:hAnsi="Times New Roman" w:cs="Times New Roman"/>
-              </w:rPr>
-            </w:pPr>
-            <w:r>
-              <w:rPr>
-                <w:rFonts w:ascii="Times New Roman" w:hAnsi="Times New Roman" w:cs="Times New Roman"/>
-              </w:rPr>
-              <w:t>Confirmation</w:t>
-            </w:r>
-          </w:p>
-        </w:tc>
-        <w:tc>
-          <w:tcPr>
-            <w:tcW w:w="2340" w:type="dxa"/>
-            <w:vAlign w:val="center"/>
-          </w:tcPr>
-          <w:p>
-            <w:pPr>
-              <w:jc w:val="center"/>
-              <w:rPr>
-                <w:rFonts w:ascii="Times New Roman" w:hAnsi="Times New Roman" w:cs="Times New Roman"/>
-              </w:rPr>
-            </w:pPr>
-            <w:r>
-              <w:rPr>
-                <w:rFonts w:ascii="Times New Roman" w:hAnsi="Times New Roman" w:cs="Times New Roman"/>
-              </w:rPr>
-              <w:t>Notification that Product Manager confirm to delete</w:t>
-            </w:r>
-          </w:p>
-        </w:tc>
-        <w:tc>
-          <w:tcPr>
-            <w:tcW w:w="1440" w:type="dxa"/>
-            <w:vAlign w:val="center"/>
-          </w:tcPr>
-          <w:p>
-            <w:pPr>
-              <w:jc w:val="center"/>
-              <w:rPr>
-                <w:rFonts w:ascii="Times New Roman" w:hAnsi="Times New Roman" w:cs="Times New Roman"/>
-              </w:rPr>
-            </w:pPr>
-            <w:r>
-              <w:rPr>
-                <w:rFonts w:ascii="Times New Roman" w:hAnsi="Times New Roman" w:cs="Times New Roman"/>
-              </w:rPr>
-              <w:t>Yes</w:t>
-            </w:r>
-          </w:p>
-        </w:tc>
-        <w:tc>
-          <w:tcPr>
-            <w:tcW w:w="1759" w:type="dxa"/>
-            <w:vAlign w:val="center"/>
-          </w:tcPr>
-          <w:p>
-            <w:pPr>
-              <w:jc w:val="center"/>
-              <w:rPr>
-                <w:rFonts w:ascii="Times New Roman" w:hAnsi="Times New Roman" w:cs="Times New Roman"/>
-              </w:rPr>
-            </w:pPr>
-            <w:r>
-              <w:rPr>
-                <w:rFonts w:ascii="Times New Roman" w:hAnsi="Times New Roman" w:cs="Times New Roman"/>
-              </w:rPr>
-              <w:t>Boolean</w:t>
-            </w:r>
-          </w:p>
-        </w:tc>
-        <w:tc>
-          <w:tcPr>
-            <w:tcW w:w="1656" w:type="dxa"/>
-            <w:vAlign w:val="center"/>
-          </w:tcPr>
-          <w:p>
-            <w:pPr>
-              <w:rPr>
-                <w:rFonts w:ascii="Times New Roman" w:hAnsi="Times New Roman" w:cs="Times New Roman"/>
-              </w:rPr>
-            </w:pPr>
-            <w:r>
-              <w:rPr>
-                <w:rFonts w:ascii="Times New Roman" w:hAnsi="Times New Roman" w:cs="Times New Roman"/>
-              </w:rPr>
-              <w:t>Yes</w:t>
-            </w:r>
-          </w:p>
-        </w:tc>
-      </w:tr>
-    </w:tbl>
-    <w:p>
-      <w:pPr>
-        <w:rPr>
-          <w:rFonts w:ascii="Times New Roman" w:hAnsi="Times New Roman" w:cs="Times New Roman"/>
-        </w:rPr>
-      </w:pPr>
-    </w:p>
-    <w:p>
-      <w:pPr>
-        <w:pStyle w:val="Heading1"/>
-      </w:pPr>
-      <w:r>
-        <w:t>Output data</w:t>
-      </w:r>
-    </w:p>
-    <w:p>
-      <w:pPr>
-        <w:pStyle w:val="ListParagraph"/>
         <w:ind w:left="360"/>
         <w:rPr>
           <w:rFonts w:ascii="Times New Roman" w:hAnsi="Times New Roman" w:cs="Times New Roman"/>
         </w:rPr>
       </w:pPr>
-      <w:r>
-        <w:rPr>
-          <w:rFonts w:ascii="Times New Roman" w:hAnsi="Times New Roman" w:cs="Times New Roman"/>
-        </w:rPr>
-        <w:t xml:space="preserve">   </w:t>
-      </w:r>
-    </w:p>
-    <w:tbl>
-      <w:tblPr>
-        <w:tblStyle w:val="TableGrid"/>
-        <w:tblW w:w="0" w:type="auto"/>
-        <w:tblInd w:w="-5" w:type="dxa"/>
-        <w:tblLook w:val="04A0" w:firstRow="1" w:lastRow="0" w:firstColumn="1" w:lastColumn="0" w:noHBand="0" w:noVBand="1"/>
-      </w:tblPr>
-      <w:tblGrid>
-        <w:gridCol w:w="704"/>
-        <w:gridCol w:w="1603"/>
-        <w:gridCol w:w="3766"/>
-        <w:gridCol w:w="1528"/>
-        <w:gridCol w:w="1754"/>
-      </w:tblGrid>
-      <w:tr>
-        <w:tc>
-          <w:tcPr>
-            <w:tcW w:w="704" w:type="dxa"/>
-            <w:vAlign w:val="center"/>
-          </w:tcPr>
-          <w:p>
-            <w:pPr>
-              <w:pStyle w:val="ListParagraph"/>
-              <w:ind w:left="0"/>
-              <w:jc w:val="center"/>
-              <w:rPr>
-                <w:rFonts w:ascii="Times New Roman" w:hAnsi="Times New Roman" w:cs="Times New Roman"/>
-                <w:b/>
-                <w:bCs/>
-              </w:rPr>
-            </w:pPr>
-            <w:r>
-              <w:rPr>
-                <w:rFonts w:ascii="Times New Roman" w:hAnsi="Times New Roman" w:cs="Times New Roman"/>
-                <w:b/>
-                <w:bCs/>
-              </w:rPr>
-              <w:t>No</w:t>
-            </w:r>
-          </w:p>
-        </w:tc>
-        <w:tc>
-          <w:tcPr>
-            <w:tcW w:w="1603" w:type="dxa"/>
-            <w:vAlign w:val="center"/>
-          </w:tcPr>
-          <w:p>
-            <w:pPr>
-              <w:pStyle w:val="ListParagraph"/>
-              <w:ind w:left="0"/>
-              <w:jc w:val="center"/>
-              <w:rPr>
-                <w:rFonts w:ascii="Times New Roman" w:hAnsi="Times New Roman" w:cs="Times New Roman"/>
-                <w:b/>
-                <w:bCs/>
-              </w:rPr>
-            </w:pPr>
-            <w:r>
-              <w:rPr>
-                <w:rFonts w:ascii="Times New Roman" w:hAnsi="Times New Roman" w:cs="Times New Roman"/>
-                <w:b/>
-                <w:bCs/>
-              </w:rPr>
-              <w:t>Data fields</w:t>
-            </w:r>
-          </w:p>
-        </w:tc>
-        <w:tc>
-          <w:tcPr>
-            <w:tcW w:w="3766" w:type="dxa"/>
-            <w:vAlign w:val="center"/>
-          </w:tcPr>
-          <w:p>
-            <w:pPr>
-              <w:pStyle w:val="ListParagraph"/>
-              <w:ind w:left="0"/>
-              <w:jc w:val="center"/>
-              <w:rPr>
-                <w:rFonts w:ascii="Times New Roman" w:hAnsi="Times New Roman" w:cs="Times New Roman"/>
-                <w:b/>
-                <w:bCs/>
-              </w:rPr>
-            </w:pPr>
-            <w:r>
-              <w:rPr>
-                <w:rFonts w:ascii="Times New Roman" w:hAnsi="Times New Roman" w:cs="Times New Roman"/>
-                <w:b/>
-                <w:bCs/>
-              </w:rPr>
-              <w:t>Description</w:t>
-            </w:r>
-          </w:p>
-        </w:tc>
-        <w:tc>
-          <w:tcPr>
-            <w:tcW w:w="1528" w:type="dxa"/>
-            <w:vAlign w:val="center"/>
-          </w:tcPr>
-          <w:p>
-            <w:pPr>
-              <w:pStyle w:val="ListParagraph"/>
-              <w:ind w:left="0"/>
-              <w:jc w:val="center"/>
-              <w:rPr>
-                <w:rFonts w:ascii="Times New Roman" w:hAnsi="Times New Roman" w:cs="Times New Roman"/>
-                <w:b/>
-                <w:bCs/>
-              </w:rPr>
-            </w:pPr>
-            <w:r>
-              <w:rPr>
-                <w:rFonts w:ascii="Times New Roman" w:hAnsi="Times New Roman" w:cs="Times New Roman"/>
-                <w:b/>
-                <w:bCs/>
-              </w:rPr>
-              <w:t>Display format</w:t>
-            </w:r>
-          </w:p>
-        </w:tc>
-        <w:tc>
-          <w:tcPr>
-            <w:tcW w:w="1754" w:type="dxa"/>
-            <w:vAlign w:val="center"/>
-          </w:tcPr>
-          <w:p>
-            <w:pPr>
-              <w:pStyle w:val="ListParagraph"/>
-              <w:ind w:left="0"/>
-              <w:jc w:val="center"/>
-              <w:rPr>
-                <w:rFonts w:ascii="Times New Roman" w:hAnsi="Times New Roman" w:cs="Times New Roman"/>
-                <w:b/>
-                <w:bCs/>
-              </w:rPr>
-            </w:pPr>
-            <w:r>
-              <w:rPr>
-                <w:rFonts w:ascii="Times New Roman" w:hAnsi="Times New Roman" w:cs="Times New Roman"/>
-                <w:b/>
-                <w:bCs/>
-              </w:rPr>
-              <w:t>Example</w:t>
-            </w:r>
-          </w:p>
-        </w:tc>
-      </w:tr>
-      <w:tr>
-        <w:tc>
-          <w:tcPr>
-            <w:tcW w:w="704" w:type="dxa"/>
-            <w:vAlign w:val="center"/>
-          </w:tcPr>
-          <w:p>
-            <w:pPr>
-              <w:pStyle w:val="ListParagraph"/>
-              <w:ind w:left="0"/>
-              <w:jc w:val="center"/>
-              <w:rPr>
-                <w:rFonts w:ascii="Times New Roman" w:hAnsi="Times New Roman" w:cs="Times New Roman"/>
-              </w:rPr>
-            </w:pPr>
-            <w:r>
-              <w:rPr>
-                <w:rFonts w:ascii="Times New Roman" w:hAnsi="Times New Roman" w:cs="Times New Roman"/>
-              </w:rPr>
-              <w:t>1</w:t>
-            </w:r>
-          </w:p>
-        </w:tc>
-        <w:tc>
-          <w:tcPr>
-            <w:tcW w:w="1603" w:type="dxa"/>
-            <w:vAlign w:val="center"/>
-          </w:tcPr>
-          <w:p>
-            <w:pPr>
-              <w:pStyle w:val="ListParagraph"/>
-              <w:ind w:left="0"/>
-              <w:jc w:val="center"/>
-              <w:rPr>
-                <w:rFonts w:ascii="Times New Roman" w:hAnsi="Times New Roman" w:cs="Times New Roman"/>
-              </w:rPr>
-            </w:pPr>
-            <w:r>
-              <w:rPr>
-                <w:rFonts w:ascii="Times New Roman" w:hAnsi="Times New Roman" w:cs="Times New Roman"/>
-              </w:rPr>
-              <w:t>Operation Status</w:t>
-            </w:r>
-          </w:p>
-        </w:tc>
-        <w:tc>
-          <w:tcPr>
-            <w:tcW w:w="3766" w:type="dxa"/>
-            <w:vAlign w:val="center"/>
-          </w:tcPr>
-          <w:p>
-            <w:pPr>
-              <w:pStyle w:val="ListParagraph"/>
-              <w:ind w:left="0"/>
-              <w:jc w:val="center"/>
-              <w:rPr>
-                <w:rFonts w:ascii="Times New Roman" w:hAnsi="Times New Roman" w:cs="Times New Roman"/>
-              </w:rPr>
-            </w:pPr>
-            <w:r>
-              <w:rPr>
-                <w:rFonts w:ascii="Times New Roman" w:hAnsi="Times New Roman" w:cs="Times New Roman"/>
-              </w:rPr>
-              <w:t>Notification of the result for the performed action (add, edit, delete, or adjust).</w:t>
-            </w:r>
-          </w:p>
-        </w:tc>
-        <w:tc>
-          <w:tcPr>
-            <w:tcW w:w="1528" w:type="dxa"/>
-            <w:vAlign w:val="center"/>
-          </w:tcPr>
-          <w:p>
-            <w:pPr>
-              <w:pStyle w:val="ListParagraph"/>
-              <w:ind w:left="0"/>
-              <w:jc w:val="center"/>
-              <w:rPr>
-                <w:rFonts w:ascii="Times New Roman" w:hAnsi="Times New Roman" w:cs="Times New Roman"/>
-              </w:rPr>
-            </w:pPr>
-            <w:r>
-              <w:rPr>
-                <w:rFonts w:ascii="Times New Roman" w:hAnsi="Times New Roman" w:cs="Times New Roman"/>
-              </w:rPr>
-              <w:t>Text notification</w:t>
-            </w:r>
-          </w:p>
-        </w:tc>
-        <w:tc>
-          <w:tcPr>
-            <w:tcW w:w="1754" w:type="dxa"/>
-            <w:vAlign w:val="center"/>
-          </w:tcPr>
-          <w:p>
-            <w:pPr>
-              <w:pStyle w:val="ListParagraph"/>
-              <w:ind w:left="0"/>
-              <w:jc w:val="center"/>
-              <w:rPr>
-                <w:rFonts w:ascii="Times New Roman" w:hAnsi="Times New Roman" w:cs="Times New Roman"/>
-              </w:rPr>
-            </w:pPr>
-            <w:r>
-              <w:rPr>
-                <w:rFonts w:ascii="Times New Roman" w:hAnsi="Times New Roman" w:cs="Times New Roman"/>
-              </w:rPr>
-              <w:t>Product added successfully</w:t>
-            </w:r>
-          </w:p>
-        </w:tc>
-      </w:tr>
-      <w:tr>
-        <w:tc>
-          <w:tcPr>
-            <w:tcW w:w="704" w:type="dxa"/>
-            <w:vAlign w:val="center"/>
-          </w:tcPr>
-          <w:p>
-            <w:pPr>
-              <w:pStyle w:val="ListParagraph"/>
-              <w:ind w:left="0"/>
-              <w:jc w:val="center"/>
-              <w:rPr>
-                <w:rFonts w:ascii="Times New Roman" w:hAnsi="Times New Roman" w:cs="Times New Roman"/>
-              </w:rPr>
-            </w:pPr>
-            <w:r>
-              <w:rPr>
-                <w:rFonts w:ascii="Times New Roman" w:hAnsi="Times New Roman" w:cs="Times New Roman"/>
-              </w:rPr>
-              <w:t>2</w:t>
-            </w:r>
-          </w:p>
-        </w:tc>
-        <w:tc>
-          <w:tcPr>
-            <w:tcW w:w="1603" w:type="dxa"/>
-            <w:vAlign w:val="center"/>
-          </w:tcPr>
-          <w:p>
-            <w:pPr>
-              <w:pStyle w:val="ListParagraph"/>
-              <w:ind w:left="0"/>
-              <w:jc w:val="center"/>
-              <w:rPr>
-                <w:rFonts w:ascii="Times New Roman" w:hAnsi="Times New Roman" w:cs="Times New Roman"/>
-              </w:rPr>
-            </w:pPr>
-            <w:r>
-              <w:rPr>
-                <w:rFonts w:ascii="Times New Roman" w:hAnsi="Times New Roman" w:cs="Times New Roman"/>
-              </w:rPr>
-              <w:t>Product Status</w:t>
-            </w:r>
-          </w:p>
-        </w:tc>
-        <w:tc>
-          <w:tcPr>
-            <w:tcW w:w="3766" w:type="dxa"/>
-            <w:vAlign w:val="center"/>
-          </w:tcPr>
-          <w:p>
-            <w:pPr>
-              <w:pStyle w:val="ListParagraph"/>
-              <w:ind w:left="0"/>
-              <w:jc w:val="center"/>
-              <w:rPr>
-                <w:rFonts w:ascii="Times New Roman" w:hAnsi="Times New Roman" w:cs="Times New Roman"/>
-              </w:rPr>
-            </w:pPr>
-            <w:r>
-              <w:rPr>
-                <w:rFonts w:ascii="Times New Roman" w:hAnsi="Times New Roman" w:cs="Times New Roman"/>
-              </w:rPr>
-              <w:t>The commercial availability of the product (</w:t>
-            </w:r>
-            <w:r>
-              <w:rPr>
-                <w:rFonts w:ascii="Times New Roman" w:hAnsi="Times New Roman" w:cs="Times New Roman"/>
-              </w:rPr>
-              <w:t>a</w:t>
-            </w:r>
-            <w:r>
-              <w:rPr>
-                <w:rFonts w:ascii="Times New Roman" w:hAnsi="Times New Roman" w:cs="Times New Roman"/>
-              </w:rPr>
-              <w:t xml:space="preserve">vailable or </w:t>
-            </w:r>
-            <w:r>
-              <w:rPr>
-                <w:rFonts w:ascii="Times New Roman" w:hAnsi="Times New Roman" w:cs="Times New Roman"/>
-              </w:rPr>
-              <w:t>d</w:t>
-            </w:r>
-            <w:r>
-              <w:rPr>
-                <w:rFonts w:ascii="Times New Roman" w:hAnsi="Times New Roman" w:cs="Times New Roman"/>
-              </w:rPr>
-              <w:t>eactivated).</w:t>
-            </w:r>
-          </w:p>
-        </w:tc>
-        <w:tc>
-          <w:tcPr>
-            <w:tcW w:w="1528" w:type="dxa"/>
-            <w:vAlign w:val="center"/>
-          </w:tcPr>
-          <w:p>
-            <w:pPr>
-              <w:pStyle w:val="ListParagraph"/>
-              <w:ind w:left="0"/>
-              <w:jc w:val="center"/>
-              <w:rPr>
-                <w:rFonts w:ascii="Times New Roman" w:hAnsi="Times New Roman" w:cs="Times New Roman"/>
-              </w:rPr>
-            </w:pPr>
-            <w:r>
-              <w:rPr>
-                <w:rFonts w:ascii="Times New Roman" w:hAnsi="Times New Roman" w:cs="Times New Roman"/>
-              </w:rPr>
-              <w:t>Label/Tag</w:t>
-            </w:r>
-          </w:p>
-        </w:tc>
-        <w:tc>
-          <w:tcPr>
-            <w:tcW w:w="1754" w:type="dxa"/>
-            <w:vAlign w:val="center"/>
-          </w:tcPr>
-          <w:p>
-            <w:pPr>
-              <w:pStyle w:val="ListParagraph"/>
-              <w:ind w:left="0"/>
-              <w:jc w:val="center"/>
-              <w:rPr>
-                <w:rFonts w:ascii="Times New Roman" w:hAnsi="Times New Roman" w:cs="Times New Roman"/>
-              </w:rPr>
-            </w:pPr>
-            <w:r>
-              <w:rPr>
-                <w:rFonts w:ascii="Times New Roman" w:hAnsi="Times New Roman" w:cs="Times New Roman"/>
-              </w:rPr>
-              <w:t>Deactivated</w:t>
-            </w:r>
-          </w:p>
-        </w:tc>
-      </w:tr>
-      <w:tr>
-        <w:tc>
-          <w:tcPr>
-            <w:tcW w:w="704" w:type="dxa"/>
-            <w:vAlign w:val="center"/>
-          </w:tcPr>
-          <w:p>
-            <w:pPr>
-              <w:pStyle w:val="ListParagraph"/>
-              <w:ind w:left="0"/>
-              <w:jc w:val="center"/>
-              <w:rPr>
-                <w:rFonts w:ascii="Times New Roman" w:hAnsi="Times New Roman" w:cs="Times New Roman"/>
-              </w:rPr>
-            </w:pPr>
-            <w:r>
-              <w:rPr>
-                <w:rFonts w:ascii="Times New Roman" w:hAnsi="Times New Roman" w:cs="Times New Roman"/>
-              </w:rPr>
-              <w:lastRenderedPageBreak/>
-              <w:t>3</w:t>
-            </w:r>
-          </w:p>
-        </w:tc>
-        <w:tc>
-          <w:tcPr>
-            <w:tcW w:w="1603" w:type="dxa"/>
-            <w:vAlign w:val="center"/>
-          </w:tcPr>
-          <w:p>
-            <w:pPr>
-              <w:pStyle w:val="ListParagraph"/>
-              <w:ind w:left="0"/>
-              <w:jc w:val="center"/>
-              <w:rPr>
-                <w:rFonts w:ascii="Times New Roman" w:hAnsi="Times New Roman" w:cs="Times New Roman"/>
-              </w:rPr>
-            </w:pPr>
-            <w:r>
-              <w:rPr>
-                <w:rFonts w:ascii="Times New Roman" w:hAnsi="Times New Roman" w:cs="Times New Roman"/>
-              </w:rPr>
-              <w:t>Error Message</w:t>
-            </w:r>
-          </w:p>
-        </w:tc>
-        <w:tc>
-          <w:tcPr>
-            <w:tcW w:w="3766" w:type="dxa"/>
-            <w:vAlign w:val="center"/>
-          </w:tcPr>
-          <w:p>
-            <w:pPr>
-              <w:pStyle w:val="ListParagraph"/>
-              <w:ind w:left="0"/>
-              <w:jc w:val="center"/>
-              <w:rPr>
-                <w:rFonts w:ascii="Times New Roman" w:hAnsi="Times New Roman" w:cs="Times New Roman"/>
-              </w:rPr>
-            </w:pPr>
-            <w:r>
-              <w:rPr>
-                <w:rFonts w:ascii="Times New Roman" w:hAnsi="Times New Roman" w:cs="Times New Roman"/>
-              </w:rPr>
-              <w:t>Detailed notification when input data is invalid or violates system rules.</w:t>
-            </w:r>
-          </w:p>
-        </w:tc>
-        <w:tc>
-          <w:tcPr>
-            <w:tcW w:w="1528" w:type="dxa"/>
-            <w:vAlign w:val="center"/>
-          </w:tcPr>
-          <w:p>
-            <w:pPr>
-              <w:pStyle w:val="ListParagraph"/>
-              <w:ind w:left="0"/>
-              <w:jc w:val="center"/>
-              <w:rPr>
-                <w:rFonts w:ascii="Times New Roman" w:hAnsi="Times New Roman" w:cs="Times New Roman"/>
-              </w:rPr>
-            </w:pPr>
-            <w:r>
-              <w:rPr>
-                <w:rFonts w:ascii="Times New Roman" w:hAnsi="Times New Roman" w:cs="Times New Roman"/>
-              </w:rPr>
-              <w:t>Text (Red)</w:t>
-            </w:r>
-          </w:p>
-        </w:tc>
-        <w:tc>
-          <w:tcPr>
-            <w:tcW w:w="1754" w:type="dxa"/>
-            <w:vAlign w:val="center"/>
-          </w:tcPr>
-          <w:p>
-            <w:pPr>
-              <w:pStyle w:val="ListParagraph"/>
-              <w:ind w:left="0"/>
-              <w:jc w:val="center"/>
-              <w:rPr>
-                <w:rFonts w:ascii="Times New Roman" w:hAnsi="Times New Roman" w:cs="Times New Roman"/>
-              </w:rPr>
-            </w:pPr>
-            <w:r>
-              <w:rPr>
-                <w:rFonts w:ascii="Times New Roman" w:hAnsi="Times New Roman" w:cs="Times New Roman"/>
-              </w:rPr>
-              <w:t>Can’t delete more product.</w:t>
-            </w:r>
-          </w:p>
-        </w:tc>
-      </w:tr>
-    </w:tbl>
-    <w:p>
-      <w:pPr>
-        <w:pStyle w:val="Heading1"/>
-      </w:pPr>
-      <w:r>
-        <w:t>Postconditions</w:t>
-      </w:r>
-    </w:p>
-    <w:p>
-      <w:pPr>
-        <w:pStyle w:val="ListParagraph"/>
-        <w:numPr>
-          <w:ilvl w:val="0"/>
-          <w:numId w:val="11"/>
-        </w:numPr>
-        <w:rPr>
-          <w:rFonts w:ascii="Times New Roman" w:hAnsi="Times New Roman" w:cs="Times New Roman"/>
-        </w:rPr>
-      </w:pPr>
-      <w:r>
-        <w:rPr>
-          <w:rFonts w:ascii="Times New Roman" w:hAnsi="Times New Roman" w:cs="Times New Roman"/>
-        </w:rPr>
-        <w:t xml:space="preserve">Product Status: Products with Stock = 0 are removed from the sales list; products with Stock &gt; 0 have their status updated </w:t>
-      </w:r>
-      <w:proofErr w:type="gramStart"/>
-      <w:r>
-        <w:rPr>
-          <w:rFonts w:ascii="Times New Roman" w:hAnsi="Times New Roman" w:cs="Times New Roman"/>
-        </w:rPr>
-        <w:t>to</w:t>
-      </w:r>
-      <w:proofErr w:type="gramEnd"/>
-      <w:r>
-        <w:rPr>
-          <w:rFonts w:ascii="Times New Roman" w:hAnsi="Times New Roman" w:cs="Times New Roman"/>
-        </w:rPr>
-        <w:t xml:space="preserve"> "Deactivated".</w:t>
-      </w:r>
-    </w:p>
-    <w:p>
-      <w:pPr>
-        <w:pStyle w:val="ListParagraph"/>
-        <w:numPr>
-          <w:ilvl w:val="0"/>
-          <w:numId w:val="11"/>
-        </w:numPr>
-        <w:rPr>
-          <w:rFonts w:ascii="Times New Roman" w:hAnsi="Times New Roman" w:cs="Times New Roman"/>
-        </w:rPr>
-      </w:pPr>
-      <w:r>
-        <w:rPr>
-          <w:rFonts w:ascii="Times New Roman" w:hAnsi="Times New Roman" w:cs="Times New Roman"/>
-        </w:rPr>
-        <w:t>Security Update: The system updates the Product Manager's daily counter for the number of products deleted.</w:t>
-      </w:r>
     </w:p>
     <w:sectPr>
       <w:pgSz w:w="12240" w:h="15840"/>
@@ -2109,6 +2744,119 @@
 <file path=word/numbering.xml><?xml version="1.0" encoding="utf-8"?>
 <w:numbering xmlns:wpc="http://schemas.microsoft.com/office/word/2010/wordprocessingCanvas" xmlns:cx="http://schemas.microsoft.com/office/drawing/2014/chartex" xmlns:cx1="http://schemas.microsoft.com/office/drawing/2015/9/8/chartex" xmlns:cx2="http://schemas.microsoft.com/office/drawing/2015/10/21/chartex" xmlns:cx3="http://schemas.microsoft.com/office/drawing/2016/5/9/chartex" xmlns:cx4="http://schemas.microsoft.com/office/drawing/2016/5/10/chartex" xmlns:cx5="http://schemas.microsoft.com/office/drawing/2016/5/11/chartex" xmlns:cx6="http://schemas.microsoft.com/office/drawing/2016/5/12/chartex" xmlns:cx7="http://schemas.microsoft.com/office/drawing/2016/5/13/chartex" xmlns:cx8="http://schemas.microsoft.com/office/drawing/2016/5/14/chartex" xmlns:mc="http://schemas.openxmlformats.org/markup-compatibility/2006" xmlns:aink="http://schemas.microsoft.com/office/drawing/2016/ink" xmlns:am3d="http://schemas.microsoft.com/office/drawing/2017/model3d" xmlns:o="urn:schemas-microsoft-com:office:office" xmlns:oel="http://schemas.microsoft.com/office/2019/extlst" xmlns:r="http://schemas.openxmlformats.org/officeDocument/2006/relationships" xmlns:m="http://schemas.openxmlformats.org/officeDocument/2006/math" xmlns:v="urn:schemas-microsoft-com:vml" xmlns:wp14="http://schemas.microsoft.com/office/word/2010/wordprocessingDrawing" xmlns:wp="http://schemas.openxmlformats.org/drawingml/2006/wordprocessingDrawing" xmlns:w10="urn:schemas-microsoft-com:office:word" xmlns:w="http://schemas.openxmlformats.org/wordprocessingml/2006/main" xmlns:w14="http://schemas.microsoft.com/office/word/2010/wordml" xmlns:w15="http://schemas.microsoft.com/office/word/2012/wordml" xmlns:w16cex="http://schemas.microsoft.com/office/word/2018/wordml/cex" xmlns:w16cid="http://schemas.microsoft.com/office/word/2016/wordml/cid" xmlns:w16="http://schemas.microsoft.com/office/word/2018/wordml" xmlns:w16du="http://schemas.microsoft.com/office/word/2023/wordml/word16du" xmlns:w16sdtdh="http://schemas.microsoft.com/office/word/2020/wordml/sdtdatahash" xmlns:w16sdtfl="http://schemas.microsoft.com/office/word/2024/wordml/sdtformatlock" xmlns:w16se="http://schemas.microsoft.com/office/word/2015/wordml/symex" xmlns:wpg="http://schemas.microsoft.com/office/word/2010/wordprocessingGroup" xmlns:wpi="http://schemas.microsoft.com/office/word/2010/wordprocessingInk" xmlns:wne="http://schemas.microsoft.com/office/word/2006/wordml" xmlns:wps="http://schemas.microsoft.com/office/word/2010/wordprocessingShape" mc:Ignorable="w14 w15 w16se w16cid w16 w16cex w16sdtdh w16sdtfl w16du wp14">
   <w:abstractNum w:abstractNumId="0" w15:restartNumberingAfterBreak="0">
+    <w:nsid w:val="01787FE8"/>
+    <w:multiLevelType w:val="hybridMultilevel"/>
+    <w:tmpl w:val="5DF4B2A4"/>
+    <w:lvl w:ilvl="0" w:tplc="E28A6B9E">
+      <w:start w:val="1"/>
+      <w:numFmt w:val="bullet"/>
+      <w:lvlText w:val="-"/>
+      <w:lvlJc w:val="left"/>
+      <w:pPr>
+        <w:ind w:left="720" w:hanging="360"/>
+      </w:pPr>
+      <w:rPr>
+        <w:rFonts w:ascii="Times New Roman" w:eastAsiaTheme="minorHAnsi" w:hAnsi="Times New Roman" w:cs="Times New Roman" w:hint="default"/>
+      </w:rPr>
+    </w:lvl>
+    <w:lvl w:ilvl="1" w:tplc="04090003" w:tentative="1">
+      <w:start w:val="1"/>
+      <w:numFmt w:val="bullet"/>
+      <w:lvlText w:val="o"/>
+      <w:lvlJc w:val="left"/>
+      <w:pPr>
+        <w:ind w:left="1440" w:hanging="360"/>
+      </w:pPr>
+      <w:rPr>
+        <w:rFonts w:ascii="Courier New" w:hAnsi="Courier New" w:cs="Courier New" w:hint="default"/>
+      </w:rPr>
+    </w:lvl>
+    <w:lvl w:ilvl="2" w:tplc="04090005" w:tentative="1">
+      <w:start w:val="1"/>
+      <w:numFmt w:val="bullet"/>
+      <w:lvlText w:val=""/>
+      <w:lvlJc w:val="left"/>
+      <w:pPr>
+        <w:ind w:left="2160" w:hanging="360"/>
+      </w:pPr>
+      <w:rPr>
+        <w:rFonts w:ascii="Wingdings" w:hAnsi="Wingdings" w:hint="default"/>
+      </w:rPr>
+    </w:lvl>
+    <w:lvl w:ilvl="3" w:tplc="04090001" w:tentative="1">
+      <w:start w:val="1"/>
+      <w:numFmt w:val="bullet"/>
+      <w:lvlText w:val=""/>
+      <w:lvlJc w:val="left"/>
+      <w:pPr>
+        <w:ind w:left="2880" w:hanging="360"/>
+      </w:pPr>
+      <w:rPr>
+        <w:rFonts w:ascii="Symbol" w:hAnsi="Symbol" w:hint="default"/>
+      </w:rPr>
+    </w:lvl>
+    <w:lvl w:ilvl="4" w:tplc="04090003" w:tentative="1">
+      <w:start w:val="1"/>
+      <w:numFmt w:val="bullet"/>
+      <w:lvlText w:val="o"/>
+      <w:lvlJc w:val="left"/>
+      <w:pPr>
+        <w:ind w:left="3600" w:hanging="360"/>
+      </w:pPr>
+      <w:rPr>
+        <w:rFonts w:ascii="Courier New" w:hAnsi="Courier New" w:cs="Courier New" w:hint="default"/>
+      </w:rPr>
+    </w:lvl>
+    <w:lvl w:ilvl="5" w:tplc="04090005" w:tentative="1">
+      <w:start w:val="1"/>
+      <w:numFmt w:val="bullet"/>
+      <w:lvlText w:val=""/>
+      <w:lvlJc w:val="left"/>
+      <w:pPr>
+        <w:ind w:left="4320" w:hanging="360"/>
+      </w:pPr>
+      <w:rPr>
+        <w:rFonts w:ascii="Wingdings" w:hAnsi="Wingdings" w:hint="default"/>
+      </w:rPr>
+    </w:lvl>
+    <w:lvl w:ilvl="6" w:tplc="04090001" w:tentative="1">
+      <w:start w:val="1"/>
+      <w:numFmt w:val="bullet"/>
+      <w:lvlText w:val=""/>
+      <w:lvlJc w:val="left"/>
+      <w:pPr>
+        <w:ind w:left="5040" w:hanging="360"/>
+      </w:pPr>
+      <w:rPr>
+        <w:rFonts w:ascii="Symbol" w:hAnsi="Symbol" w:hint="default"/>
+      </w:rPr>
+    </w:lvl>
+    <w:lvl w:ilvl="7" w:tplc="04090003" w:tentative="1">
+      <w:start w:val="1"/>
+      <w:numFmt w:val="bullet"/>
+      <w:lvlText w:val="o"/>
+      <w:lvlJc w:val="left"/>
+      <w:pPr>
+        <w:ind w:left="5760" w:hanging="360"/>
+      </w:pPr>
+      <w:rPr>
+        <w:rFonts w:ascii="Courier New" w:hAnsi="Courier New" w:cs="Courier New" w:hint="default"/>
+      </w:rPr>
+    </w:lvl>
+    <w:lvl w:ilvl="8" w:tplc="04090005" w:tentative="1">
+      <w:start w:val="1"/>
+      <w:numFmt w:val="bullet"/>
+      <w:lvlText w:val=""/>
+      <w:lvlJc w:val="left"/>
+      <w:pPr>
+        <w:ind w:left="6480" w:hanging="360"/>
+      </w:pPr>
+      <w:rPr>
+        <w:rFonts w:ascii="Wingdings" w:hAnsi="Wingdings" w:hint="default"/>
+      </w:rPr>
+    </w:lvl>
+  </w:abstractNum>
+  <w:abstractNum w:abstractNumId="1" w15:restartNumberingAfterBreak="0">
     <w:nsid w:val="065E7E44"/>
     <w:multiLevelType w:val="multilevel"/>
     <w:tmpl w:val="6660DF28"/>
@@ -2227,7 +2975,120 @@
       </w:rPr>
     </w:lvl>
   </w:abstractNum>
-  <w:abstractNum w:abstractNumId="1" w15:restartNumberingAfterBreak="0">
+  <w:abstractNum w:abstractNumId="2" w15:restartNumberingAfterBreak="0">
+    <w:nsid w:val="0FD34024"/>
+    <w:multiLevelType w:val="hybridMultilevel"/>
+    <w:tmpl w:val="AB600206"/>
+    <w:lvl w:ilvl="0" w:tplc="04090005">
+      <w:start w:val="1"/>
+      <w:numFmt w:val="bullet"/>
+      <w:lvlText w:val=""/>
+      <w:lvlJc w:val="left"/>
+      <w:pPr>
+        <w:ind w:left="360" w:hanging="360"/>
+      </w:pPr>
+      <w:rPr>
+        <w:rFonts w:ascii="Wingdings" w:hAnsi="Wingdings" w:hint="default"/>
+      </w:rPr>
+    </w:lvl>
+    <w:lvl w:ilvl="1" w:tplc="042A0003" w:tentative="1">
+      <w:start w:val="1"/>
+      <w:numFmt w:val="bullet"/>
+      <w:lvlText w:val="o"/>
+      <w:lvlJc w:val="left"/>
+      <w:pPr>
+        <w:ind w:left="1080" w:hanging="360"/>
+      </w:pPr>
+      <w:rPr>
+        <w:rFonts w:ascii="Courier New" w:hAnsi="Courier New" w:cs="Courier New" w:hint="default"/>
+      </w:rPr>
+    </w:lvl>
+    <w:lvl w:ilvl="2" w:tplc="042A0005" w:tentative="1">
+      <w:start w:val="1"/>
+      <w:numFmt w:val="bullet"/>
+      <w:lvlText w:val=""/>
+      <w:lvlJc w:val="left"/>
+      <w:pPr>
+        <w:ind w:left="1800" w:hanging="360"/>
+      </w:pPr>
+      <w:rPr>
+        <w:rFonts w:ascii="Wingdings" w:hAnsi="Wingdings" w:hint="default"/>
+      </w:rPr>
+    </w:lvl>
+    <w:lvl w:ilvl="3" w:tplc="042A0001" w:tentative="1">
+      <w:start w:val="1"/>
+      <w:numFmt w:val="bullet"/>
+      <w:lvlText w:val=""/>
+      <w:lvlJc w:val="left"/>
+      <w:pPr>
+        <w:ind w:left="2520" w:hanging="360"/>
+      </w:pPr>
+      <w:rPr>
+        <w:rFonts w:ascii="Symbol" w:hAnsi="Symbol" w:hint="default"/>
+      </w:rPr>
+    </w:lvl>
+    <w:lvl w:ilvl="4" w:tplc="042A0003" w:tentative="1">
+      <w:start w:val="1"/>
+      <w:numFmt w:val="bullet"/>
+      <w:lvlText w:val="o"/>
+      <w:lvlJc w:val="left"/>
+      <w:pPr>
+        <w:ind w:left="3240" w:hanging="360"/>
+      </w:pPr>
+      <w:rPr>
+        <w:rFonts w:ascii="Courier New" w:hAnsi="Courier New" w:cs="Courier New" w:hint="default"/>
+      </w:rPr>
+    </w:lvl>
+    <w:lvl w:ilvl="5" w:tplc="042A0005" w:tentative="1">
+      <w:start w:val="1"/>
+      <w:numFmt w:val="bullet"/>
+      <w:lvlText w:val=""/>
+      <w:lvlJc w:val="left"/>
+      <w:pPr>
+        <w:ind w:left="3960" w:hanging="360"/>
+      </w:pPr>
+      <w:rPr>
+        <w:rFonts w:ascii="Wingdings" w:hAnsi="Wingdings" w:hint="default"/>
+      </w:rPr>
+    </w:lvl>
+    <w:lvl w:ilvl="6" w:tplc="042A0001" w:tentative="1">
+      <w:start w:val="1"/>
+      <w:numFmt w:val="bullet"/>
+      <w:lvlText w:val=""/>
+      <w:lvlJc w:val="left"/>
+      <w:pPr>
+        <w:ind w:left="4680" w:hanging="360"/>
+      </w:pPr>
+      <w:rPr>
+        <w:rFonts w:ascii="Symbol" w:hAnsi="Symbol" w:hint="default"/>
+      </w:rPr>
+    </w:lvl>
+    <w:lvl w:ilvl="7" w:tplc="042A0003" w:tentative="1">
+      <w:start w:val="1"/>
+      <w:numFmt w:val="bullet"/>
+      <w:lvlText w:val="o"/>
+      <w:lvlJc w:val="left"/>
+      <w:pPr>
+        <w:ind w:left="5400" w:hanging="360"/>
+      </w:pPr>
+      <w:rPr>
+        <w:rFonts w:ascii="Courier New" w:hAnsi="Courier New" w:cs="Courier New" w:hint="default"/>
+      </w:rPr>
+    </w:lvl>
+    <w:lvl w:ilvl="8" w:tplc="042A0005" w:tentative="1">
+      <w:start w:val="1"/>
+      <w:numFmt w:val="bullet"/>
+      <w:lvlText w:val=""/>
+      <w:lvlJc w:val="left"/>
+      <w:pPr>
+        <w:ind w:left="6120" w:hanging="360"/>
+      </w:pPr>
+      <w:rPr>
+        <w:rFonts w:ascii="Wingdings" w:hAnsi="Wingdings" w:hint="default"/>
+      </w:rPr>
+    </w:lvl>
+  </w:abstractNum>
+  <w:abstractNum w:abstractNumId="3" w15:restartNumberingAfterBreak="0">
     <w:nsid w:val="117B566F"/>
     <w:multiLevelType w:val="multilevel"/>
     <w:tmpl w:val="0409001F"/>
@@ -2313,7 +3174,7 @@
       </w:pPr>
     </w:lvl>
   </w:abstractNum>
-  <w:abstractNum w:abstractNumId="2" w15:restartNumberingAfterBreak="0">
+  <w:abstractNum w:abstractNumId="4" w15:restartNumberingAfterBreak="0">
     <w:nsid w:val="11DD050E"/>
     <w:multiLevelType w:val="hybridMultilevel"/>
     <w:tmpl w:val="524CB19C"/>
@@ -2426,7 +3287,7 @@
       </w:rPr>
     </w:lvl>
   </w:abstractNum>
-  <w:abstractNum w:abstractNumId="3" w15:restartNumberingAfterBreak="0">
+  <w:abstractNum w:abstractNumId="5" w15:restartNumberingAfterBreak="0">
     <w:nsid w:val="13FA1F04"/>
     <w:multiLevelType w:val="multilevel"/>
     <w:tmpl w:val="0409001F"/>
@@ -2512,7 +3373,7 @@
       </w:pPr>
     </w:lvl>
   </w:abstractNum>
-  <w:abstractNum w:abstractNumId="4" w15:restartNumberingAfterBreak="0">
+  <w:abstractNum w:abstractNumId="6" w15:restartNumberingAfterBreak="0">
     <w:nsid w:val="14B806E2"/>
     <w:multiLevelType w:val="hybridMultilevel"/>
     <w:tmpl w:val="D6F28300"/>
@@ -2601,7 +3462,660 @@
       </w:pPr>
     </w:lvl>
   </w:abstractNum>
-  <w:abstractNum w:abstractNumId="5" w15:restartNumberingAfterBreak="0">
+  <w:abstractNum w:abstractNumId="7" w15:restartNumberingAfterBreak="0">
+    <w:nsid w:val="21FB435D"/>
+    <w:multiLevelType w:val="hybridMultilevel"/>
+    <w:tmpl w:val="0BBCA00C"/>
+    <w:lvl w:ilvl="0" w:tplc="04090001">
+      <w:start w:val="1"/>
+      <w:numFmt w:val="bullet"/>
+      <w:lvlText w:val=""/>
+      <w:lvlJc w:val="left"/>
+      <w:pPr>
+        <w:ind w:left="720" w:hanging="360"/>
+      </w:pPr>
+      <w:rPr>
+        <w:rFonts w:ascii="Symbol" w:hAnsi="Symbol" w:hint="default"/>
+      </w:rPr>
+    </w:lvl>
+    <w:lvl w:ilvl="1" w:tplc="04090003" w:tentative="1">
+      <w:start w:val="1"/>
+      <w:numFmt w:val="bullet"/>
+      <w:lvlText w:val="o"/>
+      <w:lvlJc w:val="left"/>
+      <w:pPr>
+        <w:ind w:left="1440" w:hanging="360"/>
+      </w:pPr>
+      <w:rPr>
+        <w:rFonts w:ascii="Courier New" w:hAnsi="Courier New" w:cs="Courier New" w:hint="default"/>
+      </w:rPr>
+    </w:lvl>
+    <w:lvl w:ilvl="2" w:tplc="04090005" w:tentative="1">
+      <w:start w:val="1"/>
+      <w:numFmt w:val="bullet"/>
+      <w:lvlText w:val=""/>
+      <w:lvlJc w:val="left"/>
+      <w:pPr>
+        <w:ind w:left="2160" w:hanging="360"/>
+      </w:pPr>
+      <w:rPr>
+        <w:rFonts w:ascii="Wingdings" w:hAnsi="Wingdings" w:hint="default"/>
+      </w:rPr>
+    </w:lvl>
+    <w:lvl w:ilvl="3" w:tplc="04090001" w:tentative="1">
+      <w:start w:val="1"/>
+      <w:numFmt w:val="bullet"/>
+      <w:lvlText w:val=""/>
+      <w:lvlJc w:val="left"/>
+      <w:pPr>
+        <w:ind w:left="2880" w:hanging="360"/>
+      </w:pPr>
+      <w:rPr>
+        <w:rFonts w:ascii="Symbol" w:hAnsi="Symbol" w:hint="default"/>
+      </w:rPr>
+    </w:lvl>
+    <w:lvl w:ilvl="4" w:tplc="04090003" w:tentative="1">
+      <w:start w:val="1"/>
+      <w:numFmt w:val="bullet"/>
+      <w:lvlText w:val="o"/>
+      <w:lvlJc w:val="left"/>
+      <w:pPr>
+        <w:ind w:left="3600" w:hanging="360"/>
+      </w:pPr>
+      <w:rPr>
+        <w:rFonts w:ascii="Courier New" w:hAnsi="Courier New" w:cs="Courier New" w:hint="default"/>
+      </w:rPr>
+    </w:lvl>
+    <w:lvl w:ilvl="5" w:tplc="04090005" w:tentative="1">
+      <w:start w:val="1"/>
+      <w:numFmt w:val="bullet"/>
+      <w:lvlText w:val=""/>
+      <w:lvlJc w:val="left"/>
+      <w:pPr>
+        <w:ind w:left="4320" w:hanging="360"/>
+      </w:pPr>
+      <w:rPr>
+        <w:rFonts w:ascii="Wingdings" w:hAnsi="Wingdings" w:hint="default"/>
+      </w:rPr>
+    </w:lvl>
+    <w:lvl w:ilvl="6" w:tplc="04090001" w:tentative="1">
+      <w:start w:val="1"/>
+      <w:numFmt w:val="bullet"/>
+      <w:lvlText w:val=""/>
+      <w:lvlJc w:val="left"/>
+      <w:pPr>
+        <w:ind w:left="5040" w:hanging="360"/>
+      </w:pPr>
+      <w:rPr>
+        <w:rFonts w:ascii="Symbol" w:hAnsi="Symbol" w:hint="default"/>
+      </w:rPr>
+    </w:lvl>
+    <w:lvl w:ilvl="7" w:tplc="04090003" w:tentative="1">
+      <w:start w:val="1"/>
+      <w:numFmt w:val="bullet"/>
+      <w:lvlText w:val="o"/>
+      <w:lvlJc w:val="left"/>
+      <w:pPr>
+        <w:ind w:left="5760" w:hanging="360"/>
+      </w:pPr>
+      <w:rPr>
+        <w:rFonts w:ascii="Courier New" w:hAnsi="Courier New" w:cs="Courier New" w:hint="default"/>
+      </w:rPr>
+    </w:lvl>
+    <w:lvl w:ilvl="8" w:tplc="04090005" w:tentative="1">
+      <w:start w:val="1"/>
+      <w:numFmt w:val="bullet"/>
+      <w:lvlText w:val=""/>
+      <w:lvlJc w:val="left"/>
+      <w:pPr>
+        <w:ind w:left="6480" w:hanging="360"/>
+      </w:pPr>
+      <w:rPr>
+        <w:rFonts w:ascii="Wingdings" w:hAnsi="Wingdings" w:hint="default"/>
+      </w:rPr>
+    </w:lvl>
+  </w:abstractNum>
+  <w:abstractNum w:abstractNumId="8" w15:restartNumberingAfterBreak="0">
+    <w:nsid w:val="22124F1D"/>
+    <w:multiLevelType w:val="hybridMultilevel"/>
+    <w:tmpl w:val="D0725F70"/>
+    <w:lvl w:ilvl="0" w:tplc="ECCA9CBA">
+      <w:start w:val="1"/>
+      <w:numFmt w:val="bullet"/>
+      <w:lvlText w:val=""/>
+      <w:lvlJc w:val="left"/>
+      <w:pPr>
+        <w:ind w:left="1440" w:hanging="720"/>
+      </w:pPr>
+      <w:rPr>
+        <w:rFonts w:ascii="Symbol" w:hAnsi="Symbol" w:hint="default"/>
+      </w:rPr>
+    </w:lvl>
+    <w:lvl w:ilvl="1" w:tplc="FFFFFFFF" w:tentative="1">
+      <w:start w:val="1"/>
+      <w:numFmt w:val="bullet"/>
+      <w:lvlText w:val="o"/>
+      <w:lvlJc w:val="left"/>
+      <w:pPr>
+        <w:ind w:left="1800" w:hanging="360"/>
+      </w:pPr>
+      <w:rPr>
+        <w:rFonts w:ascii="Courier New" w:hAnsi="Courier New" w:cs="Courier New" w:hint="default"/>
+      </w:rPr>
+    </w:lvl>
+    <w:lvl w:ilvl="2" w:tplc="FFFFFFFF" w:tentative="1">
+      <w:start w:val="1"/>
+      <w:numFmt w:val="bullet"/>
+      <w:lvlText w:val=""/>
+      <w:lvlJc w:val="left"/>
+      <w:pPr>
+        <w:ind w:left="2520" w:hanging="360"/>
+      </w:pPr>
+      <w:rPr>
+        <w:rFonts w:ascii="Wingdings" w:hAnsi="Wingdings" w:hint="default"/>
+      </w:rPr>
+    </w:lvl>
+    <w:lvl w:ilvl="3" w:tplc="FFFFFFFF" w:tentative="1">
+      <w:start w:val="1"/>
+      <w:numFmt w:val="bullet"/>
+      <w:lvlText w:val=""/>
+      <w:lvlJc w:val="left"/>
+      <w:pPr>
+        <w:ind w:left="3240" w:hanging="360"/>
+      </w:pPr>
+      <w:rPr>
+        <w:rFonts w:ascii="Symbol" w:hAnsi="Symbol" w:hint="default"/>
+      </w:rPr>
+    </w:lvl>
+    <w:lvl w:ilvl="4" w:tplc="FFFFFFFF" w:tentative="1">
+      <w:start w:val="1"/>
+      <w:numFmt w:val="bullet"/>
+      <w:lvlText w:val="o"/>
+      <w:lvlJc w:val="left"/>
+      <w:pPr>
+        <w:ind w:left="3960" w:hanging="360"/>
+      </w:pPr>
+      <w:rPr>
+        <w:rFonts w:ascii="Courier New" w:hAnsi="Courier New" w:cs="Courier New" w:hint="default"/>
+      </w:rPr>
+    </w:lvl>
+    <w:lvl w:ilvl="5" w:tplc="FFFFFFFF" w:tentative="1">
+      <w:start w:val="1"/>
+      <w:numFmt w:val="bullet"/>
+      <w:lvlText w:val=""/>
+      <w:lvlJc w:val="left"/>
+      <w:pPr>
+        <w:ind w:left="4680" w:hanging="360"/>
+      </w:pPr>
+      <w:rPr>
+        <w:rFonts w:ascii="Wingdings" w:hAnsi="Wingdings" w:hint="default"/>
+      </w:rPr>
+    </w:lvl>
+    <w:lvl w:ilvl="6" w:tplc="FFFFFFFF" w:tentative="1">
+      <w:start w:val="1"/>
+      <w:numFmt w:val="bullet"/>
+      <w:lvlText w:val=""/>
+      <w:lvlJc w:val="left"/>
+      <w:pPr>
+        <w:ind w:left="5400" w:hanging="360"/>
+      </w:pPr>
+      <w:rPr>
+        <w:rFonts w:ascii="Symbol" w:hAnsi="Symbol" w:hint="default"/>
+      </w:rPr>
+    </w:lvl>
+    <w:lvl w:ilvl="7" w:tplc="FFFFFFFF" w:tentative="1">
+      <w:start w:val="1"/>
+      <w:numFmt w:val="bullet"/>
+      <w:lvlText w:val="o"/>
+      <w:lvlJc w:val="left"/>
+      <w:pPr>
+        <w:ind w:left="6120" w:hanging="360"/>
+      </w:pPr>
+      <w:rPr>
+        <w:rFonts w:ascii="Courier New" w:hAnsi="Courier New" w:cs="Courier New" w:hint="default"/>
+      </w:rPr>
+    </w:lvl>
+    <w:lvl w:ilvl="8" w:tplc="FFFFFFFF" w:tentative="1">
+      <w:start w:val="1"/>
+      <w:numFmt w:val="bullet"/>
+      <w:lvlText w:val=""/>
+      <w:lvlJc w:val="left"/>
+      <w:pPr>
+        <w:ind w:left="6840" w:hanging="360"/>
+      </w:pPr>
+      <w:rPr>
+        <w:rFonts w:ascii="Wingdings" w:hAnsi="Wingdings" w:hint="default"/>
+      </w:rPr>
+    </w:lvl>
+  </w:abstractNum>
+  <w:abstractNum w:abstractNumId="9" w15:restartNumberingAfterBreak="0">
+    <w:nsid w:val="22F12AED"/>
+    <w:multiLevelType w:val="hybridMultilevel"/>
+    <w:tmpl w:val="CD64F758"/>
+    <w:lvl w:ilvl="0" w:tplc="ECCA9CBA">
+      <w:start w:val="1"/>
+      <w:numFmt w:val="bullet"/>
+      <w:lvlText w:val=""/>
+      <w:lvlJc w:val="left"/>
+      <w:pPr>
+        <w:ind w:left="720" w:hanging="360"/>
+      </w:pPr>
+      <w:rPr>
+        <w:rFonts w:ascii="Symbol" w:hAnsi="Symbol" w:hint="default"/>
+      </w:rPr>
+    </w:lvl>
+    <w:lvl w:ilvl="1" w:tplc="FFFFFFFF" w:tentative="1">
+      <w:start w:val="1"/>
+      <w:numFmt w:val="bullet"/>
+      <w:lvlText w:val="o"/>
+      <w:lvlJc w:val="left"/>
+      <w:pPr>
+        <w:ind w:left="1440" w:hanging="360"/>
+      </w:pPr>
+      <w:rPr>
+        <w:rFonts w:ascii="Courier New" w:hAnsi="Courier New" w:cs="Courier New" w:hint="default"/>
+      </w:rPr>
+    </w:lvl>
+    <w:lvl w:ilvl="2" w:tplc="FFFFFFFF" w:tentative="1">
+      <w:start w:val="1"/>
+      <w:numFmt w:val="bullet"/>
+      <w:lvlText w:val=""/>
+      <w:lvlJc w:val="left"/>
+      <w:pPr>
+        <w:ind w:left="2160" w:hanging="360"/>
+      </w:pPr>
+      <w:rPr>
+        <w:rFonts w:ascii="Wingdings" w:hAnsi="Wingdings" w:hint="default"/>
+      </w:rPr>
+    </w:lvl>
+    <w:lvl w:ilvl="3" w:tplc="FFFFFFFF" w:tentative="1">
+      <w:start w:val="1"/>
+      <w:numFmt w:val="bullet"/>
+      <w:lvlText w:val=""/>
+      <w:lvlJc w:val="left"/>
+      <w:pPr>
+        <w:ind w:left="2880" w:hanging="360"/>
+      </w:pPr>
+      <w:rPr>
+        <w:rFonts w:ascii="Symbol" w:hAnsi="Symbol" w:hint="default"/>
+      </w:rPr>
+    </w:lvl>
+    <w:lvl w:ilvl="4" w:tplc="FFFFFFFF" w:tentative="1">
+      <w:start w:val="1"/>
+      <w:numFmt w:val="bullet"/>
+      <w:lvlText w:val="o"/>
+      <w:lvlJc w:val="left"/>
+      <w:pPr>
+        <w:ind w:left="3600" w:hanging="360"/>
+      </w:pPr>
+      <w:rPr>
+        <w:rFonts w:ascii="Courier New" w:hAnsi="Courier New" w:cs="Courier New" w:hint="default"/>
+      </w:rPr>
+    </w:lvl>
+    <w:lvl w:ilvl="5" w:tplc="FFFFFFFF" w:tentative="1">
+      <w:start w:val="1"/>
+      <w:numFmt w:val="bullet"/>
+      <w:lvlText w:val=""/>
+      <w:lvlJc w:val="left"/>
+      <w:pPr>
+        <w:ind w:left="4320" w:hanging="360"/>
+      </w:pPr>
+      <w:rPr>
+        <w:rFonts w:ascii="Wingdings" w:hAnsi="Wingdings" w:hint="default"/>
+      </w:rPr>
+    </w:lvl>
+    <w:lvl w:ilvl="6" w:tplc="FFFFFFFF" w:tentative="1">
+      <w:start w:val="1"/>
+      <w:numFmt w:val="bullet"/>
+      <w:lvlText w:val=""/>
+      <w:lvlJc w:val="left"/>
+      <w:pPr>
+        <w:ind w:left="5040" w:hanging="360"/>
+      </w:pPr>
+      <w:rPr>
+        <w:rFonts w:ascii="Symbol" w:hAnsi="Symbol" w:hint="default"/>
+      </w:rPr>
+    </w:lvl>
+    <w:lvl w:ilvl="7" w:tplc="FFFFFFFF" w:tentative="1">
+      <w:start w:val="1"/>
+      <w:numFmt w:val="bullet"/>
+      <w:lvlText w:val="o"/>
+      <w:lvlJc w:val="left"/>
+      <w:pPr>
+        <w:ind w:left="5760" w:hanging="360"/>
+      </w:pPr>
+      <w:rPr>
+        <w:rFonts w:ascii="Courier New" w:hAnsi="Courier New" w:cs="Courier New" w:hint="default"/>
+      </w:rPr>
+    </w:lvl>
+    <w:lvl w:ilvl="8" w:tplc="FFFFFFFF" w:tentative="1">
+      <w:start w:val="1"/>
+      <w:numFmt w:val="bullet"/>
+      <w:lvlText w:val=""/>
+      <w:lvlJc w:val="left"/>
+      <w:pPr>
+        <w:ind w:left="6480" w:hanging="360"/>
+      </w:pPr>
+      <w:rPr>
+        <w:rFonts w:ascii="Wingdings" w:hAnsi="Wingdings" w:hint="default"/>
+      </w:rPr>
+    </w:lvl>
+  </w:abstractNum>
+  <w:abstractNum w:abstractNumId="10" w15:restartNumberingAfterBreak="0">
+    <w:nsid w:val="25CF37C8"/>
+    <w:multiLevelType w:val="hybridMultilevel"/>
+    <w:tmpl w:val="1834EA70"/>
+    <w:lvl w:ilvl="0" w:tplc="2A3A3D18">
+      <w:start w:val="1"/>
+      <w:numFmt w:val="decimal"/>
+      <w:lvlText w:val="%1."/>
+      <w:lvlJc w:val="left"/>
+      <w:pPr>
+        <w:ind w:left="360" w:hanging="360"/>
+      </w:pPr>
+      <w:rPr>
+        <w:rFonts w:hint="default"/>
+      </w:rPr>
+    </w:lvl>
+    <w:lvl w:ilvl="1" w:tplc="042A0019" w:tentative="1">
+      <w:start w:val="1"/>
+      <w:numFmt w:val="lowerLetter"/>
+      <w:lvlText w:val="%2."/>
+      <w:lvlJc w:val="left"/>
+      <w:pPr>
+        <w:ind w:left="1440" w:hanging="360"/>
+      </w:pPr>
+    </w:lvl>
+    <w:lvl w:ilvl="2" w:tplc="042A001B" w:tentative="1">
+      <w:start w:val="1"/>
+      <w:numFmt w:val="lowerRoman"/>
+      <w:lvlText w:val="%3."/>
+      <w:lvlJc w:val="right"/>
+      <w:pPr>
+        <w:ind w:left="2160" w:hanging="180"/>
+      </w:pPr>
+    </w:lvl>
+    <w:lvl w:ilvl="3" w:tplc="042A000F" w:tentative="1">
+      <w:start w:val="1"/>
+      <w:numFmt w:val="decimal"/>
+      <w:lvlText w:val="%4."/>
+      <w:lvlJc w:val="left"/>
+      <w:pPr>
+        <w:ind w:left="2880" w:hanging="360"/>
+      </w:pPr>
+    </w:lvl>
+    <w:lvl w:ilvl="4" w:tplc="042A0019" w:tentative="1">
+      <w:start w:val="1"/>
+      <w:numFmt w:val="lowerLetter"/>
+      <w:lvlText w:val="%5."/>
+      <w:lvlJc w:val="left"/>
+      <w:pPr>
+        <w:ind w:left="3600" w:hanging="360"/>
+      </w:pPr>
+    </w:lvl>
+    <w:lvl w:ilvl="5" w:tplc="042A001B" w:tentative="1">
+      <w:start w:val="1"/>
+      <w:numFmt w:val="lowerRoman"/>
+      <w:lvlText w:val="%6."/>
+      <w:lvlJc w:val="right"/>
+      <w:pPr>
+        <w:ind w:left="4320" w:hanging="180"/>
+      </w:pPr>
+    </w:lvl>
+    <w:lvl w:ilvl="6" w:tplc="042A000F" w:tentative="1">
+      <w:start w:val="1"/>
+      <w:numFmt w:val="decimal"/>
+      <w:lvlText w:val="%7."/>
+      <w:lvlJc w:val="left"/>
+      <w:pPr>
+        <w:ind w:left="5040" w:hanging="360"/>
+      </w:pPr>
+    </w:lvl>
+    <w:lvl w:ilvl="7" w:tplc="042A0019" w:tentative="1">
+      <w:start w:val="1"/>
+      <w:numFmt w:val="lowerLetter"/>
+      <w:lvlText w:val="%8."/>
+      <w:lvlJc w:val="left"/>
+      <w:pPr>
+        <w:ind w:left="5760" w:hanging="360"/>
+      </w:pPr>
+    </w:lvl>
+    <w:lvl w:ilvl="8" w:tplc="042A001B" w:tentative="1">
+      <w:start w:val="1"/>
+      <w:numFmt w:val="lowerRoman"/>
+      <w:lvlText w:val="%9."/>
+      <w:lvlJc w:val="right"/>
+      <w:pPr>
+        <w:ind w:left="6480" w:hanging="180"/>
+      </w:pPr>
+    </w:lvl>
+  </w:abstractNum>
+  <w:abstractNum w:abstractNumId="11" w15:restartNumberingAfterBreak="0">
+    <w:nsid w:val="270B7EFE"/>
+    <w:multiLevelType w:val="hybridMultilevel"/>
+    <w:tmpl w:val="509C0B6A"/>
+    <w:lvl w:ilvl="0" w:tplc="A350AC76">
+      <w:numFmt w:val="bullet"/>
+      <w:lvlText w:val="•"/>
+      <w:lvlJc w:val="left"/>
+      <w:pPr>
+        <w:ind w:left="1080" w:hanging="720"/>
+      </w:pPr>
+      <w:rPr>
+        <w:rFonts w:ascii="Aptos" w:eastAsiaTheme="minorHAnsi" w:hAnsi="Aptos" w:cstheme="minorBidi" w:hint="default"/>
+      </w:rPr>
+    </w:lvl>
+    <w:lvl w:ilvl="1" w:tplc="04090003" w:tentative="1">
+      <w:start w:val="1"/>
+      <w:numFmt w:val="bullet"/>
+      <w:lvlText w:val="o"/>
+      <w:lvlJc w:val="left"/>
+      <w:pPr>
+        <w:ind w:left="1440" w:hanging="360"/>
+      </w:pPr>
+      <w:rPr>
+        <w:rFonts w:ascii="Courier New" w:hAnsi="Courier New" w:cs="Courier New" w:hint="default"/>
+      </w:rPr>
+    </w:lvl>
+    <w:lvl w:ilvl="2" w:tplc="04090005" w:tentative="1">
+      <w:start w:val="1"/>
+      <w:numFmt w:val="bullet"/>
+      <w:lvlText w:val=""/>
+      <w:lvlJc w:val="left"/>
+      <w:pPr>
+        <w:ind w:left="2160" w:hanging="360"/>
+      </w:pPr>
+      <w:rPr>
+        <w:rFonts w:ascii="Wingdings" w:hAnsi="Wingdings" w:hint="default"/>
+      </w:rPr>
+    </w:lvl>
+    <w:lvl w:ilvl="3" w:tplc="04090001" w:tentative="1">
+      <w:start w:val="1"/>
+      <w:numFmt w:val="bullet"/>
+      <w:lvlText w:val=""/>
+      <w:lvlJc w:val="left"/>
+      <w:pPr>
+        <w:ind w:left="2880" w:hanging="360"/>
+      </w:pPr>
+      <w:rPr>
+        <w:rFonts w:ascii="Symbol" w:hAnsi="Symbol" w:hint="default"/>
+      </w:rPr>
+    </w:lvl>
+    <w:lvl w:ilvl="4" w:tplc="04090003" w:tentative="1">
+      <w:start w:val="1"/>
+      <w:numFmt w:val="bullet"/>
+      <w:lvlText w:val="o"/>
+      <w:lvlJc w:val="left"/>
+      <w:pPr>
+        <w:ind w:left="3600" w:hanging="360"/>
+      </w:pPr>
+      <w:rPr>
+        <w:rFonts w:ascii="Courier New" w:hAnsi="Courier New" w:cs="Courier New" w:hint="default"/>
+      </w:rPr>
+    </w:lvl>
+    <w:lvl w:ilvl="5" w:tplc="04090005" w:tentative="1">
+      <w:start w:val="1"/>
+      <w:numFmt w:val="bullet"/>
+      <w:lvlText w:val=""/>
+      <w:lvlJc w:val="left"/>
+      <w:pPr>
+        <w:ind w:left="4320" w:hanging="360"/>
+      </w:pPr>
+      <w:rPr>
+        <w:rFonts w:ascii="Wingdings" w:hAnsi="Wingdings" w:hint="default"/>
+      </w:rPr>
+    </w:lvl>
+    <w:lvl w:ilvl="6" w:tplc="04090001" w:tentative="1">
+      <w:start w:val="1"/>
+      <w:numFmt w:val="bullet"/>
+      <w:lvlText w:val=""/>
+      <w:lvlJc w:val="left"/>
+      <w:pPr>
+        <w:ind w:left="5040" w:hanging="360"/>
+      </w:pPr>
+      <w:rPr>
+        <w:rFonts w:ascii="Symbol" w:hAnsi="Symbol" w:hint="default"/>
+      </w:rPr>
+    </w:lvl>
+    <w:lvl w:ilvl="7" w:tplc="04090003" w:tentative="1">
+      <w:start w:val="1"/>
+      <w:numFmt w:val="bullet"/>
+      <w:lvlText w:val="o"/>
+      <w:lvlJc w:val="left"/>
+      <w:pPr>
+        <w:ind w:left="5760" w:hanging="360"/>
+      </w:pPr>
+      <w:rPr>
+        <w:rFonts w:ascii="Courier New" w:hAnsi="Courier New" w:cs="Courier New" w:hint="default"/>
+      </w:rPr>
+    </w:lvl>
+    <w:lvl w:ilvl="8" w:tplc="04090005" w:tentative="1">
+      <w:start w:val="1"/>
+      <w:numFmt w:val="bullet"/>
+      <w:lvlText w:val=""/>
+      <w:lvlJc w:val="left"/>
+      <w:pPr>
+        <w:ind w:left="6480" w:hanging="360"/>
+      </w:pPr>
+      <w:rPr>
+        <w:rFonts w:ascii="Wingdings" w:hAnsi="Wingdings" w:hint="default"/>
+      </w:rPr>
+    </w:lvl>
+  </w:abstractNum>
+  <w:abstractNum w:abstractNumId="12" w15:restartNumberingAfterBreak="0">
+    <w:nsid w:val="29590587"/>
+    <w:multiLevelType w:val="hybridMultilevel"/>
+    <w:tmpl w:val="845EA850"/>
+    <w:lvl w:ilvl="0" w:tplc="ECCA9CBA">
+      <w:start w:val="1"/>
+      <w:numFmt w:val="bullet"/>
+      <w:lvlText w:val=""/>
+      <w:lvlJc w:val="left"/>
+      <w:pPr>
+        <w:ind w:left="720" w:hanging="360"/>
+      </w:pPr>
+      <w:rPr>
+        <w:rFonts w:ascii="Symbol" w:hAnsi="Symbol" w:hint="default"/>
+      </w:rPr>
+    </w:lvl>
+    <w:lvl w:ilvl="1" w:tplc="04090003" w:tentative="1">
+      <w:start w:val="1"/>
+      <w:numFmt w:val="bullet"/>
+      <w:lvlText w:val="o"/>
+      <w:lvlJc w:val="left"/>
+      <w:pPr>
+        <w:ind w:left="1440" w:hanging="360"/>
+      </w:pPr>
+      <w:rPr>
+        <w:rFonts w:ascii="Courier New" w:hAnsi="Courier New" w:cs="Courier New" w:hint="default"/>
+      </w:rPr>
+    </w:lvl>
+    <w:lvl w:ilvl="2" w:tplc="04090005" w:tentative="1">
+      <w:start w:val="1"/>
+      <w:numFmt w:val="bullet"/>
+      <w:lvlText w:val=""/>
+      <w:lvlJc w:val="left"/>
+      <w:pPr>
+        <w:ind w:left="2160" w:hanging="360"/>
+      </w:pPr>
+      <w:rPr>
+        <w:rFonts w:ascii="Wingdings" w:hAnsi="Wingdings" w:hint="default"/>
+      </w:rPr>
+    </w:lvl>
+    <w:lvl w:ilvl="3" w:tplc="04090001" w:tentative="1">
+      <w:start w:val="1"/>
+      <w:numFmt w:val="bullet"/>
+      <w:lvlText w:val=""/>
+      <w:lvlJc w:val="left"/>
+      <w:pPr>
+        <w:ind w:left="2880" w:hanging="360"/>
+      </w:pPr>
+      <w:rPr>
+        <w:rFonts w:ascii="Symbol" w:hAnsi="Symbol" w:hint="default"/>
+      </w:rPr>
+    </w:lvl>
+    <w:lvl w:ilvl="4" w:tplc="04090003" w:tentative="1">
+      <w:start w:val="1"/>
+      <w:numFmt w:val="bullet"/>
+      <w:lvlText w:val="o"/>
+      <w:lvlJc w:val="left"/>
+      <w:pPr>
+        <w:ind w:left="3600" w:hanging="360"/>
+      </w:pPr>
+      <w:rPr>
+        <w:rFonts w:ascii="Courier New" w:hAnsi="Courier New" w:cs="Courier New" w:hint="default"/>
+      </w:rPr>
+    </w:lvl>
+    <w:lvl w:ilvl="5" w:tplc="04090005" w:tentative="1">
+      <w:start w:val="1"/>
+      <w:numFmt w:val="bullet"/>
+      <w:lvlText w:val=""/>
+      <w:lvlJc w:val="left"/>
+      <w:pPr>
+        <w:ind w:left="4320" w:hanging="360"/>
+      </w:pPr>
+      <w:rPr>
+        <w:rFonts w:ascii="Wingdings" w:hAnsi="Wingdings" w:hint="default"/>
+      </w:rPr>
+    </w:lvl>
+    <w:lvl w:ilvl="6" w:tplc="04090001" w:tentative="1">
+      <w:start w:val="1"/>
+      <w:numFmt w:val="bullet"/>
+      <w:lvlText w:val=""/>
+      <w:lvlJc w:val="left"/>
+      <w:pPr>
+        <w:ind w:left="5040" w:hanging="360"/>
+      </w:pPr>
+      <w:rPr>
+        <w:rFonts w:ascii="Symbol" w:hAnsi="Symbol" w:hint="default"/>
+      </w:rPr>
+    </w:lvl>
+    <w:lvl w:ilvl="7" w:tplc="04090003" w:tentative="1">
+      <w:start w:val="1"/>
+      <w:numFmt w:val="bullet"/>
+      <w:lvlText w:val="o"/>
+      <w:lvlJc w:val="left"/>
+      <w:pPr>
+        <w:ind w:left="5760" w:hanging="360"/>
+      </w:pPr>
+      <w:rPr>
+        <w:rFonts w:ascii="Courier New" w:hAnsi="Courier New" w:cs="Courier New" w:hint="default"/>
+      </w:rPr>
+    </w:lvl>
+    <w:lvl w:ilvl="8" w:tplc="04090005" w:tentative="1">
+      <w:start w:val="1"/>
+      <w:numFmt w:val="bullet"/>
+      <w:lvlText w:val=""/>
+      <w:lvlJc w:val="left"/>
+      <w:pPr>
+        <w:ind w:left="6480" w:hanging="360"/>
+      </w:pPr>
+      <w:rPr>
+        <w:rFonts w:ascii="Wingdings" w:hAnsi="Wingdings" w:hint="default"/>
+      </w:rPr>
+    </w:lvl>
+  </w:abstractNum>
+  <w:abstractNum w:abstractNumId="13" w15:restartNumberingAfterBreak="0">
     <w:nsid w:val="2A357DFB"/>
     <w:multiLevelType w:val="multilevel"/>
     <w:tmpl w:val="540CC7FA"/>
@@ -2720,7 +4234,185 @@
       </w:rPr>
     </w:lvl>
   </w:abstractNum>
-  <w:abstractNum w:abstractNumId="6" w15:restartNumberingAfterBreak="0">
+  <w:abstractNum w:abstractNumId="14" w15:restartNumberingAfterBreak="0">
+    <w:nsid w:val="2ED132B6"/>
+    <w:multiLevelType w:val="hybridMultilevel"/>
+    <w:tmpl w:val="4210DF20"/>
+    <w:lvl w:ilvl="0" w:tplc="DA86FD9E">
+      <w:start w:val="1"/>
+      <w:numFmt w:val="decimal"/>
+      <w:lvlText w:val="%1."/>
+      <w:lvlJc w:val="left"/>
+      <w:pPr>
+        <w:ind w:left="1080" w:hanging="1080"/>
+      </w:pPr>
+      <w:rPr>
+        <w:rFonts w:hint="default"/>
+      </w:rPr>
+    </w:lvl>
+    <w:lvl w:ilvl="1" w:tplc="042A0019" w:tentative="1">
+      <w:start w:val="1"/>
+      <w:numFmt w:val="lowerLetter"/>
+      <w:lvlText w:val="%2."/>
+      <w:lvlJc w:val="left"/>
+      <w:pPr>
+        <w:ind w:left="1440" w:hanging="360"/>
+      </w:pPr>
+    </w:lvl>
+    <w:lvl w:ilvl="2" w:tplc="042A001B" w:tentative="1">
+      <w:start w:val="1"/>
+      <w:numFmt w:val="lowerRoman"/>
+      <w:lvlText w:val="%3."/>
+      <w:lvlJc w:val="right"/>
+      <w:pPr>
+        <w:ind w:left="2160" w:hanging="180"/>
+      </w:pPr>
+    </w:lvl>
+    <w:lvl w:ilvl="3" w:tplc="042A000F" w:tentative="1">
+      <w:start w:val="1"/>
+      <w:numFmt w:val="decimal"/>
+      <w:lvlText w:val="%4."/>
+      <w:lvlJc w:val="left"/>
+      <w:pPr>
+        <w:ind w:left="2880" w:hanging="360"/>
+      </w:pPr>
+    </w:lvl>
+    <w:lvl w:ilvl="4" w:tplc="042A0019" w:tentative="1">
+      <w:start w:val="1"/>
+      <w:numFmt w:val="lowerLetter"/>
+      <w:lvlText w:val="%5."/>
+      <w:lvlJc w:val="left"/>
+      <w:pPr>
+        <w:ind w:left="3600" w:hanging="360"/>
+      </w:pPr>
+    </w:lvl>
+    <w:lvl w:ilvl="5" w:tplc="042A001B" w:tentative="1">
+      <w:start w:val="1"/>
+      <w:numFmt w:val="lowerRoman"/>
+      <w:lvlText w:val="%6."/>
+      <w:lvlJc w:val="right"/>
+      <w:pPr>
+        <w:ind w:left="4320" w:hanging="180"/>
+      </w:pPr>
+    </w:lvl>
+    <w:lvl w:ilvl="6" w:tplc="042A000F" w:tentative="1">
+      <w:start w:val="1"/>
+      <w:numFmt w:val="decimal"/>
+      <w:lvlText w:val="%7."/>
+      <w:lvlJc w:val="left"/>
+      <w:pPr>
+        <w:ind w:left="5040" w:hanging="360"/>
+      </w:pPr>
+    </w:lvl>
+    <w:lvl w:ilvl="7" w:tplc="042A0019" w:tentative="1">
+      <w:start w:val="1"/>
+      <w:numFmt w:val="lowerLetter"/>
+      <w:lvlText w:val="%8."/>
+      <w:lvlJc w:val="left"/>
+      <w:pPr>
+        <w:ind w:left="5760" w:hanging="360"/>
+      </w:pPr>
+    </w:lvl>
+    <w:lvl w:ilvl="8" w:tplc="042A001B" w:tentative="1">
+      <w:start w:val="1"/>
+      <w:numFmt w:val="lowerRoman"/>
+      <w:lvlText w:val="%9."/>
+      <w:lvlJc w:val="right"/>
+      <w:pPr>
+        <w:ind w:left="6480" w:hanging="180"/>
+      </w:pPr>
+    </w:lvl>
+  </w:abstractNum>
+  <w:abstractNum w:abstractNumId="15" w15:restartNumberingAfterBreak="0">
+    <w:nsid w:val="36EA6B7E"/>
+    <w:multiLevelType w:val="hybridMultilevel"/>
+    <w:tmpl w:val="2AB6FFA0"/>
+    <w:lvl w:ilvl="0" w:tplc="8ADA4B5A">
+      <w:start w:val="1"/>
+      <w:numFmt w:val="decimal"/>
+      <w:lvlText w:val="%1."/>
+      <w:lvlJc w:val="left"/>
+      <w:pPr>
+        <w:ind w:left="720" w:hanging="720"/>
+      </w:pPr>
+      <w:rPr>
+        <w:rFonts w:hint="default"/>
+      </w:rPr>
+    </w:lvl>
+    <w:lvl w:ilvl="1" w:tplc="042A0019" w:tentative="1">
+      <w:start w:val="1"/>
+      <w:numFmt w:val="lowerLetter"/>
+      <w:lvlText w:val="%2."/>
+      <w:lvlJc w:val="left"/>
+      <w:pPr>
+        <w:ind w:left="1440" w:hanging="360"/>
+      </w:pPr>
+    </w:lvl>
+    <w:lvl w:ilvl="2" w:tplc="042A001B" w:tentative="1">
+      <w:start w:val="1"/>
+      <w:numFmt w:val="lowerRoman"/>
+      <w:lvlText w:val="%3."/>
+      <w:lvlJc w:val="right"/>
+      <w:pPr>
+        <w:ind w:left="2160" w:hanging="180"/>
+      </w:pPr>
+    </w:lvl>
+    <w:lvl w:ilvl="3" w:tplc="042A000F" w:tentative="1">
+      <w:start w:val="1"/>
+      <w:numFmt w:val="decimal"/>
+      <w:lvlText w:val="%4."/>
+      <w:lvlJc w:val="left"/>
+      <w:pPr>
+        <w:ind w:left="2880" w:hanging="360"/>
+      </w:pPr>
+    </w:lvl>
+    <w:lvl w:ilvl="4" w:tplc="042A0019" w:tentative="1">
+      <w:start w:val="1"/>
+      <w:numFmt w:val="lowerLetter"/>
+      <w:lvlText w:val="%5."/>
+      <w:lvlJc w:val="left"/>
+      <w:pPr>
+        <w:ind w:left="3600" w:hanging="360"/>
+      </w:pPr>
+    </w:lvl>
+    <w:lvl w:ilvl="5" w:tplc="042A001B" w:tentative="1">
+      <w:start w:val="1"/>
+      <w:numFmt w:val="lowerRoman"/>
+      <w:lvlText w:val="%6."/>
+      <w:lvlJc w:val="right"/>
+      <w:pPr>
+        <w:ind w:left="4320" w:hanging="180"/>
+      </w:pPr>
+    </w:lvl>
+    <w:lvl w:ilvl="6" w:tplc="042A000F" w:tentative="1">
+      <w:start w:val="1"/>
+      <w:numFmt w:val="decimal"/>
+      <w:lvlText w:val="%7."/>
+      <w:lvlJc w:val="left"/>
+      <w:pPr>
+        <w:ind w:left="5040" w:hanging="360"/>
+      </w:pPr>
+    </w:lvl>
+    <w:lvl w:ilvl="7" w:tplc="042A0019" w:tentative="1">
+      <w:start w:val="1"/>
+      <w:numFmt w:val="lowerLetter"/>
+      <w:lvlText w:val="%8."/>
+      <w:lvlJc w:val="left"/>
+      <w:pPr>
+        <w:ind w:left="5760" w:hanging="360"/>
+      </w:pPr>
+    </w:lvl>
+    <w:lvl w:ilvl="8" w:tplc="042A001B" w:tentative="1">
+      <w:start w:val="1"/>
+      <w:numFmt w:val="lowerRoman"/>
+      <w:lvlText w:val="%9."/>
+      <w:lvlJc w:val="right"/>
+      <w:pPr>
+        <w:ind w:left="6480" w:hanging="180"/>
+      </w:pPr>
+    </w:lvl>
+  </w:abstractNum>
+  <w:abstractNum w:abstractNumId="16" w15:restartNumberingAfterBreak="0">
     <w:nsid w:val="3B2E00AA"/>
     <w:multiLevelType w:val="multilevel"/>
     <w:tmpl w:val="B792F3E6"/>
@@ -2848,7 +4540,7 @@
       </w:rPr>
     </w:lvl>
   </w:abstractNum>
-  <w:abstractNum w:abstractNumId="7" w15:restartNumberingAfterBreak="0">
+  <w:abstractNum w:abstractNumId="17" w15:restartNumberingAfterBreak="0">
     <w:nsid w:val="41F463AD"/>
     <w:multiLevelType w:val="multilevel"/>
     <w:tmpl w:val="6A2EEFE4"/>
@@ -2967,7 +4659,554 @@
       </w:rPr>
     </w:lvl>
   </w:abstractNum>
-  <w:abstractNum w:abstractNumId="8" w15:restartNumberingAfterBreak="0">
+  <w:abstractNum w:abstractNumId="18" w15:restartNumberingAfterBreak="0">
+    <w:nsid w:val="56DC7D1A"/>
+    <w:multiLevelType w:val="multilevel"/>
+    <w:tmpl w:val="1070F51A"/>
+    <w:lvl w:ilvl="0">
+      <w:start w:val="1"/>
+      <w:numFmt w:val="decimal"/>
+      <w:lvlText w:val="%1."/>
+      <w:lvlJc w:val="left"/>
+      <w:pPr>
+        <w:ind w:left="360" w:hanging="360"/>
+      </w:pPr>
+      <w:rPr>
+        <w:rFonts w:hint="default"/>
+        <w:b/>
+        <w:bCs/>
+      </w:rPr>
+    </w:lvl>
+    <w:lvl w:ilvl="1">
+      <w:start w:val="1"/>
+      <w:numFmt w:val="decimal"/>
+      <w:isLgl/>
+      <w:lvlText w:val="%1.%2"/>
+      <w:lvlJc w:val="left"/>
+      <w:pPr>
+        <w:ind w:left="720" w:hanging="720"/>
+      </w:pPr>
+      <w:rPr>
+        <w:rFonts w:hint="default"/>
+      </w:rPr>
+    </w:lvl>
+    <w:lvl w:ilvl="2">
+      <w:start w:val="1"/>
+      <w:numFmt w:val="decimal"/>
+      <w:isLgl/>
+      <w:lvlText w:val="%1.%2.%3"/>
+      <w:lvlJc w:val="left"/>
+      <w:pPr>
+        <w:ind w:left="720" w:hanging="720"/>
+      </w:pPr>
+      <w:rPr>
+        <w:rFonts w:hint="default"/>
+      </w:rPr>
+    </w:lvl>
+    <w:lvl w:ilvl="3">
+      <w:start w:val="1"/>
+      <w:numFmt w:val="decimal"/>
+      <w:isLgl/>
+      <w:lvlText w:val="%1.%2.%3.%4"/>
+      <w:lvlJc w:val="left"/>
+      <w:pPr>
+        <w:ind w:left="1080" w:hanging="1080"/>
+      </w:pPr>
+      <w:rPr>
+        <w:rFonts w:hint="default"/>
+      </w:rPr>
+    </w:lvl>
+    <w:lvl w:ilvl="4">
+      <w:start w:val="1"/>
+      <w:numFmt w:val="decimal"/>
+      <w:isLgl/>
+      <w:lvlText w:val="%1.%2.%3.%4.%5"/>
+      <w:lvlJc w:val="left"/>
+      <w:pPr>
+        <w:ind w:left="1080" w:hanging="1080"/>
+      </w:pPr>
+      <w:rPr>
+        <w:rFonts w:hint="default"/>
+      </w:rPr>
+    </w:lvl>
+    <w:lvl w:ilvl="5">
+      <w:start w:val="1"/>
+      <w:numFmt w:val="decimal"/>
+      <w:isLgl/>
+      <w:lvlText w:val="%1.%2.%3.%4.%5.%6"/>
+      <w:lvlJc w:val="left"/>
+      <w:pPr>
+        <w:ind w:left="1440" w:hanging="1440"/>
+      </w:pPr>
+      <w:rPr>
+        <w:rFonts w:hint="default"/>
+      </w:rPr>
+    </w:lvl>
+    <w:lvl w:ilvl="6">
+      <w:start w:val="1"/>
+      <w:numFmt w:val="decimal"/>
+      <w:isLgl/>
+      <w:lvlText w:val="%1.%2.%3.%4.%5.%6.%7"/>
+      <w:lvlJc w:val="left"/>
+      <w:pPr>
+        <w:ind w:left="1800" w:hanging="1800"/>
+      </w:pPr>
+      <w:rPr>
+        <w:rFonts w:hint="default"/>
+      </w:rPr>
+    </w:lvl>
+    <w:lvl w:ilvl="7">
+      <w:start w:val="1"/>
+      <w:numFmt w:val="decimal"/>
+      <w:isLgl/>
+      <w:lvlText w:val="%1.%2.%3.%4.%5.%6.%7.%8"/>
+      <w:lvlJc w:val="left"/>
+      <w:pPr>
+        <w:ind w:left="1800" w:hanging="1800"/>
+      </w:pPr>
+      <w:rPr>
+        <w:rFonts w:hint="default"/>
+      </w:rPr>
+    </w:lvl>
+    <w:lvl w:ilvl="8">
+      <w:start w:val="1"/>
+      <w:numFmt w:val="decimal"/>
+      <w:isLgl/>
+      <w:lvlText w:val="%1.%2.%3.%4.%5.%6.%7.%8.%9"/>
+      <w:lvlJc w:val="left"/>
+      <w:pPr>
+        <w:ind w:left="2160" w:hanging="2160"/>
+      </w:pPr>
+      <w:rPr>
+        <w:rFonts w:hint="default"/>
+      </w:rPr>
+    </w:lvl>
+  </w:abstractNum>
+  <w:abstractNum w:abstractNumId="19" w15:restartNumberingAfterBreak="0">
+    <w:nsid w:val="58AB638E"/>
+    <w:multiLevelType w:val="hybridMultilevel"/>
+    <w:tmpl w:val="26B69DAE"/>
+    <w:lvl w:ilvl="0" w:tplc="E28A6B9E">
+      <w:start w:val="1"/>
+      <w:numFmt w:val="bullet"/>
+      <w:lvlText w:val="-"/>
+      <w:lvlJc w:val="left"/>
+      <w:pPr>
+        <w:ind w:left="1080" w:hanging="360"/>
+      </w:pPr>
+      <w:rPr>
+        <w:rFonts w:ascii="Times New Roman" w:eastAsiaTheme="minorHAnsi" w:hAnsi="Times New Roman" w:cs="Times New Roman" w:hint="default"/>
+      </w:rPr>
+    </w:lvl>
+    <w:lvl w:ilvl="1" w:tplc="04090003" w:tentative="1">
+      <w:start w:val="1"/>
+      <w:numFmt w:val="bullet"/>
+      <w:lvlText w:val="o"/>
+      <w:lvlJc w:val="left"/>
+      <w:pPr>
+        <w:ind w:left="1800" w:hanging="360"/>
+      </w:pPr>
+      <w:rPr>
+        <w:rFonts w:ascii="Courier New" w:hAnsi="Courier New" w:cs="Courier New" w:hint="default"/>
+      </w:rPr>
+    </w:lvl>
+    <w:lvl w:ilvl="2" w:tplc="04090005" w:tentative="1">
+      <w:start w:val="1"/>
+      <w:numFmt w:val="bullet"/>
+      <w:lvlText w:val=""/>
+      <w:lvlJc w:val="left"/>
+      <w:pPr>
+        <w:ind w:left="2520" w:hanging="360"/>
+      </w:pPr>
+      <w:rPr>
+        <w:rFonts w:ascii="Wingdings" w:hAnsi="Wingdings" w:hint="default"/>
+      </w:rPr>
+    </w:lvl>
+    <w:lvl w:ilvl="3" w:tplc="04090001" w:tentative="1">
+      <w:start w:val="1"/>
+      <w:numFmt w:val="bullet"/>
+      <w:lvlText w:val=""/>
+      <w:lvlJc w:val="left"/>
+      <w:pPr>
+        <w:ind w:left="3240" w:hanging="360"/>
+      </w:pPr>
+      <w:rPr>
+        <w:rFonts w:ascii="Symbol" w:hAnsi="Symbol" w:hint="default"/>
+      </w:rPr>
+    </w:lvl>
+    <w:lvl w:ilvl="4" w:tplc="04090003" w:tentative="1">
+      <w:start w:val="1"/>
+      <w:numFmt w:val="bullet"/>
+      <w:lvlText w:val="o"/>
+      <w:lvlJc w:val="left"/>
+      <w:pPr>
+        <w:ind w:left="3960" w:hanging="360"/>
+      </w:pPr>
+      <w:rPr>
+        <w:rFonts w:ascii="Courier New" w:hAnsi="Courier New" w:cs="Courier New" w:hint="default"/>
+      </w:rPr>
+    </w:lvl>
+    <w:lvl w:ilvl="5" w:tplc="04090005" w:tentative="1">
+      <w:start w:val="1"/>
+      <w:numFmt w:val="bullet"/>
+      <w:lvlText w:val=""/>
+      <w:lvlJc w:val="left"/>
+      <w:pPr>
+        <w:ind w:left="4680" w:hanging="360"/>
+      </w:pPr>
+      <w:rPr>
+        <w:rFonts w:ascii="Wingdings" w:hAnsi="Wingdings" w:hint="default"/>
+      </w:rPr>
+    </w:lvl>
+    <w:lvl w:ilvl="6" w:tplc="04090001" w:tentative="1">
+      <w:start w:val="1"/>
+      <w:numFmt w:val="bullet"/>
+      <w:lvlText w:val=""/>
+      <w:lvlJc w:val="left"/>
+      <w:pPr>
+        <w:ind w:left="5400" w:hanging="360"/>
+      </w:pPr>
+      <w:rPr>
+        <w:rFonts w:ascii="Symbol" w:hAnsi="Symbol" w:hint="default"/>
+      </w:rPr>
+    </w:lvl>
+    <w:lvl w:ilvl="7" w:tplc="04090003" w:tentative="1">
+      <w:start w:val="1"/>
+      <w:numFmt w:val="bullet"/>
+      <w:lvlText w:val="o"/>
+      <w:lvlJc w:val="left"/>
+      <w:pPr>
+        <w:ind w:left="6120" w:hanging="360"/>
+      </w:pPr>
+      <w:rPr>
+        <w:rFonts w:ascii="Courier New" w:hAnsi="Courier New" w:cs="Courier New" w:hint="default"/>
+      </w:rPr>
+    </w:lvl>
+    <w:lvl w:ilvl="8" w:tplc="04090005" w:tentative="1">
+      <w:start w:val="1"/>
+      <w:numFmt w:val="bullet"/>
+      <w:lvlText w:val=""/>
+      <w:lvlJc w:val="left"/>
+      <w:pPr>
+        <w:ind w:left="6840" w:hanging="360"/>
+      </w:pPr>
+      <w:rPr>
+        <w:rFonts w:ascii="Wingdings" w:hAnsi="Wingdings" w:hint="default"/>
+      </w:rPr>
+    </w:lvl>
+  </w:abstractNum>
+  <w:abstractNum w:abstractNumId="20" w15:restartNumberingAfterBreak="0">
+    <w:nsid w:val="594874E1"/>
+    <w:multiLevelType w:val="hybridMultilevel"/>
+    <w:tmpl w:val="AB40443C"/>
+    <w:lvl w:ilvl="0" w:tplc="A350AC76">
+      <w:numFmt w:val="bullet"/>
+      <w:lvlText w:val="•"/>
+      <w:lvlJc w:val="left"/>
+      <w:pPr>
+        <w:ind w:left="1080" w:hanging="720"/>
+      </w:pPr>
+      <w:rPr>
+        <w:rFonts w:ascii="Aptos" w:eastAsiaTheme="minorHAnsi" w:hAnsi="Aptos" w:cstheme="minorBidi" w:hint="default"/>
+      </w:rPr>
+    </w:lvl>
+    <w:lvl w:ilvl="1" w:tplc="04090003" w:tentative="1">
+      <w:start w:val="1"/>
+      <w:numFmt w:val="bullet"/>
+      <w:lvlText w:val="o"/>
+      <w:lvlJc w:val="left"/>
+      <w:pPr>
+        <w:ind w:left="1440" w:hanging="360"/>
+      </w:pPr>
+      <w:rPr>
+        <w:rFonts w:ascii="Courier New" w:hAnsi="Courier New" w:cs="Courier New" w:hint="default"/>
+      </w:rPr>
+    </w:lvl>
+    <w:lvl w:ilvl="2" w:tplc="04090005" w:tentative="1">
+      <w:start w:val="1"/>
+      <w:numFmt w:val="bullet"/>
+      <w:lvlText w:val=""/>
+      <w:lvlJc w:val="left"/>
+      <w:pPr>
+        <w:ind w:left="2160" w:hanging="360"/>
+      </w:pPr>
+      <w:rPr>
+        <w:rFonts w:ascii="Wingdings" w:hAnsi="Wingdings" w:hint="default"/>
+      </w:rPr>
+    </w:lvl>
+    <w:lvl w:ilvl="3" w:tplc="04090001" w:tentative="1">
+      <w:start w:val="1"/>
+      <w:numFmt w:val="bullet"/>
+      <w:lvlText w:val=""/>
+      <w:lvlJc w:val="left"/>
+      <w:pPr>
+        <w:ind w:left="2880" w:hanging="360"/>
+      </w:pPr>
+      <w:rPr>
+        <w:rFonts w:ascii="Symbol" w:hAnsi="Symbol" w:hint="default"/>
+      </w:rPr>
+    </w:lvl>
+    <w:lvl w:ilvl="4" w:tplc="04090003" w:tentative="1">
+      <w:start w:val="1"/>
+      <w:numFmt w:val="bullet"/>
+      <w:lvlText w:val="o"/>
+      <w:lvlJc w:val="left"/>
+      <w:pPr>
+        <w:ind w:left="3600" w:hanging="360"/>
+      </w:pPr>
+      <w:rPr>
+        <w:rFonts w:ascii="Courier New" w:hAnsi="Courier New" w:cs="Courier New" w:hint="default"/>
+      </w:rPr>
+    </w:lvl>
+    <w:lvl w:ilvl="5" w:tplc="04090005" w:tentative="1">
+      <w:start w:val="1"/>
+      <w:numFmt w:val="bullet"/>
+      <w:lvlText w:val=""/>
+      <w:lvlJc w:val="left"/>
+      <w:pPr>
+        <w:ind w:left="4320" w:hanging="360"/>
+      </w:pPr>
+      <w:rPr>
+        <w:rFonts w:ascii="Wingdings" w:hAnsi="Wingdings" w:hint="default"/>
+      </w:rPr>
+    </w:lvl>
+    <w:lvl w:ilvl="6" w:tplc="04090001" w:tentative="1">
+      <w:start w:val="1"/>
+      <w:numFmt w:val="bullet"/>
+      <w:lvlText w:val=""/>
+      <w:lvlJc w:val="left"/>
+      <w:pPr>
+        <w:ind w:left="5040" w:hanging="360"/>
+      </w:pPr>
+      <w:rPr>
+        <w:rFonts w:ascii="Symbol" w:hAnsi="Symbol" w:hint="default"/>
+      </w:rPr>
+    </w:lvl>
+    <w:lvl w:ilvl="7" w:tplc="04090003" w:tentative="1">
+      <w:start w:val="1"/>
+      <w:numFmt w:val="bullet"/>
+      <w:lvlText w:val="o"/>
+      <w:lvlJc w:val="left"/>
+      <w:pPr>
+        <w:ind w:left="5760" w:hanging="360"/>
+      </w:pPr>
+      <w:rPr>
+        <w:rFonts w:ascii="Courier New" w:hAnsi="Courier New" w:cs="Courier New" w:hint="default"/>
+      </w:rPr>
+    </w:lvl>
+    <w:lvl w:ilvl="8" w:tplc="04090005" w:tentative="1">
+      <w:start w:val="1"/>
+      <w:numFmt w:val="bullet"/>
+      <w:lvlText w:val=""/>
+      <w:lvlJc w:val="left"/>
+      <w:pPr>
+        <w:ind w:left="6480" w:hanging="360"/>
+      </w:pPr>
+      <w:rPr>
+        <w:rFonts w:ascii="Wingdings" w:hAnsi="Wingdings" w:hint="default"/>
+      </w:rPr>
+    </w:lvl>
+  </w:abstractNum>
+  <w:abstractNum w:abstractNumId="21" w15:restartNumberingAfterBreak="0">
+    <w:nsid w:val="61C228E8"/>
+    <w:multiLevelType w:val="hybridMultilevel"/>
+    <w:tmpl w:val="17EE6EFE"/>
+    <w:lvl w:ilvl="0" w:tplc="0409000F">
+      <w:start w:val="1"/>
+      <w:numFmt w:val="decimal"/>
+      <w:lvlText w:val="%1."/>
+      <w:lvlJc w:val="left"/>
+      <w:pPr>
+        <w:ind w:left="720" w:hanging="360"/>
+      </w:pPr>
+    </w:lvl>
+    <w:lvl w:ilvl="1" w:tplc="04090019" w:tentative="1">
+      <w:start w:val="1"/>
+      <w:numFmt w:val="lowerLetter"/>
+      <w:lvlText w:val="%2."/>
+      <w:lvlJc w:val="left"/>
+      <w:pPr>
+        <w:ind w:left="1440" w:hanging="360"/>
+      </w:pPr>
+    </w:lvl>
+    <w:lvl w:ilvl="2" w:tplc="0409001B" w:tentative="1">
+      <w:start w:val="1"/>
+      <w:numFmt w:val="lowerRoman"/>
+      <w:lvlText w:val="%3."/>
+      <w:lvlJc w:val="right"/>
+      <w:pPr>
+        <w:ind w:left="2160" w:hanging="180"/>
+      </w:pPr>
+    </w:lvl>
+    <w:lvl w:ilvl="3" w:tplc="0409000F" w:tentative="1">
+      <w:start w:val="1"/>
+      <w:numFmt w:val="decimal"/>
+      <w:lvlText w:val="%4."/>
+      <w:lvlJc w:val="left"/>
+      <w:pPr>
+        <w:ind w:left="2880" w:hanging="360"/>
+      </w:pPr>
+    </w:lvl>
+    <w:lvl w:ilvl="4" w:tplc="04090019" w:tentative="1">
+      <w:start w:val="1"/>
+      <w:numFmt w:val="lowerLetter"/>
+      <w:lvlText w:val="%5."/>
+      <w:lvlJc w:val="left"/>
+      <w:pPr>
+        <w:ind w:left="3600" w:hanging="360"/>
+      </w:pPr>
+    </w:lvl>
+    <w:lvl w:ilvl="5" w:tplc="0409001B" w:tentative="1">
+      <w:start w:val="1"/>
+      <w:numFmt w:val="lowerRoman"/>
+      <w:lvlText w:val="%6."/>
+      <w:lvlJc w:val="right"/>
+      <w:pPr>
+        <w:ind w:left="4320" w:hanging="180"/>
+      </w:pPr>
+    </w:lvl>
+    <w:lvl w:ilvl="6" w:tplc="0409000F" w:tentative="1">
+      <w:start w:val="1"/>
+      <w:numFmt w:val="decimal"/>
+      <w:lvlText w:val="%7."/>
+      <w:lvlJc w:val="left"/>
+      <w:pPr>
+        <w:ind w:left="5040" w:hanging="360"/>
+      </w:pPr>
+    </w:lvl>
+    <w:lvl w:ilvl="7" w:tplc="04090019" w:tentative="1">
+      <w:start w:val="1"/>
+      <w:numFmt w:val="lowerLetter"/>
+      <w:lvlText w:val="%8."/>
+      <w:lvlJc w:val="left"/>
+      <w:pPr>
+        <w:ind w:left="5760" w:hanging="360"/>
+      </w:pPr>
+    </w:lvl>
+    <w:lvl w:ilvl="8" w:tplc="0409001B" w:tentative="1">
+      <w:start w:val="1"/>
+      <w:numFmt w:val="lowerRoman"/>
+      <w:lvlText w:val="%9."/>
+      <w:lvlJc w:val="right"/>
+      <w:pPr>
+        <w:ind w:left="6480" w:hanging="180"/>
+      </w:pPr>
+    </w:lvl>
+  </w:abstractNum>
+  <w:abstractNum w:abstractNumId="22" w15:restartNumberingAfterBreak="0">
+    <w:nsid w:val="65BF11A5"/>
+    <w:multiLevelType w:val="hybridMultilevel"/>
+    <w:tmpl w:val="696257AC"/>
+    <w:lvl w:ilvl="0" w:tplc="0409000F">
+      <w:start w:val="1"/>
+      <w:numFmt w:val="decimal"/>
+      <w:lvlText w:val="%1."/>
+      <w:lvlJc w:val="left"/>
+      <w:pPr>
+        <w:ind w:left="720" w:hanging="360"/>
+      </w:pPr>
+      <w:rPr>
+        <w:rFonts w:hint="default"/>
+      </w:rPr>
+    </w:lvl>
+    <w:lvl w:ilvl="1" w:tplc="FFFFFFFF" w:tentative="1">
+      <w:start w:val="1"/>
+      <w:numFmt w:val="bullet"/>
+      <w:lvlText w:val="o"/>
+      <w:lvlJc w:val="left"/>
+      <w:pPr>
+        <w:ind w:left="1440" w:hanging="360"/>
+      </w:pPr>
+      <w:rPr>
+        <w:rFonts w:ascii="Courier New" w:hAnsi="Courier New" w:cs="Courier New" w:hint="default"/>
+      </w:rPr>
+    </w:lvl>
+    <w:lvl w:ilvl="2" w:tplc="FFFFFFFF" w:tentative="1">
+      <w:start w:val="1"/>
+      <w:numFmt w:val="bullet"/>
+      <w:lvlText w:val=""/>
+      <w:lvlJc w:val="left"/>
+      <w:pPr>
+        <w:ind w:left="2160" w:hanging="360"/>
+      </w:pPr>
+      <w:rPr>
+        <w:rFonts w:ascii="Wingdings" w:hAnsi="Wingdings" w:hint="default"/>
+      </w:rPr>
+    </w:lvl>
+    <w:lvl w:ilvl="3" w:tplc="FFFFFFFF" w:tentative="1">
+      <w:start w:val="1"/>
+      <w:numFmt w:val="bullet"/>
+      <w:lvlText w:val=""/>
+      <w:lvlJc w:val="left"/>
+      <w:pPr>
+        <w:ind w:left="2880" w:hanging="360"/>
+      </w:pPr>
+      <w:rPr>
+        <w:rFonts w:ascii="Symbol" w:hAnsi="Symbol" w:hint="default"/>
+      </w:rPr>
+    </w:lvl>
+    <w:lvl w:ilvl="4" w:tplc="FFFFFFFF" w:tentative="1">
+      <w:start w:val="1"/>
+      <w:numFmt w:val="bullet"/>
+      <w:lvlText w:val="o"/>
+      <w:lvlJc w:val="left"/>
+      <w:pPr>
+        <w:ind w:left="3600" w:hanging="360"/>
+      </w:pPr>
+      <w:rPr>
+        <w:rFonts w:ascii="Courier New" w:hAnsi="Courier New" w:cs="Courier New" w:hint="default"/>
+      </w:rPr>
+    </w:lvl>
+    <w:lvl w:ilvl="5" w:tplc="FFFFFFFF" w:tentative="1">
+      <w:start w:val="1"/>
+      <w:numFmt w:val="bullet"/>
+      <w:lvlText w:val=""/>
+      <w:lvlJc w:val="left"/>
+      <w:pPr>
+        <w:ind w:left="4320" w:hanging="360"/>
+      </w:pPr>
+      <w:rPr>
+        <w:rFonts w:ascii="Wingdings" w:hAnsi="Wingdings" w:hint="default"/>
+      </w:rPr>
+    </w:lvl>
+    <w:lvl w:ilvl="6" w:tplc="FFFFFFFF" w:tentative="1">
+      <w:start w:val="1"/>
+      <w:numFmt w:val="bullet"/>
+      <w:lvlText w:val=""/>
+      <w:lvlJc w:val="left"/>
+      <w:pPr>
+        <w:ind w:left="5040" w:hanging="360"/>
+      </w:pPr>
+      <w:rPr>
+        <w:rFonts w:ascii="Symbol" w:hAnsi="Symbol" w:hint="default"/>
+      </w:rPr>
+    </w:lvl>
+    <w:lvl w:ilvl="7" w:tplc="FFFFFFFF" w:tentative="1">
+      <w:start w:val="1"/>
+      <w:numFmt w:val="bullet"/>
+      <w:lvlText w:val="o"/>
+      <w:lvlJc w:val="left"/>
+      <w:pPr>
+        <w:ind w:left="5760" w:hanging="360"/>
+      </w:pPr>
+      <w:rPr>
+        <w:rFonts w:ascii="Courier New" w:hAnsi="Courier New" w:cs="Courier New" w:hint="default"/>
+      </w:rPr>
+    </w:lvl>
+    <w:lvl w:ilvl="8" w:tplc="FFFFFFFF" w:tentative="1">
+      <w:start w:val="1"/>
+      <w:numFmt w:val="bullet"/>
+      <w:lvlText w:val=""/>
+      <w:lvlJc w:val="left"/>
+      <w:pPr>
+        <w:ind w:left="6480" w:hanging="360"/>
+      </w:pPr>
+      <w:rPr>
+        <w:rFonts w:ascii="Wingdings" w:hAnsi="Wingdings" w:hint="default"/>
+      </w:rPr>
+    </w:lvl>
+  </w:abstractNum>
+  <w:abstractNum w:abstractNumId="23" w15:restartNumberingAfterBreak="0">
     <w:nsid w:val="6D132F5D"/>
     <w:multiLevelType w:val="hybridMultilevel"/>
     <w:tmpl w:val="9968977C"/>
@@ -3080,7 +5319,120 @@
       </w:rPr>
     </w:lvl>
   </w:abstractNum>
-  <w:abstractNum w:abstractNumId="9" w15:restartNumberingAfterBreak="0">
+  <w:abstractNum w:abstractNumId="24" w15:restartNumberingAfterBreak="0">
+    <w:nsid w:val="709B2A3F"/>
+    <w:multiLevelType w:val="hybridMultilevel"/>
+    <w:tmpl w:val="E8189930"/>
+    <w:lvl w:ilvl="0" w:tplc="ECCA9CBA">
+      <w:start w:val="1"/>
+      <w:numFmt w:val="bullet"/>
+      <w:lvlText w:val=""/>
+      <w:lvlJc w:val="left"/>
+      <w:pPr>
+        <w:ind w:left="720" w:hanging="360"/>
+      </w:pPr>
+      <w:rPr>
+        <w:rFonts w:ascii="Symbol" w:hAnsi="Symbol" w:hint="default"/>
+      </w:rPr>
+    </w:lvl>
+    <w:lvl w:ilvl="1" w:tplc="04090003" w:tentative="1">
+      <w:start w:val="1"/>
+      <w:numFmt w:val="bullet"/>
+      <w:lvlText w:val="o"/>
+      <w:lvlJc w:val="left"/>
+      <w:pPr>
+        <w:ind w:left="1440" w:hanging="360"/>
+      </w:pPr>
+      <w:rPr>
+        <w:rFonts w:ascii="Courier New" w:hAnsi="Courier New" w:cs="Courier New" w:hint="default"/>
+      </w:rPr>
+    </w:lvl>
+    <w:lvl w:ilvl="2" w:tplc="04090005" w:tentative="1">
+      <w:start w:val="1"/>
+      <w:numFmt w:val="bullet"/>
+      <w:lvlText w:val=""/>
+      <w:lvlJc w:val="left"/>
+      <w:pPr>
+        <w:ind w:left="2160" w:hanging="360"/>
+      </w:pPr>
+      <w:rPr>
+        <w:rFonts w:ascii="Wingdings" w:hAnsi="Wingdings" w:hint="default"/>
+      </w:rPr>
+    </w:lvl>
+    <w:lvl w:ilvl="3" w:tplc="04090001" w:tentative="1">
+      <w:start w:val="1"/>
+      <w:numFmt w:val="bullet"/>
+      <w:lvlText w:val=""/>
+      <w:lvlJc w:val="left"/>
+      <w:pPr>
+        <w:ind w:left="2880" w:hanging="360"/>
+      </w:pPr>
+      <w:rPr>
+        <w:rFonts w:ascii="Symbol" w:hAnsi="Symbol" w:hint="default"/>
+      </w:rPr>
+    </w:lvl>
+    <w:lvl w:ilvl="4" w:tplc="04090003" w:tentative="1">
+      <w:start w:val="1"/>
+      <w:numFmt w:val="bullet"/>
+      <w:lvlText w:val="o"/>
+      <w:lvlJc w:val="left"/>
+      <w:pPr>
+        <w:ind w:left="3600" w:hanging="360"/>
+      </w:pPr>
+      <w:rPr>
+        <w:rFonts w:ascii="Courier New" w:hAnsi="Courier New" w:cs="Courier New" w:hint="default"/>
+      </w:rPr>
+    </w:lvl>
+    <w:lvl w:ilvl="5" w:tplc="04090005" w:tentative="1">
+      <w:start w:val="1"/>
+      <w:numFmt w:val="bullet"/>
+      <w:lvlText w:val=""/>
+      <w:lvlJc w:val="left"/>
+      <w:pPr>
+        <w:ind w:left="4320" w:hanging="360"/>
+      </w:pPr>
+      <w:rPr>
+        <w:rFonts w:ascii="Wingdings" w:hAnsi="Wingdings" w:hint="default"/>
+      </w:rPr>
+    </w:lvl>
+    <w:lvl w:ilvl="6" w:tplc="04090001" w:tentative="1">
+      <w:start w:val="1"/>
+      <w:numFmt w:val="bullet"/>
+      <w:lvlText w:val=""/>
+      <w:lvlJc w:val="left"/>
+      <w:pPr>
+        <w:ind w:left="5040" w:hanging="360"/>
+      </w:pPr>
+      <w:rPr>
+        <w:rFonts w:ascii="Symbol" w:hAnsi="Symbol" w:hint="default"/>
+      </w:rPr>
+    </w:lvl>
+    <w:lvl w:ilvl="7" w:tplc="04090003" w:tentative="1">
+      <w:start w:val="1"/>
+      <w:numFmt w:val="bullet"/>
+      <w:lvlText w:val="o"/>
+      <w:lvlJc w:val="left"/>
+      <w:pPr>
+        <w:ind w:left="5760" w:hanging="360"/>
+      </w:pPr>
+      <w:rPr>
+        <w:rFonts w:ascii="Courier New" w:hAnsi="Courier New" w:cs="Courier New" w:hint="default"/>
+      </w:rPr>
+    </w:lvl>
+    <w:lvl w:ilvl="8" w:tplc="04090005" w:tentative="1">
+      <w:start w:val="1"/>
+      <w:numFmt w:val="bullet"/>
+      <w:lvlText w:val=""/>
+      <w:lvlJc w:val="left"/>
+      <w:pPr>
+        <w:ind w:left="6480" w:hanging="360"/>
+      </w:pPr>
+      <w:rPr>
+        <w:rFonts w:ascii="Wingdings" w:hAnsi="Wingdings" w:hint="default"/>
+      </w:rPr>
+    </w:lvl>
+  </w:abstractNum>
+  <w:abstractNum w:abstractNumId="25" w15:restartNumberingAfterBreak="0">
     <w:nsid w:val="77443FDD"/>
     <w:multiLevelType w:val="multilevel"/>
     <w:tmpl w:val="81C00C7C"/>
@@ -3199,17 +5551,129 @@
       </w:rPr>
     </w:lvl>
   </w:abstractNum>
+  <w:abstractNum w:abstractNumId="26" w15:restartNumberingAfterBreak="0">
+    <w:nsid w:val="79DE156B"/>
+    <w:multiLevelType w:val="hybridMultilevel"/>
+    <w:tmpl w:val="DE527FD4"/>
+    <w:lvl w:ilvl="0" w:tplc="A350AC76">
+      <w:numFmt w:val="bullet"/>
+      <w:lvlText w:val="•"/>
+      <w:lvlJc w:val="left"/>
+      <w:pPr>
+        <w:ind w:left="1440" w:hanging="720"/>
+      </w:pPr>
+      <w:rPr>
+        <w:rFonts w:ascii="Aptos" w:eastAsiaTheme="minorHAnsi" w:hAnsi="Aptos" w:cstheme="minorBidi" w:hint="default"/>
+      </w:rPr>
+    </w:lvl>
+    <w:lvl w:ilvl="1" w:tplc="04090003" w:tentative="1">
+      <w:start w:val="1"/>
+      <w:numFmt w:val="bullet"/>
+      <w:lvlText w:val="o"/>
+      <w:lvlJc w:val="left"/>
+      <w:pPr>
+        <w:ind w:left="1800" w:hanging="360"/>
+      </w:pPr>
+      <w:rPr>
+        <w:rFonts w:ascii="Courier New" w:hAnsi="Courier New" w:cs="Courier New" w:hint="default"/>
+      </w:rPr>
+    </w:lvl>
+    <w:lvl w:ilvl="2" w:tplc="04090005" w:tentative="1">
+      <w:start w:val="1"/>
+      <w:numFmt w:val="bullet"/>
+      <w:lvlText w:val=""/>
+      <w:lvlJc w:val="left"/>
+      <w:pPr>
+        <w:ind w:left="2520" w:hanging="360"/>
+      </w:pPr>
+      <w:rPr>
+        <w:rFonts w:ascii="Wingdings" w:hAnsi="Wingdings" w:hint="default"/>
+      </w:rPr>
+    </w:lvl>
+    <w:lvl w:ilvl="3" w:tplc="04090001" w:tentative="1">
+      <w:start w:val="1"/>
+      <w:numFmt w:val="bullet"/>
+      <w:lvlText w:val=""/>
+      <w:lvlJc w:val="left"/>
+      <w:pPr>
+        <w:ind w:left="3240" w:hanging="360"/>
+      </w:pPr>
+      <w:rPr>
+        <w:rFonts w:ascii="Symbol" w:hAnsi="Symbol" w:hint="default"/>
+      </w:rPr>
+    </w:lvl>
+    <w:lvl w:ilvl="4" w:tplc="04090003" w:tentative="1">
+      <w:start w:val="1"/>
+      <w:numFmt w:val="bullet"/>
+      <w:lvlText w:val="o"/>
+      <w:lvlJc w:val="left"/>
+      <w:pPr>
+        <w:ind w:left="3960" w:hanging="360"/>
+      </w:pPr>
+      <w:rPr>
+        <w:rFonts w:ascii="Courier New" w:hAnsi="Courier New" w:cs="Courier New" w:hint="default"/>
+      </w:rPr>
+    </w:lvl>
+    <w:lvl w:ilvl="5" w:tplc="04090005" w:tentative="1">
+      <w:start w:val="1"/>
+      <w:numFmt w:val="bullet"/>
+      <w:lvlText w:val=""/>
+      <w:lvlJc w:val="left"/>
+      <w:pPr>
+        <w:ind w:left="4680" w:hanging="360"/>
+      </w:pPr>
+      <w:rPr>
+        <w:rFonts w:ascii="Wingdings" w:hAnsi="Wingdings" w:hint="default"/>
+      </w:rPr>
+    </w:lvl>
+    <w:lvl w:ilvl="6" w:tplc="04090001" w:tentative="1">
+      <w:start w:val="1"/>
+      <w:numFmt w:val="bullet"/>
+      <w:lvlText w:val=""/>
+      <w:lvlJc w:val="left"/>
+      <w:pPr>
+        <w:ind w:left="5400" w:hanging="360"/>
+      </w:pPr>
+      <w:rPr>
+        <w:rFonts w:ascii="Symbol" w:hAnsi="Symbol" w:hint="default"/>
+      </w:rPr>
+    </w:lvl>
+    <w:lvl w:ilvl="7" w:tplc="04090003" w:tentative="1">
+      <w:start w:val="1"/>
+      <w:numFmt w:val="bullet"/>
+      <w:lvlText w:val="o"/>
+      <w:lvlJc w:val="left"/>
+      <w:pPr>
+        <w:ind w:left="6120" w:hanging="360"/>
+      </w:pPr>
+      <w:rPr>
+        <w:rFonts w:ascii="Courier New" w:hAnsi="Courier New" w:cs="Courier New" w:hint="default"/>
+      </w:rPr>
+    </w:lvl>
+    <w:lvl w:ilvl="8" w:tplc="04090005" w:tentative="1">
+      <w:start w:val="1"/>
+      <w:numFmt w:val="bullet"/>
+      <w:lvlText w:val=""/>
+      <w:lvlJc w:val="left"/>
+      <w:pPr>
+        <w:ind w:left="6840" w:hanging="360"/>
+      </w:pPr>
+      <w:rPr>
+        <w:rFonts w:ascii="Wingdings" w:hAnsi="Wingdings" w:hint="default"/>
+      </w:rPr>
+    </w:lvl>
+  </w:abstractNum>
   <w:num w:numId="1" w16cid:durableId="1485508781">
-    <w:abstractNumId w:val="4"/>
+    <w:abstractNumId w:val="6"/>
   </w:num>
   <w:num w:numId="2" w16cid:durableId="39593546">
-    <w:abstractNumId w:val="3"/>
+    <w:abstractNumId w:val="5"/>
   </w:num>
   <w:num w:numId="3" w16cid:durableId="22635886">
-    <w:abstractNumId w:val="0"/>
+    <w:abstractNumId w:val="1"/>
   </w:num>
   <w:num w:numId="4" w16cid:durableId="808010322">
-    <w:abstractNumId w:val="0"/>
+    <w:abstractNumId w:val="1"/>
     <w:lvlOverride w:ilvl="0">
       <w:startOverride w:val="1"/>
     </w:lvlOverride>
@@ -3239,24 +5703,75 @@
     </w:lvlOverride>
   </w:num>
   <w:num w:numId="5" w16cid:durableId="99227653">
-    <w:abstractNumId w:val="5"/>
+    <w:abstractNumId w:val="13"/>
   </w:num>
   <w:num w:numId="6" w16cid:durableId="709456235">
+    <w:abstractNumId w:val="25"/>
+  </w:num>
+  <w:num w:numId="7" w16cid:durableId="982928697">
+    <w:abstractNumId w:val="17"/>
+  </w:num>
+  <w:num w:numId="8" w16cid:durableId="1511722779">
+    <w:abstractNumId w:val="16"/>
+  </w:num>
+  <w:num w:numId="9" w16cid:durableId="1349405991">
+    <w:abstractNumId w:val="4"/>
+  </w:num>
+  <w:num w:numId="10" w16cid:durableId="269360066">
+    <w:abstractNumId w:val="3"/>
+  </w:num>
+  <w:num w:numId="11" w16cid:durableId="1208638068">
+    <w:abstractNumId w:val="23"/>
+  </w:num>
+  <w:num w:numId="12" w16cid:durableId="700865767">
+    <w:abstractNumId w:val="2"/>
+  </w:num>
+  <w:num w:numId="13" w16cid:durableId="1479420742">
+    <w:abstractNumId w:val="10"/>
+  </w:num>
+  <w:num w:numId="14" w16cid:durableId="1149591627">
+    <w:abstractNumId w:val="15"/>
+  </w:num>
+  <w:num w:numId="15" w16cid:durableId="1933541170">
+    <w:abstractNumId w:val="14"/>
+  </w:num>
+  <w:num w:numId="16" w16cid:durableId="964239467">
+    <w:abstractNumId w:val="18"/>
+  </w:num>
+  <w:num w:numId="17" w16cid:durableId="98263789">
+    <w:abstractNumId w:val="19"/>
+  </w:num>
+  <w:num w:numId="18" w16cid:durableId="1112824423">
+    <w:abstractNumId w:val="21"/>
+  </w:num>
+  <w:num w:numId="19" w16cid:durableId="1203908650">
+    <w:abstractNumId w:val="0"/>
+  </w:num>
+  <w:num w:numId="20" w16cid:durableId="277176226">
+    <w:abstractNumId w:val="7"/>
+  </w:num>
+  <w:num w:numId="21" w16cid:durableId="46488981">
     <w:abstractNumId w:val="9"/>
   </w:num>
-  <w:num w:numId="7" w16cid:durableId="982928697">
-    <w:abstractNumId w:val="7"/>
+  <w:num w:numId="22" w16cid:durableId="492335739">
+    <w:abstractNumId w:val="12"/>
   </w:num>
-  <w:num w:numId="8" w16cid:durableId="1511722779">
-    <w:abstractNumId w:val="6"/>
+  <w:num w:numId="23" w16cid:durableId="244851178">
+    <w:abstractNumId w:val="22"/>
   </w:num>
-  <w:num w:numId="9" w16cid:durableId="1349405991">
-    <w:abstractNumId w:val="2"/>
+  <w:num w:numId="24" w16cid:durableId="818882745">
+    <w:abstractNumId w:val="24"/>
   </w:num>
-  <w:num w:numId="10" w16cid:durableId="269360066">
-    <w:abstractNumId w:val="1"/>
+  <w:num w:numId="25" w16cid:durableId="1602251965">
+    <w:abstractNumId w:val="20"/>
   </w:num>
-  <w:num w:numId="11" w16cid:durableId="1208638068">
+  <w:num w:numId="26" w16cid:durableId="1751586013">
+    <w:abstractNumId w:val="11"/>
+  </w:num>
+  <w:num w:numId="27" w16cid:durableId="1343704725">
+    <w:abstractNumId w:val="26"/>
+  </w:num>
+  <w:num w:numId="28" w16cid:durableId="1274289402">
     <w:abstractNumId w:val="8"/>
   </w:num>
 </w:numbering>
@@ -3316,7 +5831,7 @@
     <w:lsdException w:name="header" w:semiHidden="1" w:unhideWhenUsed="1"/>
     <w:lsdException w:name="footer" w:semiHidden="1" w:unhideWhenUsed="1"/>
     <w:lsdException w:name="index heading" w:semiHidden="1" w:unhideWhenUsed="1"/>
-    <w:lsdException w:name="caption" w:semiHidden="1" w:uiPriority="35" w:unhideWhenUsed="1" w:qFormat="1"/>
+    <w:lsdException w:name="caption" w:semiHidden="1" w:uiPriority="0" w:unhideWhenUsed="1" w:qFormat="1"/>
     <w:lsdException w:name="table of figures" w:semiHidden="1" w:unhideWhenUsed="1"/>
     <w:lsdException w:name="envelope address" w:semiHidden="1" w:unhideWhenUsed="1"/>
     <w:lsdException w:name="envelope return" w:semiHidden="1" w:unhideWhenUsed="1"/>
@@ -3899,6 +6414,7 @@
   <w:style w:type="character" w:default="1" w:styleId="DefaultParagraphFont">
     <w:name w:val="Default Paragraph Font"/>
     <w:uiPriority w:val="1"/>
+    <w:semiHidden/>
     <w:unhideWhenUsed/>
   </w:style>
   <w:style w:type="table" w:default="1" w:styleId="TableNormal">
@@ -4259,6 +6775,40 @@
       <w:szCs w:val="20"/>
     </w:rPr>
   </w:style>
+  <w:style w:type="paragraph" w:styleId="Caption">
+    <w:name w:val="caption"/>
+    <w:basedOn w:val="Normal"/>
+    <w:next w:val="Normal"/>
+    <w:qFormat/>
+    <w:rsid w:val="004376A4"/>
+    <w:pPr>
+      <w:spacing w:before="120" w:after="120" w:line="288" w:lineRule="auto"/>
+      <w:jc w:val="both"/>
+    </w:pPr>
+    <w:rPr>
+      <w:rFonts w:ascii="Times New Roman" w:eastAsia="Times New Roman" w:hAnsi="Times New Roman" w:cs="Times New Roman"/>
+      <w:b/>
+      <w:kern w:val="0"/>
+      <w:szCs w:val="20"/>
+      <w14:ligatures w14:val="none"/>
+    </w:rPr>
+  </w:style>
+  <w:style w:type="paragraph" w:styleId="NormalWeb">
+    <w:name w:val="Normal (Web)"/>
+    <w:basedOn w:val="Normal"/>
+    <w:uiPriority w:val="99"/>
+    <w:semiHidden/>
+    <w:unhideWhenUsed/>
+    <w:rsid w:val="004376A4"/>
+    <w:pPr>
+      <w:spacing w:before="100" w:beforeAutospacing="1" w:after="100" w:afterAutospacing="1" w:line="240" w:lineRule="auto"/>
+    </w:pPr>
+    <w:rPr>
+      <w:rFonts w:ascii="Times New Roman" w:eastAsia="Times New Roman" w:hAnsi="Times New Roman" w:cs="Times New Roman"/>
+      <w:kern w:val="0"/>
+      <w14:ligatures w14:val="none"/>
+    </w:rPr>
+  </w:style>
 </w:styles>
 </file>
 
